--- a/bitvis_vip_uart/doc/uart_vvc_QuickRef.docx
+++ b/bitvis_vip_uart/doc/uart_vvc_QuickRef.docx
@@ -112,7 +112,7 @@
                 <v:stroke joinstyle="miter"/>
                 <v:path gradientshapeok="t" o:connecttype="rect"/>
               </v:shapetype>
-              <v:shape id="Tekstboks 2" o:spid="_x0000_s1026" type="#_x0000_t202" style="position:absolute;margin-left:687.55pt;margin-top:34pt;width:66.85pt;height:28.05pt;z-index:251681792;visibility:visible;mso-wrap-style:square;mso-width-percent:0;mso-height-percent:0;mso-wrap-distance-left:9pt;mso-wrap-distance-top:3.6pt;mso-wrap-distance-right:9pt;mso-wrap-distance-bottom:3.6pt;mso-position-horizontal:absolute;mso-position-horizontal-relative:text;mso-position-vertical:absolute;mso-position-vertical-relative:text;mso-width-percent:0;mso-height-percent:0;mso-width-relative:margin;mso-height-relative:margin;v-text-anchor:top" o:gfxdata="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" strokecolor="white [3212]">
+              <v:shape id="Tekstboks 2" o:spid="_x0000_s1026" type="#_x0000_t202" style="position:absolute;margin-left:687.55pt;margin-top:34pt;width:66.85pt;height:28.05pt;z-index:251681792;visibility:visible;mso-wrap-style:square;mso-width-percent:0;mso-height-percent:0;mso-wrap-distance-left:9pt;mso-wrap-distance-top:3.6pt;mso-wrap-distance-right:9pt;mso-wrap-distance-bottom:3.6pt;mso-position-horizontal:absolute;mso-position-horizontal-relative:text;mso-position-vertical:absolute;mso-position-vertical-relative:text;mso-width-percent:0;mso-height-percent:0;mso-width-relative:margin;mso-height-relative:margin;v-text-anchor:top" o:gfxdata="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" strokecolor="white [3212]">
                 <v:textbox>
                   <w:txbxContent>
                     <w:p>
@@ -124,7 +124,6 @@
                           <w:lang w:val="nb-NO"/>
                         </w:rPr>
                       </w:pPr>
-                      <w:proofErr w:type="spellStart"/>
                       <w:r>
                         <w:rPr>
                           <w:b/>
@@ -134,7 +133,6 @@
                         </w:rPr>
                         <w:t>VVC</w:t>
                       </w:r>
-                      <w:proofErr w:type="spellEnd"/>
                     </w:p>
                   </w:txbxContent>
                 </v:textbox>
@@ -286,7 +284,15 @@
         <w:t xml:space="preserve">VVC Framework </w:t>
       </w:r>
       <w:r>
-        <w:t>Essential Mechanisms located in uvvm_vvc_framework/doc.</w:t>
+        <w:t xml:space="preserve">Essential Mechanisms located in </w:t>
+      </w:r>
+      <w:proofErr w:type="spellStart"/>
+      <w:r>
+        <w:t>uvvm_vvc_framework</w:t>
+      </w:r>
+      <w:proofErr w:type="spellEnd"/>
+      <w:r>
+        <w:t>/doc.</w:t>
       </w:r>
       <w:r>
         <w:t xml:space="preserve"> </w:t>
@@ -363,6 +369,7 @@
               </w:rPr>
             </w:pPr>
             <w:bookmarkStart w:id="0" w:name="_Hlk19266150"/>
+            <w:proofErr w:type="spellStart"/>
             <w:r>
               <w:rPr>
                 <w:rFonts w:cs="Helvetica"/>
@@ -372,6 +379,7 @@
               </w:rPr>
               <w:t>uart_transmit</w:t>
             </w:r>
+            <w:proofErr w:type="spellEnd"/>
             <w:r>
               <w:rPr>
                 <w:rFonts w:cs="Helvetica"/>
@@ -404,6 +412,7 @@
               </w:rPr>
               <w:t xml:space="preserve">, </w:t>
             </w:r>
+            <w:proofErr w:type="spellStart"/>
             <w:r>
               <w:rPr>
                 <w:rFonts w:cs="Helvetica"/>
@@ -426,15 +435,16 @@
                 <w:color w:val="FFFFFF"/>
                 <w:szCs w:val="30"/>
               </w:rPr>
-              <w:t xml:space="preserve">x, </w:t>
-            </w:r>
+              <w:t>x</w:t>
+            </w:r>
+            <w:proofErr w:type="spellEnd"/>
             <w:r>
               <w:rPr>
                 <w:rFonts w:cs="Helvetica"/>
                 <w:color w:val="FFFFFF"/>
                 <w:szCs w:val="30"/>
               </w:rPr>
-              <w:t xml:space="preserve">channel, </w:t>
+              <w:t xml:space="preserve">, </w:t>
             </w:r>
             <w:r>
               <w:rPr>
@@ -442,7 +452,7 @@
                 <w:color w:val="FFFFFF"/>
                 <w:szCs w:val="30"/>
               </w:rPr>
-              <w:t>data</w:t>
+              <w:t xml:space="preserve">channel, </w:t>
             </w:r>
             <w:r>
               <w:rPr>
@@ -450,6 +460,14 @@
                 <w:color w:val="FFFFFF"/>
                 <w:szCs w:val="30"/>
               </w:rPr>
+              <w:t>data</w:t>
+            </w:r>
+            <w:r>
+              <w:rPr>
+                <w:rFonts w:cs="Helvetica"/>
+                <w:color w:val="FFFFFF"/>
+                <w:szCs w:val="30"/>
+              </w:rPr>
               <w:t xml:space="preserve"> | </w:t>
             </w:r>
             <w:r>
@@ -460,6 +478,7 @@
               </w:rPr>
               <w:t>{</w:t>
             </w:r>
+            <w:proofErr w:type="spellStart"/>
             <w:r>
               <w:rPr>
                 <w:rFonts w:cs="Helvetica"/>
@@ -476,6 +495,7 @@
               </w:rPr>
               <w:t>words</w:t>
             </w:r>
+            <w:proofErr w:type="spellEnd"/>
             <w:r>
               <w:rPr>
                 <w:rFonts w:cs="Helvetica"/>
@@ -508,6 +528,7 @@
               </w:rPr>
               <w:t xml:space="preserve"> </w:t>
             </w:r>
+            <w:proofErr w:type="spellStart"/>
             <w:r>
               <w:rPr>
                 <w:rFonts w:cs="Helvetica"/>
@@ -516,6 +537,7 @@
               </w:rPr>
               <w:t>msg</w:t>
             </w:r>
+            <w:proofErr w:type="spellEnd"/>
             <w:r>
               <w:rPr>
                 <w:rFonts w:cs="Helvetica"/>
@@ -591,6 +613,7 @@
               </w:rPr>
               <w:t xml:space="preserve">: </w:t>
             </w:r>
+            <w:proofErr w:type="spellStart"/>
             <w:r>
               <w:rPr>
                 <w:rFonts w:cs="Helvetica"/>
@@ -599,8 +622,9 @@
                 <w:sz w:val="15"/>
                 <w:szCs w:val="28"/>
               </w:rPr>
-              <w:t>uart_transmit</w:t>
-            </w:r>
+              <w:t>uart_</w:t>
+            </w:r>
+            <w:proofErr w:type="gramStart"/>
             <w:r>
               <w:rPr>
                 <w:rFonts w:cs="Helvetica"/>
@@ -609,8 +633,9 @@
                 <w:sz w:val="15"/>
                 <w:szCs w:val="28"/>
               </w:rPr>
-              <w:t>(</w:t>
-            </w:r>
+              <w:t>transmit</w:t>
+            </w:r>
+            <w:proofErr w:type="spellEnd"/>
             <w:r>
               <w:rPr>
                 <w:rFonts w:cs="Helvetica"/>
@@ -619,8 +644,9 @@
                 <w:sz w:val="15"/>
                 <w:szCs w:val="28"/>
               </w:rPr>
-              <w:t>UART</w:t>
-            </w:r>
+              <w:t>(</w:t>
+            </w:r>
+            <w:proofErr w:type="gramEnd"/>
             <w:r>
               <w:rPr>
                 <w:rFonts w:cs="Helvetica"/>
@@ -629,7 +655,7 @@
                 <w:sz w:val="15"/>
                 <w:szCs w:val="28"/>
               </w:rPr>
-              <w:t xml:space="preserve">_VVCT, 1, </w:t>
+              <w:t>UART</w:t>
             </w:r>
             <w:r>
               <w:rPr>
@@ -639,8 +665,30 @@
                 <w:sz w:val="15"/>
                 <w:szCs w:val="28"/>
               </w:rPr>
-              <w:t>TX, x"AF</w:t>
-            </w:r>
+              <w:t xml:space="preserve">_VVCT, 1, </w:t>
+            </w:r>
+            <w:r>
+              <w:rPr>
+                <w:rFonts w:cs="Helvetica"/>
+                <w:b w:val="0"/>
+                <w:bCs w:val="0"/>
+                <w:sz w:val="15"/>
+                <w:szCs w:val="28"/>
+              </w:rPr>
+              <w:t xml:space="preserve">TX, </w:t>
+            </w:r>
+            <w:proofErr w:type="spellStart"/>
+            <w:r>
+              <w:rPr>
+                <w:rFonts w:cs="Helvetica"/>
+                <w:b w:val="0"/>
+                <w:bCs w:val="0"/>
+                <w:sz w:val="15"/>
+                <w:szCs w:val="28"/>
+              </w:rPr>
+              <w:t>x"AF</w:t>
+            </w:r>
+            <w:proofErr w:type="spellEnd"/>
             <w:r>
               <w:rPr>
                 <w:rFonts w:cs="Helvetica"/>
@@ -705,6 +753,7 @@
               </w:rPr>
               <w:t xml:space="preserve">                </w:t>
             </w:r>
+            <w:proofErr w:type="spellStart"/>
             <w:r>
               <w:rPr>
                 <w:rFonts w:cs="Helvetica"/>
@@ -714,7 +763,43 @@
                 <w:szCs w:val="28"/>
                 <w:highlight w:val="darkGray"/>
               </w:rPr>
-              <w:t>uart_transmit(UART_VVCT, 1, TX, 5, RANDOM, “Sending 5 random bytes</w:t>
+              <w:t>uart_</w:t>
+            </w:r>
+            <w:proofErr w:type="gramStart"/>
+            <w:r>
+              <w:rPr>
+                <w:rFonts w:cs="Helvetica"/>
+                <w:b w:val="0"/>
+                <w:bCs w:val="0"/>
+                <w:sz w:val="15"/>
+                <w:szCs w:val="28"/>
+                <w:highlight w:val="darkGray"/>
+              </w:rPr>
+              <w:t>transmit</w:t>
+            </w:r>
+            <w:proofErr w:type="spellEnd"/>
+            <w:r>
+              <w:rPr>
+                <w:rFonts w:cs="Helvetica"/>
+                <w:b w:val="0"/>
+                <w:bCs w:val="0"/>
+                <w:sz w:val="15"/>
+                <w:szCs w:val="28"/>
+                <w:highlight w:val="darkGray"/>
+              </w:rPr>
+              <w:t>(</w:t>
+            </w:r>
+            <w:proofErr w:type="gramEnd"/>
+            <w:r>
+              <w:rPr>
+                <w:rFonts w:cs="Helvetica"/>
+                <w:b w:val="0"/>
+                <w:bCs w:val="0"/>
+                <w:sz w:val="15"/>
+                <w:szCs w:val="28"/>
+                <w:highlight w:val="darkGray"/>
+              </w:rPr>
+              <w:t>UART_VVCT, 1, TX, 5, RANDOM, “Sending 5 random bytes</w:t>
             </w:r>
             <w:r>
               <w:rPr>
@@ -826,6 +911,7 @@
                                 <w:sz w:val="20"/>
                               </w:rPr>
                             </w:pPr>
+                            <w:proofErr w:type="spellStart"/>
                             <w:r>
                               <w:rPr>
                                 <w:rFonts w:ascii="Helvetica Neue Light" w:hAnsi="Helvetica Neue Light"/>
@@ -835,6 +921,7 @@
                               </w:rPr>
                               <w:t>uart_vvc.vhd</w:t>
                             </w:r>
+                            <w:proofErr w:type="spellEnd"/>
                           </w:p>
                           <w:p>
                             <w:pPr>
@@ -846,6 +933,7 @@
                                 <w:sz w:val="20"/>
                               </w:rPr>
                             </w:pPr>
+                            <w:proofErr w:type="spellStart"/>
                             <w:r>
                               <w:rPr>
                                 <w:rFonts w:ascii="Helvetica Neue Light" w:hAnsi="Helvetica Neue Light"/>
@@ -855,6 +943,7 @@
                               </w:rPr>
                               <w:t>uart_rx_vvc.vhd</w:t>
                             </w:r>
+                            <w:proofErr w:type="spellEnd"/>
                           </w:p>
                           <w:p>
                             <w:pPr>
@@ -866,6 +955,7 @@
                                 <w:sz w:val="20"/>
                               </w:rPr>
                             </w:pPr>
+                            <w:proofErr w:type="spellStart"/>
                             <w:r>
                               <w:rPr>
                                 <w:rFonts w:ascii="Helvetica Neue Light" w:hAnsi="Helvetica Neue Light"/>
@@ -875,6 +965,7 @@
                               </w:rPr>
                               <w:t>uart_tx_vvc.vhd</w:t>
                             </w:r>
+                            <w:proofErr w:type="spellEnd"/>
                           </w:p>
                           <w:p>
                             <w:pPr>
@@ -909,7 +1000,7 @@
           </mc:Choice>
           <mc:Fallback>
             <w:pict>
-              <v:shape w14:anchorId="6835D37D" id="Tekstboks 8" o:spid="_x0000_s1027" type="#_x0000_t202" style="position:absolute;margin-left:669.1pt;margin-top:15.95pt;width:85.55pt;height:49.5pt;z-index:251683840;visibility:visible;mso-wrap-style:square;mso-width-percent:0;mso-height-percent:0;mso-wrap-distance-left:9pt;mso-wrap-distance-top:0;mso-wrap-distance-right:9pt;mso-wrap-distance-bottom:0;mso-position-horizontal:absolute;mso-position-horizontal-relative:margin;mso-position-vertical:absolute;mso-position-vertical-relative:text;mso-width-percent:0;mso-height-percent:0;mso-width-relative:margin;mso-height-relative:margin;v-text-anchor:top" o:gfxdata="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" filled="f" stroked="f">
+              <v:shape w14:anchorId="6835D37D" id="Tekstboks 8" o:spid="_x0000_s1027" type="#_x0000_t202" style="position:absolute;margin-left:669.1pt;margin-top:15.95pt;width:85.55pt;height:49.5pt;z-index:251683840;visibility:visible;mso-wrap-style:square;mso-width-percent:0;mso-height-percent:0;mso-wrap-distance-left:9pt;mso-wrap-distance-top:0;mso-wrap-distance-right:9pt;mso-wrap-distance-bottom:0;mso-position-horizontal:absolute;mso-position-horizontal-relative:margin;mso-position-vertical:absolute;mso-position-vertical-relative:text;mso-width-percent:0;mso-height-percent:0;mso-width-relative:margin;mso-height-relative:margin;v-text-anchor:top" o:gfxdata="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" filled="f" stroked="f">
                 <v:textbox>
                   <w:txbxContent>
                     <w:p>
@@ -1048,6 +1139,7 @@
                 <w:szCs w:val="24"/>
               </w:rPr>
             </w:pPr>
+            <w:proofErr w:type="spellStart"/>
             <w:r>
               <w:rPr>
                 <w:rFonts w:cs="Helvetica"/>
@@ -1075,6 +1167,7 @@
               </w:rPr>
               <w:t>receive</w:t>
             </w:r>
+            <w:proofErr w:type="spellEnd"/>
             <w:r>
               <w:rPr>
                 <w:rFonts w:cs="Helvetica"/>
@@ -1107,6 +1200,7 @@
               </w:rPr>
               <w:t xml:space="preserve">, </w:t>
             </w:r>
+            <w:proofErr w:type="spellStart"/>
             <w:r>
               <w:rPr>
                 <w:rFonts w:cs="Helvetica"/>
@@ -1129,15 +1223,16 @@
                 <w:color w:val="FFFFFF"/>
                 <w:szCs w:val="30"/>
               </w:rPr>
-              <w:t xml:space="preserve">idx, </w:t>
-            </w:r>
+              <w:t>idx</w:t>
+            </w:r>
+            <w:proofErr w:type="spellEnd"/>
             <w:r>
               <w:rPr>
                 <w:rFonts w:cs="Helvetica"/>
                 <w:color w:val="FFFFFF"/>
                 <w:szCs w:val="30"/>
               </w:rPr>
-              <w:t>channel</w:t>
+              <w:t xml:space="preserve">, </w:t>
             </w:r>
             <w:r>
               <w:rPr>
@@ -1145,7 +1240,7 @@
                 <w:color w:val="FFFFFF"/>
                 <w:szCs w:val="30"/>
               </w:rPr>
-              <w:t>,</w:t>
+              <w:t>channel</w:t>
             </w:r>
             <w:r>
               <w:rPr>
@@ -1153,6 +1248,14 @@
                 <w:color w:val="FFFFFF"/>
                 <w:szCs w:val="30"/>
               </w:rPr>
+              <w:t>,</w:t>
+            </w:r>
+            <w:r>
+              <w:rPr>
+                <w:rFonts w:cs="Helvetica"/>
+                <w:color w:val="FFFFFF"/>
+                <w:szCs w:val="30"/>
+              </w:rPr>
               <w:t xml:space="preserve"> </w:t>
             </w:r>
             <w:r>
@@ -1163,22 +1266,34 @@
               </w:rPr>
               <w:t xml:space="preserve">[TO_SB,] </w:t>
             </w:r>
+            <w:proofErr w:type="spellStart"/>
             <w:r>
               <w:rPr>
                 <w:rFonts w:cs="Helvetica"/>
                 <w:color w:val="FFFFFF"/>
                 <w:szCs w:val="30"/>
               </w:rPr>
-              <w:t>msg, [</w:t>
-            </w:r>
+              <w:t>msg</w:t>
+            </w:r>
+            <w:proofErr w:type="spellEnd"/>
             <w:r>
               <w:rPr>
                 <w:rFonts w:cs="Helvetica"/>
                 <w:color w:val="FFFFFF"/>
                 <w:szCs w:val="30"/>
               </w:rPr>
+              <w:t>, [</w:t>
+            </w:r>
+            <w:proofErr w:type="spellStart"/>
+            <w:r>
+              <w:rPr>
+                <w:rFonts w:cs="Helvetica"/>
+                <w:color w:val="FFFFFF"/>
+                <w:szCs w:val="30"/>
+              </w:rPr>
               <w:t>alert_level</w:t>
             </w:r>
+            <w:proofErr w:type="spellEnd"/>
             <w:r>
               <w:rPr>
                 <w:rFonts w:cs="Helvetica"/>
@@ -1248,6 +1363,7 @@
               </w:rPr>
               <w:t xml:space="preserve">: </w:t>
             </w:r>
+            <w:proofErr w:type="spellStart"/>
             <w:r>
               <w:rPr>
                 <w:rFonts w:cs="Helvetica"/>
@@ -1256,8 +1372,9 @@
                 <w:sz w:val="15"/>
                 <w:szCs w:val="15"/>
               </w:rPr>
-              <w:t>uart_receive</w:t>
-            </w:r>
+              <w:t>uart_</w:t>
+            </w:r>
+            <w:proofErr w:type="gramStart"/>
             <w:r>
               <w:rPr>
                 <w:rFonts w:cs="Helvetica"/>
@@ -1266,7 +1383,29 @@
                 <w:sz w:val="15"/>
                 <w:szCs w:val="15"/>
               </w:rPr>
-              <w:t>(UART</w:t>
+              <w:t>receive</w:t>
+            </w:r>
+            <w:proofErr w:type="spellEnd"/>
+            <w:r>
+              <w:rPr>
+                <w:rFonts w:cs="Helvetica"/>
+                <w:b w:val="0"/>
+                <w:bCs w:val="0"/>
+                <w:sz w:val="15"/>
+                <w:szCs w:val="15"/>
+              </w:rPr>
+              <w:t>(</w:t>
+            </w:r>
+            <w:proofErr w:type="gramEnd"/>
+            <w:r>
+              <w:rPr>
+                <w:rFonts w:cs="Helvetica"/>
+                <w:b w:val="0"/>
+                <w:bCs w:val="0"/>
+                <w:sz w:val="15"/>
+                <w:szCs w:val="15"/>
+              </w:rPr>
+              <w:t>UART</w:t>
             </w:r>
             <w:r>
               <w:rPr>
@@ -1393,6 +1532,7 @@
               </w:rPr>
               <w:t xml:space="preserve"> </w:t>
             </w:r>
+            <w:proofErr w:type="spellStart"/>
             <w:r>
               <w:rPr>
                 <w:rFonts w:cs="Helvetica"/>
@@ -1401,7 +1541,18 @@
                 <w:szCs w:val="15"/>
                 <w:highlight w:val="darkGray"/>
               </w:rPr>
-              <w:t>uart_receive (UART_VVCT, 1, RX, TO_SB, “Receiving data</w:t>
+              <w:t>uart_receive</w:t>
+            </w:r>
+            <w:proofErr w:type="spellEnd"/>
+            <w:r>
+              <w:rPr>
+                <w:rFonts w:cs="Helvetica"/>
+                <w:b w:val="0"/>
+                <w:sz w:val="15"/>
+                <w:szCs w:val="15"/>
+                <w:highlight w:val="darkGray"/>
+              </w:rPr>
+              <w:t xml:space="preserve"> (UART_VVCT, 1, RX, TO_SB, “Receiving data</w:t>
             </w:r>
             <w:r>
               <w:rPr>
@@ -1515,6 +1666,7 @@
                 <w:szCs w:val="24"/>
               </w:rPr>
             </w:pPr>
+            <w:proofErr w:type="spellStart"/>
             <w:r>
               <w:rPr>
                 <w:rFonts w:cs="Helvetica"/>
@@ -1542,6 +1694,7 @@
               </w:rPr>
               <w:t>expect</w:t>
             </w:r>
+            <w:proofErr w:type="spellEnd"/>
             <w:r>
               <w:rPr>
                 <w:rFonts w:cs="Helvetica"/>
@@ -1582,6 +1735,7 @@
               </w:rPr>
               <w:t xml:space="preserve">, </w:t>
             </w:r>
+            <w:proofErr w:type="spellStart"/>
             <w:r>
               <w:rPr>
                 <w:rFonts w:cs="Helvetica"/>
@@ -1596,15 +1750,16 @@
                 <w:color w:val="FFFFFF"/>
                 <w:szCs w:val="30"/>
               </w:rPr>
-              <w:t xml:space="preserve">instance_idx, </w:t>
-            </w:r>
+              <w:t>instance_idx</w:t>
+            </w:r>
+            <w:proofErr w:type="spellEnd"/>
             <w:r>
               <w:rPr>
                 <w:rFonts w:cs="Helvetica"/>
                 <w:color w:val="FFFFFF"/>
                 <w:szCs w:val="30"/>
               </w:rPr>
-              <w:t>channel,</w:t>
+              <w:t xml:space="preserve">, </w:t>
             </w:r>
             <w:r>
               <w:rPr>
@@ -1612,7 +1767,7 @@
                 <w:color w:val="FFFFFF"/>
                 <w:szCs w:val="30"/>
               </w:rPr>
-              <w:t xml:space="preserve"> data,</w:t>
+              <w:t>channel,</w:t>
             </w:r>
             <w:r>
               <w:rPr>
@@ -1620,7 +1775,7 @@
                 <w:color w:val="FFFFFF"/>
                 <w:szCs w:val="30"/>
               </w:rPr>
-              <w:t xml:space="preserve"> </w:t>
+              <w:t xml:space="preserve"> data,</w:t>
             </w:r>
             <w:r>
               <w:rPr>
@@ -1628,32 +1783,62 @@
                 <w:color w:val="FFFFFF"/>
                 <w:szCs w:val="30"/>
               </w:rPr>
-              <w:t>msg, [</w:t>
-            </w:r>
+              <w:t xml:space="preserve"> </w:t>
+            </w:r>
+            <w:proofErr w:type="spellStart"/>
             <w:r>
               <w:rPr>
                 <w:rFonts w:cs="Helvetica"/>
                 <w:color w:val="FFFFFF"/>
                 <w:szCs w:val="30"/>
               </w:rPr>
-              <w:t>max_receptions, [timeout, [</w:t>
-            </w:r>
+              <w:t>msg</w:t>
+            </w:r>
+            <w:proofErr w:type="spellEnd"/>
             <w:r>
               <w:rPr>
                 <w:rFonts w:cs="Helvetica"/>
                 <w:color w:val="FFFFFF"/>
                 <w:szCs w:val="30"/>
               </w:rPr>
-              <w:t>alert_</w:t>
-            </w:r>
+              <w:t>, [</w:t>
+            </w:r>
+            <w:proofErr w:type="spellStart"/>
             <w:r>
               <w:rPr>
                 <w:rFonts w:cs="Helvetica"/>
                 <w:color w:val="FFFFFF"/>
                 <w:szCs w:val="30"/>
               </w:rPr>
+              <w:t>max_receptions</w:t>
+            </w:r>
+            <w:proofErr w:type="spellEnd"/>
+            <w:r>
+              <w:rPr>
+                <w:rFonts w:cs="Helvetica"/>
+                <w:color w:val="FFFFFF"/>
+                <w:szCs w:val="30"/>
+              </w:rPr>
+              <w:t>, [timeout, [</w:t>
+            </w:r>
+            <w:proofErr w:type="spellStart"/>
+            <w:r>
+              <w:rPr>
+                <w:rFonts w:cs="Helvetica"/>
+                <w:color w:val="FFFFFF"/>
+                <w:szCs w:val="30"/>
+              </w:rPr>
+              <w:t>alert_</w:t>
+            </w:r>
+            <w:r>
+              <w:rPr>
+                <w:rFonts w:cs="Helvetica"/>
+                <w:color w:val="FFFFFF"/>
+                <w:szCs w:val="30"/>
+              </w:rPr>
               <w:t>level</w:t>
             </w:r>
+            <w:proofErr w:type="spellEnd"/>
             <w:r>
               <w:rPr>
                 <w:rFonts w:cs="Helvetica"/>
@@ -1744,6 +1929,7 @@
               </w:rPr>
               <w:t xml:space="preserve">: </w:t>
             </w:r>
+            <w:proofErr w:type="spellStart"/>
             <w:r>
               <w:rPr>
                 <w:rFonts w:cs="Helvetica"/>
@@ -1764,6 +1950,7 @@
               </w:rPr>
               <w:t>_</w:t>
             </w:r>
+            <w:proofErr w:type="gramStart"/>
             <w:r>
               <w:rPr>
                 <w:rFonts w:cs="Helvetica"/>
@@ -1774,6 +1961,7 @@
               </w:rPr>
               <w:t>expect</w:t>
             </w:r>
+            <w:proofErr w:type="spellEnd"/>
             <w:r>
               <w:rPr>
                 <w:rFonts w:cs="Helvetica"/>
@@ -1784,6 +1972,7 @@
               </w:rPr>
               <w:t>(</w:t>
             </w:r>
+            <w:proofErr w:type="gramEnd"/>
             <w:r>
               <w:rPr>
                 <w:rFonts w:cs="Helvetica"/>
@@ -2048,7 +2237,25 @@
                                 <w:sz w:val="15"/>
                                 <w:szCs w:val="15"/>
                               </w:rPr>
-                              <w:t>See UVVM Methods QuickRef for details.</w:t>
+                              <w:t xml:space="preserve">See UVVM Methods </w:t>
+                            </w:r>
+                            <w:proofErr w:type="spellStart"/>
+                            <w:r>
+                              <w:rPr>
+                                <w:rFonts w:cs="Helvetica"/>
+                                <w:sz w:val="15"/>
+                                <w:szCs w:val="15"/>
+                              </w:rPr>
+                              <w:t>QuickRef</w:t>
+                            </w:r>
+                            <w:proofErr w:type="spellEnd"/>
+                            <w:r>
+                              <w:rPr>
+                                <w:rFonts w:cs="Helvetica"/>
+                                <w:sz w:val="15"/>
+                                <w:szCs w:val="15"/>
+                              </w:rPr>
+                              <w:t xml:space="preserve"> for details.</w:t>
                             </w:r>
                           </w:p>
                           <w:p>
@@ -2064,6 +2271,7 @@
                                 <w:szCs w:val="21"/>
                               </w:rPr>
                             </w:pPr>
+                            <w:proofErr w:type="spellStart"/>
                             <w:r>
                               <w:rPr>
                                 <w:rFonts w:cs="Verdana"/>
@@ -2072,15 +2280,36 @@
                                 <w:sz w:val="15"/>
                                 <w:szCs w:val="12"/>
                               </w:rPr>
-                              <w:t>await_completion</w:t>
+                              <w:t>await_</w:t>
                             </w:r>
+                            <w:proofErr w:type="gramStart"/>
+                            <w:r>
+                              <w:rPr>
+                                <w:rFonts w:cs="Verdana"/>
+                                <w:b/>
+                                <w:bCs/>
+                                <w:sz w:val="15"/>
+                                <w:szCs w:val="12"/>
+                              </w:rPr>
+                              <w:t>completion</w:t>
+                            </w:r>
+                            <w:proofErr w:type="spellEnd"/>
                             <w:r>
                               <w:rPr>
                                 <w:rFonts w:cs="Verdana"/>
                                 <w:sz w:val="15"/>
                                 <w:szCs w:val="11"/>
                               </w:rPr>
-                              <w:t>()</w:t>
+                              <w:t>(</w:t>
+                            </w:r>
+                            <w:proofErr w:type="gramEnd"/>
+                            <w:r>
+                              <w:rPr>
+                                <w:rFonts w:cs="Verdana"/>
+                                <w:sz w:val="15"/>
+                                <w:szCs w:val="11"/>
+                              </w:rPr>
+                              <w:t>)</w:t>
                             </w:r>
                             <w:r>
                               <w:rPr>
@@ -2101,8 +2330,19 @@
                                 <w:szCs w:val="12"/>
                               </w:rPr>
                               <w:br/>
+                            </w:r>
+                            <w:proofErr w:type="spellStart"/>
+                            <w:r>
+                              <w:rPr>
+                                <w:rFonts w:cs="Verdana"/>
+                                <w:b/>
+                                <w:bCs/>
+                                <w:sz w:val="15"/>
+                                <w:szCs w:val="12"/>
+                              </w:rPr>
                               <w:t>enable_log_msg</w:t>
                             </w:r>
+                            <w:proofErr w:type="spellEnd"/>
                             <w:r>
                               <w:rPr>
                                 <w:rFonts w:cs="Verdana"/>
@@ -2120,8 +2360,19 @@
                                 <w:szCs w:val="12"/>
                               </w:rPr>
                               <w:br/>
+                            </w:r>
+                            <w:proofErr w:type="spellStart"/>
+                            <w:r>
+                              <w:rPr>
+                                <w:rFonts w:cs="Verdana"/>
+                                <w:b/>
+                                <w:bCs/>
+                                <w:sz w:val="15"/>
+                                <w:szCs w:val="12"/>
+                              </w:rPr>
                               <w:t>disable_log_msg</w:t>
                             </w:r>
+                            <w:proofErr w:type="spellEnd"/>
                             <w:r>
                               <w:rPr>
                                 <w:rFonts w:cs="Verdana"/>
@@ -2144,6 +2395,7 @@
                                 <w:szCs w:val="11"/>
                               </w:rPr>
                             </w:pPr>
+                            <w:proofErr w:type="spellStart"/>
                             <w:r>
                               <w:rPr>
                                 <w:rFonts w:cs="Verdana"/>
@@ -2152,8 +2404,20 @@
                                 <w:sz w:val="15"/>
                                 <w:szCs w:val="12"/>
                               </w:rPr>
-                              <w:t>fetch_result</w:t>
+                              <w:t>fetch_</w:t>
                             </w:r>
+                            <w:proofErr w:type="gramStart"/>
+                            <w:r>
+                              <w:rPr>
+                                <w:rFonts w:cs="Verdana"/>
+                                <w:b/>
+                                <w:bCs/>
+                                <w:sz w:val="15"/>
+                                <w:szCs w:val="12"/>
+                              </w:rPr>
+                              <w:t>result</w:t>
+                            </w:r>
+                            <w:proofErr w:type="spellEnd"/>
                             <w:r>
                               <w:rPr>
                                 <w:rFonts w:cs="Verdana"/>
@@ -2161,7 +2425,17 @@
                                 <w:sz w:val="15"/>
                                 <w:szCs w:val="12"/>
                               </w:rPr>
-                              <w:t>()</w:t>
+                              <w:t>(</w:t>
+                            </w:r>
+                            <w:proofErr w:type="gramEnd"/>
+                            <w:r>
+                              <w:rPr>
+                                <w:rFonts w:cs="Verdana"/>
+                                <w:bCs/>
+                                <w:sz w:val="15"/>
+                                <w:szCs w:val="12"/>
+                              </w:rPr>
+                              <w:t>)</w:t>
                             </w:r>
                           </w:p>
                           <w:p>
@@ -2177,6 +2451,7 @@
                                 <w:szCs w:val="11"/>
                               </w:rPr>
                             </w:pPr>
+                            <w:proofErr w:type="spellStart"/>
                             <w:r>
                               <w:rPr>
                                 <w:rFonts w:cs="Verdana"/>
@@ -2187,6 +2462,7 @@
                               </w:rPr>
                               <w:t>flush_command_queue</w:t>
                             </w:r>
+                            <w:proofErr w:type="spellEnd"/>
                             <w:r>
                               <w:rPr>
                                 <w:rFonts w:cs="Verdana"/>
@@ -2203,6 +2479,7 @@
                               </w:rPr>
                               <w:br/>
                             </w:r>
+                            <w:proofErr w:type="spellStart"/>
                             <w:r>
                               <w:rPr>
                                 <w:rFonts w:cs="Verdana"/>
@@ -2213,6 +2490,7 @@
                               </w:rPr>
                               <w:t>terminate_current_command</w:t>
                             </w:r>
+                            <w:proofErr w:type="spellEnd"/>
                             <w:r>
                               <w:rPr>
                                 <w:rFonts w:cs="Verdana"/>
@@ -2230,8 +2508,19 @@
                                 <w:szCs w:val="12"/>
                               </w:rPr>
                               <w:br/>
+                            </w:r>
+                            <w:proofErr w:type="spellStart"/>
+                            <w:r>
+                              <w:rPr>
+                                <w:rFonts w:cs="Verdana"/>
+                                <w:b/>
+                                <w:bCs/>
+                                <w:sz w:val="15"/>
+                                <w:szCs w:val="12"/>
+                              </w:rPr>
                               <w:t>terminate_all_commands</w:t>
                             </w:r>
+                            <w:proofErr w:type="spellEnd"/>
                             <w:r>
                               <w:rPr>
                                 <w:rFonts w:cs="Verdana"/>
@@ -2249,15 +2538,46 @@
                                 <w:szCs w:val="12"/>
                               </w:rPr>
                               <w:br/>
-                              <w:t>insert_delay</w:t>
                             </w:r>
+                            <w:proofErr w:type="spellStart"/>
+                            <w:r>
+                              <w:rPr>
+                                <w:rFonts w:cs="Verdana"/>
+                                <w:b/>
+                                <w:bCs/>
+                                <w:sz w:val="15"/>
+                                <w:szCs w:val="12"/>
+                              </w:rPr>
+                              <w:t>insert_</w:t>
+                            </w:r>
+                            <w:proofErr w:type="gramStart"/>
+                            <w:r>
+                              <w:rPr>
+                                <w:rFonts w:cs="Verdana"/>
+                                <w:b/>
+                                <w:bCs/>
+                                <w:sz w:val="15"/>
+                                <w:szCs w:val="12"/>
+                              </w:rPr>
+                              <w:t>delay</w:t>
+                            </w:r>
+                            <w:proofErr w:type="spellEnd"/>
                             <w:r>
                               <w:rPr>
                                 <w:rFonts w:cs="Verdana"/>
                                 <w:sz w:val="15"/>
                                 <w:szCs w:val="11"/>
                               </w:rPr>
-                              <w:t>()</w:t>
+                              <w:t>(</w:t>
+                            </w:r>
+                            <w:proofErr w:type="gramEnd"/>
+                            <w:r>
+                              <w:rPr>
+                                <w:rFonts w:cs="Verdana"/>
+                                <w:sz w:val="15"/>
+                                <w:szCs w:val="11"/>
+                              </w:rPr>
+                              <w:t>)</w:t>
                             </w:r>
                           </w:p>
                           <w:p>
@@ -2275,6 +2595,7 @@
                                 <w:szCs w:val="12"/>
                               </w:rPr>
                             </w:pPr>
+                            <w:proofErr w:type="spellStart"/>
                             <w:r>
                               <w:rPr>
                                 <w:rFonts w:cs="Verdana"/>
@@ -2283,7 +2604,40 @@
                                 <w:sz w:val="15"/>
                                 <w:szCs w:val="12"/>
                               </w:rPr>
-                              <w:t>get_last_received_cmd_idx()</w:t>
+                              <w:t>get_last_received_cmd_</w:t>
+                            </w:r>
+                            <w:proofErr w:type="gramStart"/>
+                            <w:r>
+                              <w:rPr>
+                                <w:rFonts w:cs="Verdana"/>
+                                <w:b/>
+                                <w:bCs/>
+                                <w:sz w:val="15"/>
+                                <w:szCs w:val="12"/>
+                              </w:rPr>
+                              <w:t>idx</w:t>
+                            </w:r>
+                            <w:proofErr w:type="spellEnd"/>
+                            <w:r>
+                              <w:rPr>
+                                <w:rFonts w:cs="Verdana"/>
+                                <w:b/>
+                                <w:bCs/>
+                                <w:sz w:val="15"/>
+                                <w:szCs w:val="12"/>
+                              </w:rPr>
+                              <w:t>(</w:t>
+                            </w:r>
+                            <w:proofErr w:type="gramEnd"/>
+                            <w:r>
+                              <w:rPr>
+                                <w:rFonts w:cs="Verdana"/>
+                                <w:b/>
+                                <w:bCs/>
+                                <w:sz w:val="15"/>
+                                <w:szCs w:val="12"/>
+                              </w:rPr>
+                              <w:t>)</w:t>
                             </w:r>
                           </w:p>
                           <w:p>
@@ -2322,7 +2676,7 @@
           </mc:Choice>
           <mc:Fallback>
             <w:pict>
-              <v:shape w14:anchorId="0226FCA2" id="Tekstboks 6" o:spid="_x0000_s1028" type="#_x0000_t202" style="position:absolute;left:0;text-align:left;margin-left:444.05pt;margin-top:6.8pt;width:345.7pt;height:165.35pt;z-index:251665408;visibility:visible;mso-wrap-style:square;mso-width-percent:0;mso-height-percent:0;mso-wrap-distance-left:9pt;mso-wrap-distance-top:0;mso-wrap-distance-right:9pt;mso-wrap-distance-bottom:0;mso-position-horizontal:absolute;mso-position-horizontal-relative:text;mso-position-vertical:absolute;mso-position-vertical-relative:text;mso-width-percent:0;mso-height-percent:0;mso-width-relative:margin;mso-height-relative:margin;v-text-anchor:top" o:gfxdata="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" filled="f" stroked="f">
+              <v:shape w14:anchorId="0226FCA2" id="Tekstboks 6" o:spid="_x0000_s1028" type="#_x0000_t202" style="position:absolute;left:0;text-align:left;margin-left:444.05pt;margin-top:6.8pt;width:345.7pt;height:165.35pt;z-index:251665408;visibility:visible;mso-wrap-style:square;mso-width-percent:0;mso-height-percent:0;mso-wrap-distance-left:9pt;mso-wrap-distance-top:0;mso-wrap-distance-right:9pt;mso-wrap-distance-bottom:0;mso-position-horizontal:absolute;mso-position-horizontal-relative:text;mso-position-vertical:absolute;mso-position-vertical-relative:text;mso-width-percent:0;mso-height-percent:0;mso-width-relative:margin;mso-height-relative:margin;v-text-anchor:top" o:gfxdata="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" filled="f" stroked="f">
                 <v:textbox>
                   <w:txbxContent>
                     <w:p>
@@ -2344,42 +2698,8 @@
                           <w:sz w:val="20"/>
                           <w:szCs w:val="21"/>
                         </w:rPr>
-                        <w:t xml:space="preserve">Common </w:t>
+                        <w:t>Common VVC procedures applicable for this VVC</w:t>
                       </w:r>
-                      <w:proofErr w:type="spellStart"/>
-                      <w:r>
-                        <w:rPr>
-                          <w:rFonts w:cs="Helvetica"/>
-                          <w:b/>
-                          <w:bCs/>
-                          <w:sz w:val="20"/>
-                          <w:szCs w:val="21"/>
-                        </w:rPr>
-                        <w:t>VVC</w:t>
-                      </w:r>
-                      <w:proofErr w:type="spellEnd"/>
-                      <w:r>
-                        <w:rPr>
-                          <w:rFonts w:cs="Helvetica"/>
-                          <w:b/>
-                          <w:bCs/>
-                          <w:sz w:val="20"/>
-                          <w:szCs w:val="21"/>
-                        </w:rPr>
-                        <w:t xml:space="preserve"> procedures applicable for this </w:t>
-                      </w:r>
-                      <w:proofErr w:type="spellStart"/>
-                      <w:r>
-                        <w:rPr>
-                          <w:rFonts w:cs="Helvetica"/>
-                          <w:b/>
-                          <w:bCs/>
-                          <w:sz w:val="20"/>
-                          <w:szCs w:val="21"/>
-                        </w:rPr>
-                        <w:t>VVC</w:t>
-                      </w:r>
-                      <w:proofErr w:type="spellEnd"/>
                       <w:r>
                         <w:rPr>
                           <w:sz w:val="22"/>
@@ -2400,25 +2720,7 @@
                           <w:sz w:val="15"/>
                           <w:szCs w:val="15"/>
                         </w:rPr>
-                        <w:t xml:space="preserve">See </w:t>
-                      </w:r>
-                      <w:proofErr w:type="spellStart"/>
-                      <w:r>
-                        <w:rPr>
-                          <w:rFonts w:cs="Helvetica"/>
-                          <w:sz w:val="15"/>
-                          <w:szCs w:val="15"/>
-                        </w:rPr>
-                        <w:t>UVVM</w:t>
-                      </w:r>
-                      <w:proofErr w:type="spellEnd"/>
-                      <w:r>
-                        <w:rPr>
-                          <w:rFonts w:cs="Helvetica"/>
-                          <w:sz w:val="15"/>
-                          <w:szCs w:val="15"/>
-                        </w:rPr>
-                        <w:t xml:space="preserve"> Methods </w:t>
+                        <w:t xml:space="preserve">See UVVM Methods </w:t>
                       </w:r>
                       <w:proofErr w:type="spellStart"/>
                       <w:r>
@@ -2868,6 +3170,7 @@
         </w:rPr>
         <w:t>´</w:t>
       </w:r>
+      <w:proofErr w:type="spellStart"/>
       <w:r>
         <w:rPr>
           <w:b/>
@@ -2880,14 +3183,31 @@
           <w:b/>
           <w:szCs w:val="16"/>
         </w:rPr>
-        <w:t>onfig´</w:t>
+        <w:t>onfig</w:t>
+      </w:r>
+      <w:proofErr w:type="spellEnd"/>
+      <w:proofErr w:type="gramStart"/>
+      <w:r>
+        <w:rPr>
+          <w:b/>
+          <w:szCs w:val="16"/>
+        </w:rPr>
+        <w:t>´</w:t>
       </w:r>
       <w:r>
         <w:rPr>
           <w:b/>
           <w:szCs w:val="16"/>
         </w:rPr>
-        <w:t xml:space="preserve">  -- </w:t>
+        <w:t xml:space="preserve">  --</w:t>
+      </w:r>
+      <w:proofErr w:type="gramEnd"/>
+      <w:r>
+        <w:rPr>
+          <w:b/>
+          <w:szCs w:val="16"/>
+        </w:rPr>
+        <w:t xml:space="preserve"> </w:t>
       </w:r>
       <w:r>
         <w:rPr>
@@ -2900,8 +3220,17 @@
           <w:b/>
           <w:szCs w:val="16"/>
         </w:rPr>
-        <w:t xml:space="preserve"> shared_uart_vvc_config</w:t>
+        <w:t xml:space="preserve"> </w:t>
       </w:r>
+      <w:proofErr w:type="spellStart"/>
+      <w:r>
+        <w:rPr>
+          <w:b/>
+          <w:szCs w:val="16"/>
+        </w:rPr>
+        <w:t>shared_uart_vvc_config</w:t>
+      </w:r>
+      <w:proofErr w:type="spellEnd"/>
     </w:p>
     <w:tbl>
       <w:tblPr>
@@ -3117,6 +3446,7 @@
                 <w:szCs w:val="15"/>
               </w:rPr>
             </w:pPr>
+            <w:proofErr w:type="spellStart"/>
             <w:r>
               <w:rPr>
                 <w:sz w:val="15"/>
@@ -3124,6 +3454,7 @@
               </w:rPr>
               <w:t>inter_bfm_delay</w:t>
             </w:r>
+            <w:proofErr w:type="spellEnd"/>
           </w:p>
         </w:tc>
         <w:tc>
@@ -3152,6 +3483,7 @@
                 <w:szCs w:val="15"/>
               </w:rPr>
             </w:pPr>
+            <w:proofErr w:type="spellStart"/>
             <w:r>
               <w:rPr>
                 <w:sz w:val="15"/>
@@ -3166,6 +3498,7 @@
               </w:rPr>
               <w:t>_inter_bfm_delay</w:t>
             </w:r>
+            <w:proofErr w:type="spellEnd"/>
           </w:p>
         </w:tc>
         <w:tc>
@@ -3246,7 +3579,40 @@
                 <w:sz w:val="15"/>
                 <w:szCs w:val="15"/>
               </w:rPr>
-              <w:t>[cmd/result]_queue</w:t>
+              <w:t>[</w:t>
+            </w:r>
+            <w:proofErr w:type="spellStart"/>
+            <w:r>
+              <w:rPr>
+                <w:sz w:val="15"/>
+                <w:szCs w:val="15"/>
+              </w:rPr>
+              <w:t>cmd</w:t>
+            </w:r>
+            <w:proofErr w:type="spellEnd"/>
+            <w:r>
+              <w:rPr>
+                <w:sz w:val="15"/>
+                <w:szCs w:val="15"/>
+              </w:rPr>
+              <w:t>/</w:t>
+            </w:r>
+            <w:proofErr w:type="gramStart"/>
+            <w:r>
+              <w:rPr>
+                <w:sz w:val="15"/>
+                <w:szCs w:val="15"/>
+              </w:rPr>
+              <w:t>result]_</w:t>
+            </w:r>
+            <w:proofErr w:type="spellStart"/>
+            <w:proofErr w:type="gramEnd"/>
+            <w:r>
+              <w:rPr>
+                <w:sz w:val="15"/>
+                <w:szCs w:val="15"/>
+              </w:rPr>
+              <w:t>queue</w:t>
             </w:r>
             <w:r>
               <w:rPr>
@@ -3255,6 +3621,7 @@
               </w:rPr>
               <w:t>_count_max</w:t>
             </w:r>
+            <w:proofErr w:type="spellEnd"/>
           </w:p>
         </w:tc>
         <w:tc>
@@ -3335,7 +3702,23 @@
                 <w:sz w:val="15"/>
                 <w:szCs w:val="15"/>
               </w:rPr>
-              <w:t>[CMD/RESULT]_QUEUE</w:t>
+              <w:t>[CMD/</w:t>
+            </w:r>
+            <w:proofErr w:type="gramStart"/>
+            <w:r>
+              <w:rPr>
+                <w:sz w:val="15"/>
+                <w:szCs w:val="15"/>
+              </w:rPr>
+              <w:t>RESULT]_</w:t>
+            </w:r>
+            <w:proofErr w:type="gramEnd"/>
+            <w:r>
+              <w:rPr>
+                <w:sz w:val="15"/>
+                <w:szCs w:val="15"/>
+              </w:rPr>
+              <w:t>QUEUE</w:t>
             </w:r>
             <w:r>
               <w:rPr>
@@ -3383,7 +3766,40 @@
                 <w:sz w:val="15"/>
                 <w:szCs w:val="15"/>
               </w:rPr>
-              <w:t>[cmd/result]_queue</w:t>
+              <w:t>[</w:t>
+            </w:r>
+            <w:proofErr w:type="spellStart"/>
+            <w:r>
+              <w:rPr>
+                <w:sz w:val="15"/>
+                <w:szCs w:val="15"/>
+              </w:rPr>
+              <w:t>cmd</w:t>
+            </w:r>
+            <w:proofErr w:type="spellEnd"/>
+            <w:r>
+              <w:rPr>
+                <w:sz w:val="15"/>
+                <w:szCs w:val="15"/>
+              </w:rPr>
+              <w:t>/</w:t>
+            </w:r>
+            <w:proofErr w:type="gramStart"/>
+            <w:r>
+              <w:rPr>
+                <w:sz w:val="15"/>
+                <w:szCs w:val="15"/>
+              </w:rPr>
+              <w:t>result]_</w:t>
+            </w:r>
+            <w:proofErr w:type="spellStart"/>
+            <w:proofErr w:type="gramEnd"/>
+            <w:r>
+              <w:rPr>
+                <w:sz w:val="15"/>
+                <w:szCs w:val="15"/>
+              </w:rPr>
+              <w:t>queue</w:t>
             </w:r>
             <w:r>
               <w:rPr>
@@ -3399,6 +3815,7 @@
               </w:rPr>
               <w:t>threshold</w:t>
             </w:r>
+            <w:proofErr w:type="spellEnd"/>
           </w:p>
         </w:tc>
         <w:tc>
@@ -3481,7 +3898,23 @@
                 <w:sz w:val="15"/>
                 <w:szCs w:val="15"/>
               </w:rPr>
-              <w:t>[CMD/RESULT]_QUEUE</w:t>
+              <w:t>[CMD/</w:t>
+            </w:r>
+            <w:proofErr w:type="gramStart"/>
+            <w:r>
+              <w:rPr>
+                <w:sz w:val="15"/>
+                <w:szCs w:val="15"/>
+              </w:rPr>
+              <w:t>RESULT]_</w:t>
+            </w:r>
+            <w:proofErr w:type="gramEnd"/>
+            <w:r>
+              <w:rPr>
+                <w:sz w:val="15"/>
+                <w:szCs w:val="15"/>
+              </w:rPr>
+              <w:t>QUEUE</w:t>
             </w:r>
             <w:r>
               <w:rPr>
@@ -3535,7 +3968,40 @@
                 <w:sz w:val="15"/>
                 <w:szCs w:val="15"/>
               </w:rPr>
-              <w:t>[cmd/result]_queue</w:t>
+              <w:t>[</w:t>
+            </w:r>
+            <w:proofErr w:type="spellStart"/>
+            <w:r>
+              <w:rPr>
+                <w:sz w:val="15"/>
+                <w:szCs w:val="15"/>
+              </w:rPr>
+              <w:t>cmd</w:t>
+            </w:r>
+            <w:proofErr w:type="spellEnd"/>
+            <w:r>
+              <w:rPr>
+                <w:sz w:val="15"/>
+                <w:szCs w:val="15"/>
+              </w:rPr>
+              <w:t>/</w:t>
+            </w:r>
+            <w:proofErr w:type="gramStart"/>
+            <w:r>
+              <w:rPr>
+                <w:sz w:val="15"/>
+                <w:szCs w:val="15"/>
+              </w:rPr>
+              <w:t>result]_</w:t>
+            </w:r>
+            <w:proofErr w:type="spellStart"/>
+            <w:proofErr w:type="gramEnd"/>
+            <w:r>
+              <w:rPr>
+                <w:sz w:val="15"/>
+                <w:szCs w:val="15"/>
+              </w:rPr>
+              <w:t>queue</w:t>
             </w:r>
             <w:r>
               <w:rPr>
@@ -3558,6 +4024,7 @@
               </w:rPr>
               <w:t>_severity</w:t>
             </w:r>
+            <w:proofErr w:type="spellEnd"/>
           </w:p>
         </w:tc>
         <w:tc>
@@ -3585,6 +4052,7 @@
                 <w:szCs w:val="15"/>
               </w:rPr>
             </w:pPr>
+            <w:proofErr w:type="spellStart"/>
             <w:r>
               <w:rPr>
                 <w:sz w:val="15"/>
@@ -3592,6 +4060,7 @@
               </w:rPr>
               <w:t>t_alert_level</w:t>
             </w:r>
+            <w:proofErr w:type="spellEnd"/>
           </w:p>
         </w:tc>
         <w:tc>
@@ -3631,7 +4100,23 @@
                 <w:sz w:val="15"/>
                 <w:szCs w:val="15"/>
               </w:rPr>
-              <w:t>[CMD/RESULT]_QUEUE</w:t>
+              <w:t>[CMD/</w:t>
+            </w:r>
+            <w:proofErr w:type="gramStart"/>
+            <w:r>
+              <w:rPr>
+                <w:sz w:val="15"/>
+                <w:szCs w:val="15"/>
+              </w:rPr>
+              <w:t>RESULT]_</w:t>
+            </w:r>
+            <w:proofErr w:type="gramEnd"/>
+            <w:r>
+              <w:rPr>
+                <w:sz w:val="15"/>
+                <w:szCs w:val="15"/>
+              </w:rPr>
+              <w:t>QUEUE</w:t>
             </w:r>
             <w:r>
               <w:rPr>
@@ -3688,12 +4173,21 @@
                 <w:szCs w:val="15"/>
               </w:rPr>
             </w:pPr>
-            <w:r>
-              <w:rPr>
-                <w:sz w:val="15"/>
-                <w:szCs w:val="15"/>
-              </w:rPr>
-              <w:t xml:space="preserve">bfm_config               </w:t>
+            <w:proofErr w:type="spellStart"/>
+            <w:r>
+              <w:rPr>
+                <w:sz w:val="15"/>
+                <w:szCs w:val="15"/>
+              </w:rPr>
+              <w:t>bfm_config</w:t>
+            </w:r>
+            <w:proofErr w:type="spellEnd"/>
+            <w:r>
+              <w:rPr>
+                <w:sz w:val="15"/>
+                <w:szCs w:val="15"/>
+              </w:rPr>
+              <w:t xml:space="preserve">               </w:t>
             </w:r>
           </w:p>
         </w:tc>
@@ -3723,6 +4217,7 @@
                 <w:szCs w:val="15"/>
               </w:rPr>
             </w:pPr>
+            <w:proofErr w:type="spellStart"/>
             <w:r>
               <w:rPr>
                 <w:sz w:val="15"/>
@@ -3737,6 +4232,7 @@
               </w:rPr>
               <w:t>_bfm_config</w:t>
             </w:r>
+            <w:proofErr w:type="spellEnd"/>
           </w:p>
         </w:tc>
         <w:tc>
@@ -3805,6 +4301,7 @@
                 <w:highlight w:val="darkGray"/>
               </w:rPr>
             </w:pPr>
+            <w:proofErr w:type="spellStart"/>
             <w:r>
               <w:rPr>
                 <w:rFonts w:cs="Helvetica"/>
@@ -3812,7 +4309,17 @@
                 <w:szCs w:val="18"/>
                 <w:highlight w:val="darkGray"/>
               </w:rPr>
-              <w:t xml:space="preserve">error_injection           </w:t>
+              <w:t>error_injection</w:t>
+            </w:r>
+            <w:proofErr w:type="spellEnd"/>
+            <w:r>
+              <w:rPr>
+                <w:rFonts w:cs="Helvetica"/>
+                <w:sz w:val="15"/>
+                <w:szCs w:val="18"/>
+                <w:highlight w:val="darkGray"/>
+              </w:rPr>
+              <w:t xml:space="preserve">           </w:t>
             </w:r>
           </w:p>
         </w:tc>
@@ -3841,6 +4348,7 @@
                 <w:highlight w:val="darkGray"/>
               </w:rPr>
             </w:pPr>
+            <w:proofErr w:type="spellStart"/>
             <w:r>
               <w:rPr>
                 <w:rFonts w:cs="Helvetica"/>
@@ -3868,6 +4376,7 @@
               </w:rPr>
               <w:t>error_injection</w:t>
             </w:r>
+            <w:proofErr w:type="spellEnd"/>
           </w:p>
         </w:tc>
         <w:tc>
@@ -3938,6 +4447,7 @@
                 <w:highlight w:val="darkGray"/>
               </w:rPr>
             </w:pPr>
+            <w:proofErr w:type="spellStart"/>
             <w:r>
               <w:rPr>
                 <w:sz w:val="15"/>
@@ -3946,6 +4456,7 @@
               </w:rPr>
               <w:t>bit_rate_checker</w:t>
             </w:r>
+            <w:proofErr w:type="spellEnd"/>
           </w:p>
         </w:tc>
         <w:tc>
@@ -3974,6 +4485,7 @@
                 <w:highlight w:val="darkGray"/>
               </w:rPr>
             </w:pPr>
+            <w:proofErr w:type="spellStart"/>
             <w:r>
               <w:rPr>
                 <w:sz w:val="15"/>
@@ -3982,6 +4494,7 @@
               </w:rPr>
               <w:t>t_bit_rate_checker</w:t>
             </w:r>
+            <w:proofErr w:type="spellEnd"/>
           </w:p>
         </w:tc>
         <w:tc>
@@ -4051,12 +4564,21 @@
                 <w:szCs w:val="15"/>
               </w:rPr>
             </w:pPr>
-            <w:r>
-              <w:rPr>
-                <w:sz w:val="15"/>
-                <w:szCs w:val="15"/>
-              </w:rPr>
-              <w:t xml:space="preserve">msg_id_panel           </w:t>
+            <w:proofErr w:type="spellStart"/>
+            <w:r>
+              <w:rPr>
+                <w:sz w:val="15"/>
+                <w:szCs w:val="15"/>
+              </w:rPr>
+              <w:t>msg_id_panel</w:t>
+            </w:r>
+            <w:proofErr w:type="spellEnd"/>
+            <w:r>
+              <w:rPr>
+                <w:sz w:val="15"/>
+                <w:szCs w:val="15"/>
+              </w:rPr>
+              <w:t xml:space="preserve">           </w:t>
             </w:r>
           </w:p>
         </w:tc>
@@ -4085,6 +4607,7 @@
                 <w:szCs w:val="15"/>
               </w:rPr>
             </w:pPr>
+            <w:proofErr w:type="spellStart"/>
             <w:r>
               <w:rPr>
                 <w:sz w:val="15"/>
@@ -4092,6 +4615,7 @@
               </w:rPr>
               <w:t>t_msg_id_panel</w:t>
             </w:r>
+            <w:proofErr w:type="spellEnd"/>
           </w:p>
         </w:tc>
         <w:tc>
@@ -4298,14 +4822,39 @@
           <w:b/>
           <w:szCs w:val="16"/>
         </w:rPr>
-        <w:t>´vvc_status´</w:t>
+        <w:t>´</w:t>
+      </w:r>
+      <w:proofErr w:type="spellStart"/>
+      <w:r>
+        <w:rPr>
+          <w:b/>
+          <w:szCs w:val="16"/>
+        </w:rPr>
+        <w:t>vvc_status</w:t>
+      </w:r>
+      <w:proofErr w:type="spellEnd"/>
+      <w:proofErr w:type="gramStart"/>
+      <w:r>
+        <w:rPr>
+          <w:b/>
+          <w:szCs w:val="16"/>
+        </w:rPr>
+        <w:t>´</w:t>
       </w:r>
       <w:r>
         <w:rPr>
           <w:b/>
           <w:szCs w:val="16"/>
         </w:rPr>
-        <w:t xml:space="preserve">  -- </w:t>
+        <w:t xml:space="preserve">  --</w:t>
+      </w:r>
+      <w:proofErr w:type="gramEnd"/>
+      <w:r>
+        <w:rPr>
+          <w:b/>
+          <w:szCs w:val="16"/>
+        </w:rPr>
+        <w:t xml:space="preserve"> </w:t>
       </w:r>
       <w:r>
         <w:rPr>
@@ -4318,8 +4867,17 @@
           <w:b/>
           <w:szCs w:val="16"/>
         </w:rPr>
-        <w:t xml:space="preserve"> shared_uart_vvc_status</w:t>
+        <w:t xml:space="preserve"> </w:t>
       </w:r>
+      <w:proofErr w:type="spellStart"/>
+      <w:r>
+        <w:rPr>
+          <w:b/>
+          <w:szCs w:val="16"/>
+        </w:rPr>
+        <w:t>shared_uart_vvc_status</w:t>
+      </w:r>
+      <w:proofErr w:type="spellEnd"/>
     </w:p>
     <w:tbl>
       <w:tblPr>
@@ -4476,6 +5034,7 @@
                 <w:sz w:val="15"/>
               </w:rPr>
             </w:pPr>
+            <w:proofErr w:type="spellStart"/>
             <w:r>
               <w:rPr>
                 <w:sz w:val="15"/>
@@ -4483,6 +5042,7 @@
               </w:rPr>
               <w:t>current_cmd_idx</w:t>
             </w:r>
+            <w:proofErr w:type="spellEnd"/>
           </w:p>
         </w:tc>
         <w:tc>
@@ -4586,6 +5146,7 @@
                 <w:sz w:val="15"/>
               </w:rPr>
             </w:pPr>
+            <w:proofErr w:type="spellStart"/>
             <w:r>
               <w:rPr>
                 <w:sz w:val="15"/>
@@ -4593,6 +5154,7 @@
               </w:rPr>
               <w:t>previous_cmd_idx</w:t>
             </w:r>
+            <w:proofErr w:type="spellEnd"/>
           </w:p>
         </w:tc>
         <w:tc>
@@ -4695,6 +5257,7 @@
                 <w:sz w:val="15"/>
               </w:rPr>
             </w:pPr>
+            <w:proofErr w:type="spellStart"/>
             <w:r>
               <w:rPr>
                 <w:sz w:val="15"/>
@@ -4702,6 +5265,7 @@
               </w:rPr>
               <w:t>pending_cmd_cnt</w:t>
             </w:r>
+            <w:proofErr w:type="spellEnd"/>
           </w:p>
         </w:tc>
         <w:tc>
@@ -4861,7 +5425,7 @@
     </w:p>
     <w:p>
       <w:pPr>
-        <w:pStyle w:val="Undertittel"/>
+        <w:pStyle w:val="Subtitle"/>
         <w:spacing w:after="40"/>
         <w:rPr>
           <w:b/>
@@ -5082,6 +5646,7 @@
                 <w:sz w:val="15"/>
               </w:rPr>
             </w:pPr>
+            <w:proofErr w:type="spellStart"/>
             <w:r>
               <w:rPr>
                 <w:rFonts w:cs="Helvetica"/>
@@ -5090,6 +5655,7 @@
               </w:rPr>
               <w:t>t_vvc_target_record</w:t>
             </w:r>
+            <w:proofErr w:type="spellEnd"/>
           </w:p>
         </w:tc>
         <w:tc>
@@ -5190,6 +5756,7 @@
                 <w:sz w:val="15"/>
               </w:rPr>
             </w:pPr>
+            <w:proofErr w:type="spellStart"/>
             <w:r>
               <w:rPr>
                 <w:rFonts w:cs="Helvetica"/>
@@ -5206,6 +5773,7 @@
               </w:rPr>
               <w:t>instance_idx</w:t>
             </w:r>
+            <w:proofErr w:type="spellEnd"/>
           </w:p>
         </w:tc>
         <w:tc>
@@ -5357,6 +5925,7 @@
                 <w:sz w:val="15"/>
               </w:rPr>
             </w:pPr>
+            <w:proofErr w:type="spellStart"/>
             <w:r>
               <w:rPr>
                 <w:rFonts w:cs="Helvetica"/>
@@ -5365,6 +5934,7 @@
               </w:rPr>
               <w:t>t_channel</w:t>
             </w:r>
+            <w:proofErr w:type="spellEnd"/>
           </w:p>
         </w:tc>
         <w:tc>
@@ -5435,7 +6005,7 @@
     <w:bookmarkEnd w:id="1"/>
     <w:p>
       <w:pPr>
-        <w:pStyle w:val="Undertittel"/>
+        <w:pStyle w:val="Subtitle"/>
         <w:spacing w:before="200" w:after="40"/>
         <w:rPr>
           <w:b/>
@@ -5651,6 +6221,7 @@
                 <w:sz w:val="15"/>
               </w:rPr>
             </w:pPr>
+            <w:proofErr w:type="spellStart"/>
             <w:r>
               <w:rPr>
                 <w:rFonts w:cs="Helvetica"/>
@@ -5658,6 +6229,7 @@
               </w:rPr>
               <w:t>std_logic_vector</w:t>
             </w:r>
+            <w:proofErr w:type="spellEnd"/>
           </w:p>
         </w:tc>
         <w:tc>
@@ -5679,6 +6251,8 @@
                 <w:sz w:val="15"/>
               </w:rPr>
             </w:pPr>
+            <w:proofErr w:type="spellStart"/>
+            <w:proofErr w:type="gramStart"/>
             <w:r>
               <w:rPr>
                 <w:rFonts w:cs="Helvetica"/>
@@ -5693,6 +6267,8 @@
               </w:rPr>
               <w:t>FF</w:t>
             </w:r>
+            <w:proofErr w:type="spellEnd"/>
+            <w:proofErr w:type="gramEnd"/>
             <w:r>
               <w:rPr>
                 <w:rFonts w:cs="Helvetica"/>
@@ -5757,12 +6333,21 @@
               </w:rPr>
               <w:t xml:space="preserve">in </w:t>
             </w:r>
-            <w:r>
-              <w:rPr>
-                <w:rFonts w:cs="Helvetica"/>
-                <w:sz w:val="15"/>
-              </w:rPr>
-              <w:t xml:space="preserve">uart_transmit) </w:t>
+            <w:proofErr w:type="spellStart"/>
+            <w:r>
+              <w:rPr>
+                <w:rFonts w:cs="Helvetica"/>
+                <w:sz w:val="15"/>
+              </w:rPr>
+              <w:t>uart_transmit</w:t>
+            </w:r>
+            <w:proofErr w:type="spellEnd"/>
+            <w:r>
+              <w:rPr>
+                <w:rFonts w:cs="Helvetica"/>
+                <w:sz w:val="15"/>
+              </w:rPr>
+              <w:t xml:space="preserve">) </w:t>
             </w:r>
             <w:r>
               <w:rPr>
@@ -5776,8 +6361,17 @@
                 <w:rFonts w:cs="Helvetica"/>
                 <w:sz w:val="15"/>
               </w:rPr>
-              <w:t xml:space="preserve"> expected data (in uart_expect</w:t>
-            </w:r>
+              <w:t xml:space="preserve"> expected data (in </w:t>
+            </w:r>
+            <w:proofErr w:type="spellStart"/>
+            <w:r>
+              <w:rPr>
+                <w:rFonts w:cs="Helvetica"/>
+                <w:sz w:val="15"/>
+              </w:rPr>
+              <w:t>uart_expect</w:t>
+            </w:r>
+            <w:proofErr w:type="spellEnd"/>
             <w:r>
               <w:rPr>
                 <w:rFonts w:cs="Helvetica"/>
@@ -5813,6 +6407,7 @@
                 <w:sz w:val="15"/>
               </w:rPr>
             </w:pPr>
+            <w:proofErr w:type="spellStart"/>
             <w:r>
               <w:rPr>
                 <w:rFonts w:cs="Helvetica"/>
@@ -5821,6 +6416,7 @@
               </w:rPr>
               <w:t>msg</w:t>
             </w:r>
+            <w:proofErr w:type="spellEnd"/>
           </w:p>
         </w:tc>
         <w:tc>
@@ -5956,6 +6552,7 @@
                 <w:sz w:val="15"/>
               </w:rPr>
             </w:pPr>
+            <w:proofErr w:type="spellStart"/>
             <w:r>
               <w:rPr>
                 <w:rFonts w:cs="Helvetica"/>
@@ -5988,6 +6585,7 @@
               </w:rPr>
               <w:t>level</w:t>
             </w:r>
+            <w:proofErr w:type="spellEnd"/>
           </w:p>
         </w:tc>
         <w:tc>
@@ -6010,6 +6608,7 @@
                 <w:sz w:val="15"/>
               </w:rPr>
             </w:pPr>
+            <w:proofErr w:type="spellStart"/>
             <w:r>
               <w:rPr>
                 <w:rFonts w:cs="Helvetica"/>
@@ -6017,6 +6616,7 @@
               </w:rPr>
               <w:t>t_alert_level</w:t>
             </w:r>
+            <w:proofErr w:type="spellEnd"/>
           </w:p>
         </w:tc>
         <w:tc>
@@ -6104,6 +6704,7 @@
                 <w:sz w:val="15"/>
               </w:rPr>
             </w:pPr>
+            <w:proofErr w:type="spellStart"/>
             <w:r>
               <w:rPr>
                 <w:color w:val="000000" w:themeColor="text1"/>
@@ -6111,6 +6712,7 @@
               </w:rPr>
               <w:t>max_receptions</w:t>
             </w:r>
+            <w:proofErr w:type="spellEnd"/>
           </w:p>
         </w:tc>
         <w:tc>
@@ -6209,7 +6811,21 @@
               <w:rPr>
                 <w:sz w:val="15"/>
               </w:rPr>
-              <w:t>Exceeding this limit results in an alert ‘alert_level’.</w:t>
+              <w:t>Exceeding this limit results in an alert ‘</w:t>
+            </w:r>
+            <w:proofErr w:type="spellStart"/>
+            <w:r>
+              <w:rPr>
+                <w:sz w:val="15"/>
+              </w:rPr>
+              <w:t>alert_level</w:t>
+            </w:r>
+            <w:proofErr w:type="spellEnd"/>
+            <w:r>
+              <w:rPr>
+                <w:sz w:val="15"/>
+              </w:rPr>
+              <w:t>’.</w:t>
             </w:r>
           </w:p>
         </w:tc>
@@ -6333,7 +6949,23 @@
                 <w:sz w:val="15"/>
                 <w:szCs w:val="15"/>
               </w:rPr>
-              <w:t>The maximum time to pass before the expected data must be found. Exceeding this limit results in an alert ‘alert_level’.</w:t>
+              <w:t>The maximum time to pass before the expected data must be found. Exceeding this limit results in an alert ‘</w:t>
+            </w:r>
+            <w:proofErr w:type="spellStart"/>
+            <w:r>
+              <w:rPr>
+                <w:sz w:val="15"/>
+                <w:szCs w:val="15"/>
+              </w:rPr>
+              <w:t>alert_level</w:t>
+            </w:r>
+            <w:proofErr w:type="spellEnd"/>
+            <w:r>
+              <w:rPr>
+                <w:sz w:val="15"/>
+                <w:szCs w:val="15"/>
+              </w:rPr>
+              <w:t>’.</w:t>
             </w:r>
           </w:p>
         </w:tc>
@@ -6464,7 +7096,7 @@
     </w:tbl>
     <w:p>
       <w:pPr>
-        <w:pStyle w:val="Undertittel"/>
+        <w:pStyle w:val="Subtitle"/>
         <w:spacing w:before="200" w:after="40"/>
         <w:rPr>
           <w:b/>
@@ -6651,6 +7283,7 @@
                 <w:sz w:val="15"/>
               </w:rPr>
             </w:pPr>
+            <w:proofErr w:type="spellStart"/>
             <w:r>
               <w:rPr>
                 <w:rFonts w:cs="Helvetica"/>
@@ -6659,6 +7292,7 @@
               </w:rPr>
               <w:t>clk</w:t>
             </w:r>
+            <w:proofErr w:type="spellEnd"/>
           </w:p>
         </w:tc>
         <w:tc>
@@ -6681,6 +7315,7 @@
                 <w:sz w:val="15"/>
               </w:rPr>
             </w:pPr>
+            <w:proofErr w:type="spellStart"/>
             <w:r>
               <w:rPr>
                 <w:rFonts w:cs="Helvetica"/>
@@ -6688,6 +7323,7 @@
               </w:rPr>
               <w:t>std_logic</w:t>
             </w:r>
+            <w:proofErr w:type="spellEnd"/>
           </w:p>
         </w:tc>
         <w:tc>
@@ -6774,6 +7410,7 @@
                 <w:sz w:val="15"/>
               </w:rPr>
             </w:pPr>
+            <w:proofErr w:type="spellStart"/>
             <w:r>
               <w:rPr>
                 <w:rFonts w:cs="Helvetica"/>
@@ -6782,6 +7419,7 @@
               </w:rPr>
               <w:t>uart_vvc_rx</w:t>
             </w:r>
+            <w:proofErr w:type="spellEnd"/>
           </w:p>
         </w:tc>
         <w:tc>
@@ -6805,6 +7443,7 @@
                 <w:sz w:val="15"/>
               </w:rPr>
             </w:pPr>
+            <w:proofErr w:type="spellStart"/>
             <w:r>
               <w:rPr>
                 <w:rFonts w:cs="Helvetica"/>
@@ -6812,6 +7451,7 @@
               </w:rPr>
               <w:t>std_logic</w:t>
             </w:r>
+            <w:proofErr w:type="spellEnd"/>
           </w:p>
         </w:tc>
         <w:tc>
@@ -6901,6 +7541,7 @@
                 <w:sz w:val="15"/>
               </w:rPr>
             </w:pPr>
+            <w:proofErr w:type="spellStart"/>
             <w:r>
               <w:rPr>
                 <w:rFonts w:cs="Helvetica"/>
@@ -6909,6 +7550,7 @@
               </w:rPr>
               <w:t>uart_vvc_tx</w:t>
             </w:r>
+            <w:proofErr w:type="spellEnd"/>
           </w:p>
         </w:tc>
         <w:tc>
@@ -6932,6 +7574,7 @@
                 <w:sz w:val="15"/>
               </w:rPr>
             </w:pPr>
+            <w:proofErr w:type="spellStart"/>
             <w:r>
               <w:rPr>
                 <w:rFonts w:cs="Helvetica"/>
@@ -6939,6 +7582,7 @@
               </w:rPr>
               <w:t>std_logic</w:t>
             </w:r>
+            <w:proofErr w:type="spellEnd"/>
           </w:p>
         </w:tc>
         <w:tc>
@@ -6961,6 +7605,7 @@
                 <w:sz w:val="15"/>
               </w:rPr>
             </w:pPr>
+            <w:proofErr w:type="spellStart"/>
             <w:r>
               <w:rPr>
                 <w:rFonts w:cs="Helvetica"/>
@@ -6968,6 +7613,7 @@
               </w:rPr>
               <w:t>Inout</w:t>
             </w:r>
+            <w:proofErr w:type="spellEnd"/>
           </w:p>
         </w:tc>
         <w:tc>
@@ -7004,7 +7650,7 @@
     </w:tbl>
     <w:p>
       <w:pPr>
-        <w:pStyle w:val="Undertittel"/>
+        <w:pStyle w:val="Subtitle"/>
         <w:spacing w:before="200" w:after="40"/>
         <w:rPr>
           <w:b/>
@@ -7298,7 +7944,23 @@
                 <w:rFonts w:cs="Helvetica"/>
                 <w:sz w:val="15"/>
               </w:rPr>
-              <w:t>. Note that this will initialize num_data_bits in the BFM configuration</w:t>
+              <w:t xml:space="preserve">. Note that this will initialize </w:t>
+            </w:r>
+            <w:proofErr w:type="spellStart"/>
+            <w:r>
+              <w:rPr>
+                <w:rFonts w:cs="Helvetica"/>
+                <w:sz w:val="15"/>
+              </w:rPr>
+              <w:t>num_data_bits</w:t>
+            </w:r>
+            <w:proofErr w:type="spellEnd"/>
+            <w:r>
+              <w:rPr>
+                <w:rFonts w:cs="Helvetica"/>
+                <w:sz w:val="15"/>
+              </w:rPr>
+              <w:t xml:space="preserve"> in the BFM configuration</w:t>
             </w:r>
             <w:r>
               <w:rPr>
@@ -7488,6 +8150,7 @@
                 <w:sz w:val="15"/>
               </w:rPr>
             </w:pPr>
+            <w:proofErr w:type="spellStart"/>
             <w:r>
               <w:rPr>
                 <w:rFonts w:cs="Helvetica"/>
@@ -7495,6 +8158,7 @@
               </w:rPr>
               <w:t>t_channel</w:t>
             </w:r>
+            <w:proofErr w:type="spellEnd"/>
           </w:p>
         </w:tc>
         <w:tc>
@@ -7551,7 +8215,23 @@
                 <w:rFonts w:cs="Helvetica"/>
                 <w:sz w:val="15"/>
               </w:rPr>
-              <w:t>Channel to be assigned to this leaf VVC (only used in TX or RX implementations, not in the uart_vvc.vhd wrapper).</w:t>
+              <w:t xml:space="preserve">Channel to be assigned to this leaf VVC (only used in TX or RX implementations, not in the </w:t>
+            </w:r>
+            <w:proofErr w:type="spellStart"/>
+            <w:r>
+              <w:rPr>
+                <w:rFonts w:cs="Helvetica"/>
+                <w:sz w:val="15"/>
+              </w:rPr>
+              <w:t>uart_vvc.vhd</w:t>
+            </w:r>
+            <w:proofErr w:type="spellEnd"/>
+            <w:r>
+              <w:rPr>
+                <w:rFonts w:cs="Helvetica"/>
+                <w:sz w:val="15"/>
+              </w:rPr>
+              <w:t xml:space="preserve"> wrapper).</w:t>
             </w:r>
           </w:p>
         </w:tc>
@@ -7619,6 +8299,7 @@
                 <w:sz w:val="15"/>
               </w:rPr>
             </w:pPr>
+            <w:proofErr w:type="spellStart"/>
             <w:r>
               <w:rPr>
                 <w:rFonts w:cs="Helvetica"/>
@@ -7640,6 +8321,7 @@
               </w:rPr>
               <w:t>_bfm_config</w:t>
             </w:r>
+            <w:proofErr w:type="spellEnd"/>
           </w:p>
         </w:tc>
         <w:tc>
@@ -8083,6 +8765,7 @@
                 <w:sz w:val="15"/>
               </w:rPr>
             </w:pPr>
+            <w:proofErr w:type="spellStart"/>
             <w:r>
               <w:rPr>
                 <w:rFonts w:cs="Helvetica"/>
@@ -8090,6 +8773,7 @@
               </w:rPr>
               <w:t>t_alert_level</w:t>
             </w:r>
+            <w:proofErr w:type="spellEnd"/>
           </w:p>
         </w:tc>
         <w:tc>
@@ -8317,7 +9001,39 @@
                 <w:rFonts w:cs="Helvetica"/>
                 <w:sz w:val="15"/>
               </w:rPr>
-              <w:t>Maximum number of unfetched results before result_queue is full.</w:t>
+              <w:t xml:space="preserve">Maximum number of </w:t>
+            </w:r>
+            <w:proofErr w:type="spellStart"/>
+            <w:r>
+              <w:rPr>
+                <w:rFonts w:cs="Helvetica"/>
+                <w:sz w:val="15"/>
+              </w:rPr>
+              <w:t>unfetched</w:t>
+            </w:r>
+            <w:proofErr w:type="spellEnd"/>
+            <w:r>
+              <w:rPr>
+                <w:rFonts w:cs="Helvetica"/>
+                <w:sz w:val="15"/>
+              </w:rPr>
+              <w:t xml:space="preserve"> results before </w:t>
+            </w:r>
+            <w:proofErr w:type="spellStart"/>
+            <w:r>
+              <w:rPr>
+                <w:rFonts w:cs="Helvetica"/>
+                <w:sz w:val="15"/>
+              </w:rPr>
+              <w:t>result_queue</w:t>
+            </w:r>
+            <w:proofErr w:type="spellEnd"/>
+            <w:r>
+              <w:rPr>
+                <w:rFonts w:cs="Helvetica"/>
+                <w:sz w:val="15"/>
+              </w:rPr>
+              <w:t xml:space="preserve"> is full.</w:t>
             </w:r>
           </w:p>
         </w:tc>
@@ -8472,7 +9188,23 @@
                 <w:rFonts w:cs="Helvetica"/>
                 <w:sz w:val="15"/>
               </w:rPr>
-              <w:t xml:space="preserve">An alert with severity 'result_queue_count_threshold_severity' will be issued if </w:t>
+              <w:t>An alert with severity '</w:t>
+            </w:r>
+            <w:proofErr w:type="spellStart"/>
+            <w:r>
+              <w:rPr>
+                <w:rFonts w:cs="Helvetica"/>
+                <w:sz w:val="15"/>
+              </w:rPr>
+              <w:t>result_queue_count_threshold_severity</w:t>
+            </w:r>
+            <w:proofErr w:type="spellEnd"/>
+            <w:r>
+              <w:rPr>
+                <w:rFonts w:cs="Helvetica"/>
+                <w:sz w:val="15"/>
+              </w:rPr>
+              <w:t xml:space="preserve">' will be issued if </w:t>
             </w:r>
             <w:r>
               <w:rPr>
@@ -8558,6 +9290,7 @@
                 <w:sz w:val="15"/>
               </w:rPr>
             </w:pPr>
+            <w:proofErr w:type="spellStart"/>
             <w:r>
               <w:rPr>
                 <w:rFonts w:cs="Helvetica"/>
@@ -8565,6 +9298,7 @@
               </w:rPr>
               <w:t>t_alert_level</w:t>
             </w:r>
+            <w:proofErr w:type="spellEnd"/>
           </w:p>
         </w:tc>
         <w:tc>
@@ -8625,15 +9359,24 @@
                 <w:rFonts w:cs="Helvetica"/>
                 <w:sz w:val="15"/>
               </w:rPr>
-              <w:t>Severity of alert to be initiated if exceeding result_queue_count_threshold</w:t>
-            </w:r>
+              <w:t xml:space="preserve">Severity of alert to be initiated if exceeding </w:t>
+            </w:r>
+            <w:proofErr w:type="spellStart"/>
+            <w:r>
+              <w:rPr>
+                <w:rFonts w:cs="Helvetica"/>
+                <w:sz w:val="15"/>
+              </w:rPr>
+              <w:t>result_queue_count_threshold</w:t>
+            </w:r>
+            <w:proofErr w:type="spellEnd"/>
           </w:p>
         </w:tc>
       </w:tr>
     </w:tbl>
     <w:p>
       <w:pPr>
-        <w:pStyle w:val="Undertittel"/>
+        <w:pStyle w:val="Subtitle"/>
         <w:rPr>
           <w:sz w:val="40"/>
           <w:szCs w:val="40"/>
@@ -8653,11 +9396,24 @@
     </w:p>
     <w:p>
       <w:r>
-        <w:t>All VVC procedures are defined in vvc_methods_pkg (dedicated this VVC), and uvvm_vvc_framework.</w:t>
+        <w:t xml:space="preserve">All VVC procedures are defined in </w:t>
+      </w:r>
+      <w:proofErr w:type="spellStart"/>
+      <w:r>
+        <w:t>vvc_methods_pkg</w:t>
+      </w:r>
+      <w:proofErr w:type="spellEnd"/>
+      <w:r>
+        <w:t xml:space="preserve"> (dedicated this VVC), and </w:t>
+      </w:r>
+      <w:proofErr w:type="spellStart"/>
+      <w:r>
+        <w:t>uvvm_vvc_framework.</w:t>
       </w:r>
       <w:r>
         <w:t>td_vvc_framework_common_methods_pkg</w:t>
       </w:r>
+      <w:proofErr w:type="spellEnd"/>
       <w:r>
         <w:t xml:space="preserve"> (common VVC procedures)</w:t>
       </w:r>
@@ -8665,7 +9421,15 @@
         <w:t xml:space="preserve">. </w:t>
       </w:r>
       <w:r>
-        <w:t>It is also possible to send a multicast to all instances of a VVC with ALL_INSTANCES as parameter for vvc_instance_idx.</w:t>
+        <w:t xml:space="preserve">It is also possible to send a multicast to all instances of a VVC with ALL_INSTANCES as parameter for </w:t>
+      </w:r>
+      <w:proofErr w:type="spellStart"/>
+      <w:r>
+        <w:t>vvc_instance_idx</w:t>
+      </w:r>
+      <w:proofErr w:type="spellEnd"/>
+      <w:r>
+        <w:t>.</w:t>
       </w:r>
     </w:p>
     <w:p>
@@ -8678,12 +9442,26 @@
         <w:rPr>
           <w:i/>
         </w:rPr>
-        <w:t>Note: Every procedure here can be called without the optional parameters enclosed in [ ].</w:t>
+        <w:t xml:space="preserve">Note: Every procedure here can be called without the optional parameters enclosed in </w:t>
+      </w:r>
+      <w:proofErr w:type="gramStart"/>
+      <w:r>
+        <w:rPr>
+          <w:i/>
+        </w:rPr>
+        <w:t>[ ]</w:t>
+      </w:r>
+      <w:proofErr w:type="gramEnd"/>
+      <w:r>
+        <w:rPr>
+          <w:i/>
+        </w:rPr>
+        <w:t>.</w:t>
       </w:r>
     </w:p>
     <w:p>
       <w:pPr>
-        <w:pStyle w:val="Overskrift1"/>
+        <w:pStyle w:val="Heading1"/>
         <w:rPr>
           <w:rFonts w:ascii="Helvetica" w:hAnsi="Helvetica" w:cs="Helvetica"/>
         </w:rPr>
@@ -8802,21 +9580,41 @@
                 <w:szCs w:val="16"/>
               </w:rPr>
             </w:pPr>
+            <w:proofErr w:type="spellStart"/>
             <w:r>
               <w:rPr>
                 <w:rFonts w:cs="Helvetica"/>
                 <w:b/>
                 <w:szCs w:val="16"/>
               </w:rPr>
-              <w:t>uart_transmit</w:t>
-            </w:r>
+              <w:t>uart_</w:t>
+            </w:r>
+            <w:proofErr w:type="gramStart"/>
             <w:r>
               <w:rPr>
                 <w:rFonts w:cs="Helvetica"/>
                 <w:b/>
                 <w:szCs w:val="16"/>
               </w:rPr>
-              <w:t>()</w:t>
+              <w:t>transmit</w:t>
+            </w:r>
+            <w:proofErr w:type="spellEnd"/>
+            <w:r>
+              <w:rPr>
+                <w:rFonts w:cs="Helvetica"/>
+                <w:b/>
+                <w:szCs w:val="16"/>
+              </w:rPr>
+              <w:t>(</w:t>
+            </w:r>
+            <w:proofErr w:type="gramEnd"/>
+            <w:r>
+              <w:rPr>
+                <w:rFonts w:cs="Helvetica"/>
+                <w:b/>
+                <w:szCs w:val="16"/>
+              </w:rPr>
+              <w:t>)</w:t>
             </w:r>
           </w:p>
         </w:tc>
@@ -8854,6 +9652,7 @@
                 <w:szCs w:val="15"/>
               </w:rPr>
             </w:pPr>
+            <w:proofErr w:type="spellStart"/>
             <w:r>
               <w:rPr>
                 <w:rFonts w:cs="Helvetica"/>
@@ -8861,26 +9660,98 @@
                 <w:sz w:val="15"/>
                 <w:szCs w:val="15"/>
               </w:rPr>
-              <w:t xml:space="preserve">uart_transmit (VVCT, vvc_instance_idx, channel, data | </w:t>
-            </w:r>
+              <w:t>uart_transmit</w:t>
+            </w:r>
+            <w:proofErr w:type="spellEnd"/>
             <w:r>
               <w:rPr>
                 <w:rFonts w:cs="Helvetica"/>
                 <w:b/>
                 <w:sz w:val="15"/>
                 <w:szCs w:val="15"/>
+              </w:rPr>
+              <w:t xml:space="preserve"> (VVCT, </w:t>
+            </w:r>
+            <w:proofErr w:type="spellStart"/>
+            <w:r>
+              <w:rPr>
+                <w:rFonts w:cs="Helvetica"/>
+                <w:b/>
+                <w:sz w:val="15"/>
+                <w:szCs w:val="15"/>
+              </w:rPr>
+              <w:t>vvc_instance_idx</w:t>
+            </w:r>
+            <w:proofErr w:type="spellEnd"/>
+            <w:r>
+              <w:rPr>
+                <w:rFonts w:cs="Helvetica"/>
+                <w:b/>
+                <w:sz w:val="15"/>
+                <w:szCs w:val="15"/>
+              </w:rPr>
+              <w:t xml:space="preserve">, channel, data | </w:t>
+            </w:r>
+            <w:r>
+              <w:rPr>
+                <w:rFonts w:cs="Helvetica"/>
+                <w:b/>
+                <w:sz w:val="15"/>
+                <w:szCs w:val="15"/>
                 <w:highlight w:val="darkGray"/>
               </w:rPr>
-              <w:t>{num_words, randomisation}</w:t>
-            </w:r>
+              <w:t>{</w:t>
+            </w:r>
+            <w:proofErr w:type="spellStart"/>
             <w:r>
               <w:rPr>
                 <w:rFonts w:cs="Helvetica"/>
                 <w:b/>
                 <w:sz w:val="15"/>
                 <w:szCs w:val="15"/>
-              </w:rPr>
-              <w:t>, msg, [scope])</w:t>
+                <w:highlight w:val="darkGray"/>
+              </w:rPr>
+              <w:t>num_words</w:t>
+            </w:r>
+            <w:proofErr w:type="spellEnd"/>
+            <w:r>
+              <w:rPr>
+                <w:rFonts w:cs="Helvetica"/>
+                <w:b/>
+                <w:sz w:val="15"/>
+                <w:szCs w:val="15"/>
+                <w:highlight w:val="darkGray"/>
+              </w:rPr>
+              <w:t>, randomisation}</w:t>
+            </w:r>
+            <w:r>
+              <w:rPr>
+                <w:rFonts w:cs="Helvetica"/>
+                <w:b/>
+                <w:sz w:val="15"/>
+                <w:szCs w:val="15"/>
+              </w:rPr>
+              <w:t xml:space="preserve">, </w:t>
+            </w:r>
+            <w:proofErr w:type="spellStart"/>
+            <w:r>
+              <w:rPr>
+                <w:rFonts w:cs="Helvetica"/>
+                <w:b/>
+                <w:sz w:val="15"/>
+                <w:szCs w:val="15"/>
+              </w:rPr>
+              <w:t>msg</w:t>
+            </w:r>
+            <w:proofErr w:type="spellEnd"/>
+            <w:r>
+              <w:rPr>
+                <w:rFonts w:cs="Helvetica"/>
+                <w:b/>
+                <w:sz w:val="15"/>
+                <w:szCs w:val="15"/>
+              </w:rPr>
+              <w:t>, [scope])</w:t>
             </w:r>
           </w:p>
           <w:p>
@@ -8916,6 +9787,7 @@
               </w:rPr>
               <w:t xml:space="preserve">The </w:t>
             </w:r>
+            <w:proofErr w:type="spellStart"/>
             <w:r>
               <w:rPr>
                 <w:rFonts w:cs="Helvetica"/>
@@ -8932,6 +9804,7 @@
               </w:rPr>
               <w:t>_</w:t>
             </w:r>
+            <w:proofErr w:type="gramStart"/>
             <w:r>
               <w:rPr>
                 <w:rFonts w:cs="Helvetica"/>
@@ -8940,13 +9813,23 @@
               </w:rPr>
               <w:t>transmit</w:t>
             </w:r>
-            <w:r>
-              <w:rPr>
-                <w:rFonts w:cs="Helvetica"/>
-                <w:sz w:val="15"/>
-                <w:szCs w:val="15"/>
-              </w:rPr>
-              <w:t>()</w:t>
+            <w:proofErr w:type="spellEnd"/>
+            <w:r>
+              <w:rPr>
+                <w:rFonts w:cs="Helvetica"/>
+                <w:sz w:val="15"/>
+                <w:szCs w:val="15"/>
+              </w:rPr>
+              <w:t>(</w:t>
+            </w:r>
+            <w:proofErr w:type="gramEnd"/>
+            <w:r>
+              <w:rPr>
+                <w:rFonts w:cs="Helvetica"/>
+                <w:sz w:val="15"/>
+                <w:szCs w:val="15"/>
+              </w:rPr>
+              <w:t>)</w:t>
             </w:r>
             <w:r>
               <w:rPr>
@@ -9023,7 +9906,61 @@
                 <w:sz w:val="15"/>
                 <w:szCs w:val="15"/>
               </w:rPr>
-              <w:t>The uart_transmit() command has two variants using either just data for a basic single transaction, or num_words + randomisation for a more advanced version.</w:t>
+              <w:t xml:space="preserve">The </w:t>
+            </w:r>
+            <w:proofErr w:type="spellStart"/>
+            <w:r>
+              <w:rPr>
+                <w:rFonts w:cs="Helvetica"/>
+                <w:sz w:val="15"/>
+                <w:szCs w:val="15"/>
+              </w:rPr>
+              <w:t>uart_</w:t>
+            </w:r>
+            <w:proofErr w:type="gramStart"/>
+            <w:r>
+              <w:rPr>
+                <w:rFonts w:cs="Helvetica"/>
+                <w:sz w:val="15"/>
+                <w:szCs w:val="15"/>
+              </w:rPr>
+              <w:t>transmit</w:t>
+            </w:r>
+            <w:proofErr w:type="spellEnd"/>
+            <w:r>
+              <w:rPr>
+                <w:rFonts w:cs="Helvetica"/>
+                <w:sz w:val="15"/>
+                <w:szCs w:val="15"/>
+              </w:rPr>
+              <w:t>(</w:t>
+            </w:r>
+            <w:proofErr w:type="gramEnd"/>
+            <w:r>
+              <w:rPr>
+                <w:rFonts w:cs="Helvetica"/>
+                <w:sz w:val="15"/>
+                <w:szCs w:val="15"/>
+              </w:rPr>
+              <w:t xml:space="preserve">) command has two variants using either just data for a basic single transaction, or </w:t>
+            </w:r>
+            <w:proofErr w:type="spellStart"/>
+            <w:r>
+              <w:rPr>
+                <w:rFonts w:cs="Helvetica"/>
+                <w:sz w:val="15"/>
+                <w:szCs w:val="15"/>
+              </w:rPr>
+              <w:t>num_words</w:t>
+            </w:r>
+            <w:proofErr w:type="spellEnd"/>
+            <w:r>
+              <w:rPr>
+                <w:rFonts w:cs="Helvetica"/>
+                <w:sz w:val="15"/>
+                <w:szCs w:val="15"/>
+              </w:rPr>
+              <w:t xml:space="preserve"> + randomisation for a more advanced version.</w:t>
             </w:r>
           </w:p>
           <w:p>
@@ -9086,21 +10023,41 @@
               </w:rPr>
               <w:t xml:space="preserve"> BFM </w:t>
             </w:r>
-            <w:r>
-              <w:rPr>
-                <w:rFonts w:cs="Helvetica"/>
-                <w:sz w:val="15"/>
-                <w:szCs w:val="15"/>
-              </w:rPr>
-              <w:t>uart_transmit</w:t>
-            </w:r>
-            <w:r>
-              <w:rPr>
-                <w:rFonts w:cs="Helvetica"/>
-                <w:sz w:val="15"/>
-                <w:szCs w:val="15"/>
-              </w:rPr>
-              <w:t xml:space="preserve">() procedure, described in the </w:t>
+            <w:proofErr w:type="spellStart"/>
+            <w:r>
+              <w:rPr>
+                <w:rFonts w:cs="Helvetica"/>
+                <w:sz w:val="15"/>
+                <w:szCs w:val="15"/>
+              </w:rPr>
+              <w:t>uart_</w:t>
+            </w:r>
+            <w:proofErr w:type="gramStart"/>
+            <w:r>
+              <w:rPr>
+                <w:rFonts w:cs="Helvetica"/>
+                <w:sz w:val="15"/>
+                <w:szCs w:val="15"/>
+              </w:rPr>
+              <w:t>transmit</w:t>
+            </w:r>
+            <w:proofErr w:type="spellEnd"/>
+            <w:r>
+              <w:rPr>
+                <w:rFonts w:cs="Helvetica"/>
+                <w:sz w:val="15"/>
+                <w:szCs w:val="15"/>
+              </w:rPr>
+              <w:t>(</w:t>
+            </w:r>
+            <w:proofErr w:type="gramEnd"/>
+            <w:r>
+              <w:rPr>
+                <w:rFonts w:cs="Helvetica"/>
+                <w:sz w:val="15"/>
+                <w:szCs w:val="15"/>
+              </w:rPr>
+              <w:t xml:space="preserve">) procedure, described in the </w:t>
             </w:r>
             <w:r>
               <w:rPr>
@@ -9116,15 +10073,69 @@
                 <w:sz w:val="15"/>
                 <w:szCs w:val="15"/>
               </w:rPr>
-              <w:t xml:space="preserve"> BFM QuickRef. </w:t>
-            </w:r>
-            <w:r>
-              <w:rPr>
-                <w:rFonts w:cs="Helvetica"/>
-                <w:sz w:val="15"/>
-                <w:szCs w:val="15"/>
-              </w:rPr>
-              <w:t>The uart_transmit() procedure can only be called using the UART TX channel, i.e. setting ‘channel’ to ‘TX’.</w:t>
+              <w:t xml:space="preserve"> BFM </w:t>
+            </w:r>
+            <w:proofErr w:type="spellStart"/>
+            <w:r>
+              <w:rPr>
+                <w:rFonts w:cs="Helvetica"/>
+                <w:sz w:val="15"/>
+                <w:szCs w:val="15"/>
+              </w:rPr>
+              <w:t>QuickRef</w:t>
+            </w:r>
+            <w:proofErr w:type="spellEnd"/>
+            <w:r>
+              <w:rPr>
+                <w:rFonts w:cs="Helvetica"/>
+                <w:sz w:val="15"/>
+                <w:szCs w:val="15"/>
+              </w:rPr>
+              <w:t xml:space="preserve">. </w:t>
+            </w:r>
+            <w:r>
+              <w:rPr>
+                <w:rFonts w:cs="Helvetica"/>
+                <w:sz w:val="15"/>
+                <w:szCs w:val="15"/>
+              </w:rPr>
+              <w:t xml:space="preserve">The </w:t>
+            </w:r>
+            <w:proofErr w:type="spellStart"/>
+            <w:r>
+              <w:rPr>
+                <w:rFonts w:cs="Helvetica"/>
+                <w:sz w:val="15"/>
+                <w:szCs w:val="15"/>
+              </w:rPr>
+              <w:t>uart_</w:t>
+            </w:r>
+            <w:proofErr w:type="gramStart"/>
+            <w:r>
+              <w:rPr>
+                <w:rFonts w:cs="Helvetica"/>
+                <w:sz w:val="15"/>
+                <w:szCs w:val="15"/>
+              </w:rPr>
+              <w:t>transmit</w:t>
+            </w:r>
+            <w:proofErr w:type="spellEnd"/>
+            <w:r>
+              <w:rPr>
+                <w:rFonts w:cs="Helvetica"/>
+                <w:sz w:val="15"/>
+                <w:szCs w:val="15"/>
+              </w:rPr>
+              <w:t>(</w:t>
+            </w:r>
+            <w:proofErr w:type="gramEnd"/>
+            <w:r>
+              <w:rPr>
+                <w:rFonts w:cs="Helvetica"/>
+                <w:sz w:val="15"/>
+                <w:szCs w:val="15"/>
+              </w:rPr>
+              <w:t>) procedure can only be called using the UART TX channel, i.e. setting ‘channel’ to ‘TX’.</w:t>
             </w:r>
           </w:p>
           <w:p>
@@ -9147,7 +10158,67 @@
                 <w:szCs w:val="15"/>
                 <w:highlight w:val="darkGray"/>
               </w:rPr>
-              <w:t xml:space="preserve">When the more advanced randomisation command is applied the basic BFM uart_transmit() transaction is executed num_words times with new random data each time – according to the given randomisation profile. </w:t>
+              <w:t xml:space="preserve">When the more advanced randomisation command is applied the basic BFM </w:t>
+            </w:r>
+            <w:proofErr w:type="spellStart"/>
+            <w:r>
+              <w:rPr>
+                <w:rFonts w:cs="Helvetica"/>
+                <w:sz w:val="15"/>
+                <w:szCs w:val="15"/>
+                <w:highlight w:val="darkGray"/>
+              </w:rPr>
+              <w:t>uart_</w:t>
+            </w:r>
+            <w:proofErr w:type="gramStart"/>
+            <w:r>
+              <w:rPr>
+                <w:rFonts w:cs="Helvetica"/>
+                <w:sz w:val="15"/>
+                <w:szCs w:val="15"/>
+                <w:highlight w:val="darkGray"/>
+              </w:rPr>
+              <w:t>transmit</w:t>
+            </w:r>
+            <w:proofErr w:type="spellEnd"/>
+            <w:r>
+              <w:rPr>
+                <w:rFonts w:cs="Helvetica"/>
+                <w:sz w:val="15"/>
+                <w:szCs w:val="15"/>
+                <w:highlight w:val="darkGray"/>
+              </w:rPr>
+              <w:t>(</w:t>
+            </w:r>
+            <w:proofErr w:type="gramEnd"/>
+            <w:r>
+              <w:rPr>
+                <w:rFonts w:cs="Helvetica"/>
+                <w:sz w:val="15"/>
+                <w:szCs w:val="15"/>
+                <w:highlight w:val="darkGray"/>
+              </w:rPr>
+              <w:t xml:space="preserve">) transaction is executed </w:t>
+            </w:r>
+            <w:proofErr w:type="spellStart"/>
+            <w:r>
+              <w:rPr>
+                <w:rFonts w:cs="Helvetica"/>
+                <w:sz w:val="15"/>
+                <w:szCs w:val="15"/>
+                <w:highlight w:val="darkGray"/>
+              </w:rPr>
+              <w:t>num_words</w:t>
+            </w:r>
+            <w:proofErr w:type="spellEnd"/>
+            <w:r>
+              <w:rPr>
+                <w:rFonts w:cs="Helvetica"/>
+                <w:sz w:val="15"/>
+                <w:szCs w:val="15"/>
+                <w:highlight w:val="darkGray"/>
+              </w:rPr>
+              <w:t xml:space="preserve"> times with new random data each time – according to the given randomisation profile. </w:t>
             </w:r>
             <w:r>
               <w:rPr>
@@ -9188,8 +10259,50 @@
                 <w:szCs w:val="15"/>
                 <w:highlight w:val="darkGray"/>
               </w:rPr>
-              <w:t>Errors may be injected – depending on the error_injection_config sub-record within the vvc_config</w:t>
-            </w:r>
+              <w:t xml:space="preserve">Errors may be injected – depending on the </w:t>
+            </w:r>
+            <w:proofErr w:type="spellStart"/>
+            <w:r>
+              <w:rPr>
+                <w:rFonts w:cs="Helvetica"/>
+                <w:sz w:val="15"/>
+                <w:szCs w:val="15"/>
+                <w:highlight w:val="darkGray"/>
+              </w:rPr>
+              <w:t>error_injection_config</w:t>
+            </w:r>
+            <w:proofErr w:type="spellEnd"/>
+            <w:r>
+              <w:rPr>
+                <w:rFonts w:cs="Helvetica"/>
+                <w:sz w:val="15"/>
+                <w:szCs w:val="15"/>
+                <w:highlight w:val="darkGray"/>
+              </w:rPr>
+              <w:t xml:space="preserve"> sub-record within the </w:t>
+            </w:r>
+            <w:proofErr w:type="spellStart"/>
+            <w:r>
+              <w:rPr>
+                <w:rFonts w:cs="Helvetica"/>
+                <w:sz w:val="15"/>
+                <w:szCs w:val="15"/>
+                <w:highlight w:val="darkGray"/>
+              </w:rPr>
+              <w:t>vvc_</w:t>
+            </w:r>
+            <w:proofErr w:type="gramStart"/>
+            <w:r>
+              <w:rPr>
+                <w:rFonts w:cs="Helvetica"/>
+                <w:sz w:val="15"/>
+                <w:szCs w:val="15"/>
+                <w:highlight w:val="darkGray"/>
+              </w:rPr>
+              <w:t>config</w:t>
+            </w:r>
+            <w:proofErr w:type="spellEnd"/>
+            <w:proofErr w:type="gramEnd"/>
           </w:p>
           <w:p>
             <w:pPr>
@@ -9253,22 +10366,34 @@
               </w:rPr>
               <w:t xml:space="preserve">    </w:t>
             </w:r>
+            <w:proofErr w:type="spellStart"/>
             <w:r>
               <w:rPr>
                 <w:rFonts w:ascii="Courier New" w:hAnsi="Courier New" w:cs="Courier New"/>
                 <w:sz w:val="15"/>
                 <w:szCs w:val="15"/>
               </w:rPr>
-              <w:t>uart_transmit</w:t>
-            </w:r>
+              <w:t>uart_</w:t>
+            </w:r>
+            <w:proofErr w:type="gramStart"/>
             <w:r>
               <w:rPr>
                 <w:rFonts w:ascii="Courier New" w:hAnsi="Courier New" w:cs="Courier New"/>
                 <w:sz w:val="15"/>
                 <w:szCs w:val="15"/>
               </w:rPr>
+              <w:t>transmit</w:t>
+            </w:r>
+            <w:proofErr w:type="spellEnd"/>
+            <w:r>
+              <w:rPr>
+                <w:rFonts w:ascii="Courier New" w:hAnsi="Courier New" w:cs="Courier New"/>
+                <w:sz w:val="15"/>
+                <w:szCs w:val="15"/>
+              </w:rPr>
               <w:t>(</w:t>
             </w:r>
+            <w:proofErr w:type="gramEnd"/>
             <w:r>
               <w:rPr>
                 <w:rFonts w:ascii="Courier New" w:hAnsi="Courier New" w:cs="Courier New"/>
@@ -9395,6 +10520,7 @@
               </w:rPr>
               <w:t xml:space="preserve">DRAFT </w:t>
             </w:r>
+            <w:proofErr w:type="spellStart"/>
             <w:r>
               <w:rPr>
                 <w:rFonts w:ascii="Courier New" w:hAnsi="Courier New" w:cs="Courier New"/>
@@ -9402,7 +10528,37 @@
                 <w:szCs w:val="15"/>
                 <w:highlight w:val="darkGray"/>
               </w:rPr>
-              <w:t>uart_transmit(UART_VVCT, 1, TX, 5, RANDOM, “Sending 5 random bytes</w:t>
+              <w:t>uart_</w:t>
+            </w:r>
+            <w:proofErr w:type="gramStart"/>
+            <w:r>
+              <w:rPr>
+                <w:rFonts w:ascii="Courier New" w:hAnsi="Courier New" w:cs="Courier New"/>
+                <w:sz w:val="15"/>
+                <w:szCs w:val="15"/>
+                <w:highlight w:val="darkGray"/>
+              </w:rPr>
+              <w:t>transmit</w:t>
+            </w:r>
+            <w:proofErr w:type="spellEnd"/>
+            <w:r>
+              <w:rPr>
+                <w:rFonts w:ascii="Courier New" w:hAnsi="Courier New" w:cs="Courier New"/>
+                <w:sz w:val="15"/>
+                <w:szCs w:val="15"/>
+                <w:highlight w:val="darkGray"/>
+              </w:rPr>
+              <w:t>(</w:t>
+            </w:r>
+            <w:proofErr w:type="gramEnd"/>
+            <w:r>
+              <w:rPr>
+                <w:rFonts w:ascii="Courier New" w:hAnsi="Courier New" w:cs="Courier New"/>
+                <w:sz w:val="15"/>
+                <w:szCs w:val="15"/>
+                <w:highlight w:val="darkGray"/>
+              </w:rPr>
+              <w:t>UART_VVCT, 1, TX, 5, RANDOM, “Sending 5 random bytes</w:t>
             </w:r>
             <w:r>
               <w:rPr>
@@ -9450,6 +10606,7 @@
                 <w:szCs w:val="14"/>
               </w:rPr>
             </w:pPr>
+            <w:proofErr w:type="spellStart"/>
             <w:r>
               <w:rPr>
                 <w:rFonts w:cs="Helvetica"/>
@@ -9466,6 +10623,7 @@
               </w:rPr>
               <w:t>_</w:t>
             </w:r>
+            <w:proofErr w:type="gramStart"/>
             <w:r>
               <w:rPr>
                 <w:rFonts w:cs="Helvetica"/>
@@ -9474,13 +10632,23 @@
               </w:rPr>
               <w:t>receive</w:t>
             </w:r>
+            <w:proofErr w:type="spellEnd"/>
             <w:r>
               <w:rPr>
                 <w:rFonts w:cs="Helvetica"/>
                 <w:b/>
                 <w:szCs w:val="14"/>
               </w:rPr>
-              <w:t>()</w:t>
+              <w:t>(</w:t>
+            </w:r>
+            <w:proofErr w:type="gramEnd"/>
+            <w:r>
+              <w:rPr>
+                <w:rFonts w:cs="Helvetica"/>
+                <w:b/>
+                <w:szCs w:val="14"/>
+              </w:rPr>
+              <w:t>)</w:t>
             </w:r>
           </w:p>
         </w:tc>
@@ -9519,6 +10687,7 @@
                 <w:szCs w:val="15"/>
               </w:rPr>
             </w:pPr>
+            <w:proofErr w:type="spellStart"/>
             <w:r>
               <w:rPr>
                 <w:rFonts w:cs="Helvetica"/>
@@ -9544,8 +10713,9 @@
                 <w:sz w:val="15"/>
                 <w:szCs w:val="15"/>
               </w:rPr>
-              <w:t xml:space="preserve">receive </w:t>
-            </w:r>
+              <w:t>receive</w:t>
+            </w:r>
+            <w:proofErr w:type="spellEnd"/>
             <w:r>
               <w:rPr>
                 <w:rFonts w:cs="Helvetica"/>
@@ -9553,6 +10723,15 @@
                 <w:sz w:val="15"/>
                 <w:szCs w:val="15"/>
               </w:rPr>
+              <w:t xml:space="preserve"> </w:t>
+            </w:r>
+            <w:r>
+              <w:rPr>
+                <w:rFonts w:cs="Helvetica"/>
+                <w:b/>
+                <w:sz w:val="15"/>
+                <w:szCs w:val="15"/>
+              </w:rPr>
               <w:t>(VVC</w:t>
             </w:r>
             <w:r>
@@ -9573,6 +10752,7 @@
               </w:rPr>
               <w:t xml:space="preserve">, </w:t>
             </w:r>
+            <w:proofErr w:type="spellStart"/>
             <w:r>
               <w:rPr>
                 <w:rFonts w:cs="Helvetica"/>
@@ -9589,8 +10769,9 @@
                 <w:sz w:val="15"/>
                 <w:szCs w:val="15"/>
               </w:rPr>
-              <w:t xml:space="preserve">instance_idx, </w:t>
-            </w:r>
+              <w:t>instance_idx</w:t>
+            </w:r>
+            <w:proofErr w:type="spellEnd"/>
             <w:r>
               <w:rPr>
                 <w:rFonts w:cs="Helvetica"/>
@@ -9598,6 +10779,15 @@
                 <w:sz w:val="15"/>
                 <w:szCs w:val="15"/>
               </w:rPr>
+              <w:t xml:space="preserve">, </w:t>
+            </w:r>
+            <w:r>
+              <w:rPr>
+                <w:rFonts w:cs="Helvetica"/>
+                <w:b/>
+                <w:sz w:val="15"/>
+                <w:szCs w:val="15"/>
+              </w:rPr>
               <w:t>channel,</w:t>
             </w:r>
             <w:r>
@@ -9626,8 +10816,9 @@
                 <w:sz w:val="15"/>
                 <w:szCs w:val="15"/>
               </w:rPr>
-              <w:t xml:space="preserve"> msg, [</w:t>
-            </w:r>
+              <w:t xml:space="preserve"> </w:t>
+            </w:r>
+            <w:proofErr w:type="spellStart"/>
             <w:r>
               <w:rPr>
                 <w:rFonts w:cs="Helvetica"/>
@@ -9635,8 +10826,29 @@
                 <w:sz w:val="15"/>
                 <w:szCs w:val="15"/>
               </w:rPr>
+              <w:t>msg</w:t>
+            </w:r>
+            <w:proofErr w:type="spellEnd"/>
+            <w:r>
+              <w:rPr>
+                <w:rFonts w:cs="Helvetica"/>
+                <w:b/>
+                <w:sz w:val="15"/>
+                <w:szCs w:val="15"/>
+              </w:rPr>
+              <w:t>, [</w:t>
+            </w:r>
+            <w:proofErr w:type="spellStart"/>
+            <w:r>
+              <w:rPr>
+                <w:rFonts w:cs="Helvetica"/>
+                <w:b/>
+                <w:sz w:val="15"/>
+                <w:szCs w:val="15"/>
+              </w:rPr>
               <w:t>alert_level</w:t>
             </w:r>
+            <w:proofErr w:type="spellEnd"/>
             <w:r>
               <w:rPr>
                 <w:rFonts w:cs="Helvetica"/>
@@ -9689,6 +10901,7 @@
               </w:rPr>
               <w:t xml:space="preserve">The </w:t>
             </w:r>
+            <w:proofErr w:type="spellStart"/>
             <w:r>
               <w:rPr>
                 <w:rFonts w:cs="Helvetica"/>
@@ -9705,6 +10918,7 @@
               </w:rPr>
               <w:t>_</w:t>
             </w:r>
+            <w:proofErr w:type="gramStart"/>
             <w:r>
               <w:rPr>
                 <w:rFonts w:cs="Helvetica"/>
@@ -9713,13 +10927,23 @@
               </w:rPr>
               <w:t>receive</w:t>
             </w:r>
-            <w:r>
-              <w:rPr>
-                <w:rFonts w:cs="Helvetica"/>
-                <w:sz w:val="15"/>
-                <w:szCs w:val="15"/>
-              </w:rPr>
-              <w:t xml:space="preserve">() VVC procedure adds a </w:t>
+            <w:proofErr w:type="spellEnd"/>
+            <w:r>
+              <w:rPr>
+                <w:rFonts w:cs="Helvetica"/>
+                <w:sz w:val="15"/>
+                <w:szCs w:val="15"/>
+              </w:rPr>
+              <w:t>(</w:t>
+            </w:r>
+            <w:proofErr w:type="gramEnd"/>
+            <w:r>
+              <w:rPr>
+                <w:rFonts w:cs="Helvetica"/>
+                <w:sz w:val="15"/>
+                <w:szCs w:val="15"/>
+              </w:rPr>
+              <w:t xml:space="preserve">) VVC procedure adds a </w:t>
             </w:r>
             <w:r>
               <w:rPr>
@@ -9801,21 +11025,41 @@
               </w:rPr>
               <w:t xml:space="preserve"> BFM </w:t>
             </w:r>
-            <w:r>
-              <w:rPr>
-                <w:rFonts w:cs="Helvetica"/>
-                <w:sz w:val="15"/>
-                <w:szCs w:val="15"/>
-              </w:rPr>
-              <w:t>uart_receive</w:t>
-            </w:r>
-            <w:r>
-              <w:rPr>
-                <w:rFonts w:cs="Helvetica"/>
-                <w:sz w:val="15"/>
-                <w:szCs w:val="15"/>
-              </w:rPr>
-              <w:t xml:space="preserve">() procedure, described in the </w:t>
+            <w:proofErr w:type="spellStart"/>
+            <w:r>
+              <w:rPr>
+                <w:rFonts w:cs="Helvetica"/>
+                <w:sz w:val="15"/>
+                <w:szCs w:val="15"/>
+              </w:rPr>
+              <w:t>uart_</w:t>
+            </w:r>
+            <w:proofErr w:type="gramStart"/>
+            <w:r>
+              <w:rPr>
+                <w:rFonts w:cs="Helvetica"/>
+                <w:sz w:val="15"/>
+                <w:szCs w:val="15"/>
+              </w:rPr>
+              <w:t>receive</w:t>
+            </w:r>
+            <w:proofErr w:type="spellEnd"/>
+            <w:r>
+              <w:rPr>
+                <w:rFonts w:cs="Helvetica"/>
+                <w:sz w:val="15"/>
+                <w:szCs w:val="15"/>
+              </w:rPr>
+              <w:t>(</w:t>
+            </w:r>
+            <w:proofErr w:type="gramEnd"/>
+            <w:r>
+              <w:rPr>
+                <w:rFonts w:cs="Helvetica"/>
+                <w:sz w:val="15"/>
+                <w:szCs w:val="15"/>
+              </w:rPr>
+              <w:t xml:space="preserve">) procedure, described in the </w:t>
             </w:r>
             <w:r>
               <w:rPr>
@@ -9831,7 +11075,25 @@
                 <w:sz w:val="15"/>
                 <w:szCs w:val="15"/>
               </w:rPr>
-              <w:t xml:space="preserve"> BFM QuickRef.</w:t>
+              <w:t xml:space="preserve"> BFM </w:t>
+            </w:r>
+            <w:proofErr w:type="spellStart"/>
+            <w:r>
+              <w:rPr>
+                <w:rFonts w:cs="Helvetica"/>
+                <w:sz w:val="15"/>
+                <w:szCs w:val="15"/>
+              </w:rPr>
+              <w:t>QuickRef</w:t>
+            </w:r>
+            <w:proofErr w:type="spellEnd"/>
+            <w:r>
+              <w:rPr>
+                <w:rFonts w:cs="Helvetica"/>
+                <w:sz w:val="15"/>
+                <w:szCs w:val="15"/>
+              </w:rPr>
+              <w:t>.</w:t>
             </w:r>
           </w:p>
           <w:p>
@@ -9950,6 +11212,7 @@
               </w:rPr>
               <w:t xml:space="preserve"> (see example with </w:t>
             </w:r>
+            <w:proofErr w:type="spellStart"/>
             <w:r>
               <w:rPr>
                 <w:rFonts w:cs="Helvetica"/>
@@ -9959,6 +11222,7 @@
               </w:rPr>
               <w:t>fetch_result</w:t>
             </w:r>
+            <w:proofErr w:type="spellEnd"/>
             <w:r>
               <w:rPr>
                 <w:rFonts w:cs="Helvetica"/>
@@ -9981,7 +11245,43 @@
                 <w:sz w:val="15"/>
                 <w:szCs w:val="15"/>
               </w:rPr>
-              <w:t>The uart_receive() procedure can only be called using the UART RX channel, i.e. setting ‘channel’ to ‘RX’.</w:t>
+              <w:t xml:space="preserve">The </w:t>
+            </w:r>
+            <w:proofErr w:type="spellStart"/>
+            <w:r>
+              <w:rPr>
+                <w:rFonts w:cs="Helvetica"/>
+                <w:sz w:val="15"/>
+                <w:szCs w:val="15"/>
+              </w:rPr>
+              <w:t>uart_</w:t>
+            </w:r>
+            <w:proofErr w:type="gramStart"/>
+            <w:r>
+              <w:rPr>
+                <w:rFonts w:cs="Helvetica"/>
+                <w:sz w:val="15"/>
+                <w:szCs w:val="15"/>
+              </w:rPr>
+              <w:t>receive</w:t>
+            </w:r>
+            <w:proofErr w:type="spellEnd"/>
+            <w:r>
+              <w:rPr>
+                <w:rFonts w:cs="Helvetica"/>
+                <w:sz w:val="15"/>
+                <w:szCs w:val="15"/>
+              </w:rPr>
+              <w:t>(</w:t>
+            </w:r>
+            <w:proofErr w:type="gramEnd"/>
+            <w:r>
+              <w:rPr>
+                <w:rFonts w:cs="Helvetica"/>
+                <w:sz w:val="15"/>
+                <w:szCs w:val="15"/>
+              </w:rPr>
+              <w:t>) procedure can only be called using the UART RX channel, i.e. setting ‘channel’ to ‘RX’.</w:t>
             </w:r>
           </w:p>
           <w:p>
@@ -10090,20 +11390,30 @@
               </w:rPr>
               <w:t xml:space="preserve">    </w:t>
             </w:r>
+            <w:proofErr w:type="spellStart"/>
             <w:r>
               <w:rPr>
                 <w:rFonts w:ascii="Courier New" w:hAnsi="Courier New" w:cs="Courier New"/>
                 <w:sz w:val="15"/>
                 <w:szCs w:val="15"/>
               </w:rPr>
-              <w:t xml:space="preserve">uart_receive (UART_VVCT, 1, RX, “Receiving from </w:t>
-            </w:r>
+              <w:t>uart_receive</w:t>
+            </w:r>
+            <w:proofErr w:type="spellEnd"/>
             <w:r>
               <w:rPr>
                 <w:rFonts w:ascii="Courier New" w:hAnsi="Courier New" w:cs="Courier New"/>
                 <w:sz w:val="15"/>
                 <w:szCs w:val="15"/>
               </w:rPr>
+              <w:t xml:space="preserve"> (UART_VVCT, 1, RX, “Receiving from </w:t>
+            </w:r>
+            <w:r>
+              <w:rPr>
+                <w:rFonts w:ascii="Courier New" w:hAnsi="Courier New" w:cs="Courier New"/>
+                <w:sz w:val="15"/>
+                <w:szCs w:val="15"/>
+              </w:rPr>
               <w:t>DUT UART instance</w:t>
             </w:r>
             <w:r>
@@ -10122,13 +11432,23 @@
               </w:rPr>
               <w:t>, C_SCOPE</w:t>
             </w:r>
+            <w:proofErr w:type="gramStart"/>
             <w:r>
               <w:rPr>
                 <w:rFonts w:ascii="Courier New" w:hAnsi="Courier New" w:cs="Courier New"/>
                 <w:sz w:val="15"/>
                 <w:szCs w:val="15"/>
               </w:rPr>
-              <w:t xml:space="preserve">); </w:t>
+              <w:t>);</w:t>
+            </w:r>
+            <w:proofErr w:type="gramEnd"/>
+            <w:r>
+              <w:rPr>
+                <w:rFonts w:ascii="Courier New" w:hAnsi="Courier New" w:cs="Courier New"/>
+                <w:sz w:val="15"/>
+                <w:szCs w:val="15"/>
+              </w:rPr>
+              <w:t xml:space="preserve"> </w:t>
             </w:r>
           </w:p>
           <w:p>
@@ -10151,6 +11471,7 @@
               </w:rPr>
               <w:t xml:space="preserve">    </w:t>
             </w:r>
+            <w:proofErr w:type="spellStart"/>
             <w:r>
               <w:rPr>
                 <w:rFonts w:ascii="Courier New" w:hAnsi="Courier New" w:cs="Courier New"/>
@@ -10158,8 +11479,9 @@
                 <w:szCs w:val="15"/>
                 <w:highlight w:val="darkGray"/>
               </w:rPr>
-              <w:t>uart_receive (UART_VVCT, 1, RX, TO_SB, “Receiving data</w:t>
-            </w:r>
+              <w:t>uart_receive</w:t>
+            </w:r>
+            <w:proofErr w:type="spellEnd"/>
             <w:r>
               <w:rPr>
                 <w:rFonts w:ascii="Courier New" w:hAnsi="Courier New" w:cs="Courier New"/>
@@ -10167,6 +11489,15 @@
                 <w:szCs w:val="15"/>
                 <w:highlight w:val="darkGray"/>
               </w:rPr>
+              <w:t xml:space="preserve"> (UART_VVCT, 1, RX, TO_SB, “Receiving data</w:t>
+            </w:r>
+            <w:r>
+              <w:rPr>
+                <w:rFonts w:ascii="Courier New" w:hAnsi="Courier New" w:cs="Courier New"/>
+                <w:sz w:val="15"/>
+                <w:szCs w:val="15"/>
+                <w:highlight w:val="darkGray"/>
+              </w:rPr>
               <w:t xml:space="preserve"> from DUT UART instance 1</w:t>
             </w:r>
             <w:r>
@@ -10176,8 +11507,19 @@
                 <w:szCs w:val="15"/>
                 <w:highlight w:val="darkGray"/>
               </w:rPr>
-              <w:t xml:space="preserve"> and passing on to Scoreboard”, ERROR, C_SCOPE);</w:t>
-            </w:r>
+              <w:t xml:space="preserve"> and passing on to Scoreboard”, ERROR, C_SCOPE</w:t>
+            </w:r>
+            <w:proofErr w:type="gramStart"/>
+            <w:r>
+              <w:rPr>
+                <w:rFonts w:ascii="Courier New" w:hAnsi="Courier New" w:cs="Courier New"/>
+                <w:sz w:val="15"/>
+                <w:szCs w:val="15"/>
+                <w:highlight w:val="darkGray"/>
+              </w:rPr>
+              <w:t>);</w:t>
+            </w:r>
+            <w:proofErr w:type="gramEnd"/>
             <w:r>
               <w:rPr>
                 <w:rFonts w:ascii="Courier New" w:hAnsi="Courier New" w:cs="Courier New"/>
@@ -10219,7 +11561,47 @@
                 <w:sz w:val="15"/>
                 <w:szCs w:val="15"/>
               </w:rPr>
-              <w:t>Example with fetch_result() call</w:t>
+              <w:t xml:space="preserve">Example with </w:t>
+            </w:r>
+            <w:proofErr w:type="spellStart"/>
+            <w:r>
+              <w:rPr>
+                <w:rFonts w:cs="Helvetica"/>
+                <w:b/>
+                <w:sz w:val="15"/>
+                <w:szCs w:val="15"/>
+              </w:rPr>
+              <w:t>fetch_</w:t>
+            </w:r>
+            <w:proofErr w:type="gramStart"/>
+            <w:r>
+              <w:rPr>
+                <w:rFonts w:cs="Helvetica"/>
+                <w:b/>
+                <w:sz w:val="15"/>
+                <w:szCs w:val="15"/>
+              </w:rPr>
+              <w:t>result</w:t>
+            </w:r>
+            <w:proofErr w:type="spellEnd"/>
+            <w:r>
+              <w:rPr>
+                <w:rFonts w:cs="Helvetica"/>
+                <w:b/>
+                <w:sz w:val="15"/>
+                <w:szCs w:val="15"/>
+              </w:rPr>
+              <w:t>(</w:t>
+            </w:r>
+            <w:proofErr w:type="gramEnd"/>
+            <w:r>
+              <w:rPr>
+                <w:rFonts w:cs="Helvetica"/>
+                <w:b/>
+                <w:sz w:val="15"/>
+                <w:szCs w:val="15"/>
+              </w:rPr>
+              <w:t>) call</w:t>
             </w:r>
             <w:r>
               <w:rPr>
@@ -10229,6 +11611,7 @@
               </w:rPr>
               <w:t xml:space="preserve">: Result is placed in </w:t>
             </w:r>
+            <w:proofErr w:type="spellStart"/>
             <w:r>
               <w:rPr>
                 <w:rFonts w:ascii="Courier New" w:hAnsi="Courier New" w:cs="Courier New"/>
@@ -10238,6 +11621,7 @@
               </w:rPr>
               <w:t>v_data</w:t>
             </w:r>
+            <w:proofErr w:type="spellEnd"/>
           </w:p>
           <w:p>
             <w:pPr>
@@ -10257,23 +11641,59 @@
                 <w:sz w:val="15"/>
                 <w:szCs w:val="15"/>
               </w:rPr>
-              <w:t xml:space="preserve">    variable v_cmd_idx </w:t>
-            </w:r>
+              <w:t xml:space="preserve">    variable </w:t>
+            </w:r>
+            <w:proofErr w:type="spellStart"/>
             <w:r>
               <w:rPr>
                 <w:rFonts w:ascii="Courier New" w:hAnsi="Courier New" w:cs="Courier New"/>
                 <w:sz w:val="15"/>
                 <w:szCs w:val="15"/>
               </w:rPr>
-              <w:t xml:space="preserve">        </w:t>
-            </w:r>
+              <w:t>v_cmd_idx</w:t>
+            </w:r>
+            <w:proofErr w:type="spellEnd"/>
             <w:r>
               <w:rPr>
                 <w:rFonts w:ascii="Courier New" w:hAnsi="Courier New" w:cs="Courier New"/>
                 <w:sz w:val="15"/>
                 <w:szCs w:val="15"/>
               </w:rPr>
-              <w:t xml:space="preserve">: natural; </w:t>
+              <w:t xml:space="preserve"> </w:t>
+            </w:r>
+            <w:r>
+              <w:rPr>
+                <w:rFonts w:ascii="Courier New" w:hAnsi="Courier New" w:cs="Courier New"/>
+                <w:sz w:val="15"/>
+                <w:szCs w:val="15"/>
+              </w:rPr>
+              <w:t xml:space="preserve">      </w:t>
+            </w:r>
+            <w:proofErr w:type="gramStart"/>
+            <w:r>
+              <w:rPr>
+                <w:rFonts w:ascii="Courier New" w:hAnsi="Courier New" w:cs="Courier New"/>
+                <w:sz w:val="15"/>
+                <w:szCs w:val="15"/>
+              </w:rPr>
+              <w:t xml:space="preserve">  </w:t>
+            </w:r>
+            <w:r>
+              <w:rPr>
+                <w:rFonts w:ascii="Courier New" w:hAnsi="Courier New" w:cs="Courier New"/>
+                <w:sz w:val="15"/>
+                <w:szCs w:val="15"/>
+              </w:rPr>
+              <w:t>:</w:t>
+            </w:r>
+            <w:proofErr w:type="gramEnd"/>
+            <w:r>
+              <w:rPr>
+                <w:rFonts w:ascii="Courier New" w:hAnsi="Courier New" w:cs="Courier New"/>
+                <w:sz w:val="15"/>
+                <w:szCs w:val="15"/>
+              </w:rPr>
+              <w:t xml:space="preserve"> natural; </w:t>
             </w:r>
             <w:r>
               <w:rPr>
@@ -10337,23 +11757,25 @@
                 <w:sz w:val="15"/>
                 <w:szCs w:val="15"/>
               </w:rPr>
-              <w:t xml:space="preserve">    variable v_data    </w:t>
-            </w:r>
+              <w:t xml:space="preserve">    variable </w:t>
+            </w:r>
+            <w:proofErr w:type="spellStart"/>
             <w:r>
               <w:rPr>
                 <w:rFonts w:ascii="Courier New" w:hAnsi="Courier New" w:cs="Courier New"/>
                 <w:sz w:val="15"/>
                 <w:szCs w:val="15"/>
               </w:rPr>
-              <w:t xml:space="preserve">        </w:t>
-            </w:r>
+              <w:t>v_data</w:t>
+            </w:r>
+            <w:proofErr w:type="spellEnd"/>
             <w:r>
               <w:rPr>
                 <w:rFonts w:ascii="Courier New" w:hAnsi="Courier New" w:cs="Courier New"/>
                 <w:sz w:val="15"/>
                 <w:szCs w:val="15"/>
               </w:rPr>
-              <w:t xml:space="preserve">: </w:t>
+              <w:t xml:space="preserve">    </w:t>
             </w:r>
             <w:r>
               <w:rPr>
@@ -10361,6 +11783,41 @@
                 <w:sz w:val="15"/>
                 <w:szCs w:val="15"/>
               </w:rPr>
+              <w:t xml:space="preserve">      </w:t>
+            </w:r>
+            <w:proofErr w:type="gramStart"/>
+            <w:r>
+              <w:rPr>
+                <w:rFonts w:ascii="Courier New" w:hAnsi="Courier New" w:cs="Courier New"/>
+                <w:sz w:val="15"/>
+                <w:szCs w:val="15"/>
+              </w:rPr>
+              <w:t xml:space="preserve">  </w:t>
+            </w:r>
+            <w:r>
+              <w:rPr>
+                <w:rFonts w:ascii="Courier New" w:hAnsi="Courier New" w:cs="Courier New"/>
+                <w:sz w:val="15"/>
+                <w:szCs w:val="15"/>
+              </w:rPr>
+              <w:t>:</w:t>
+            </w:r>
+            <w:proofErr w:type="gramEnd"/>
+            <w:r>
+              <w:rPr>
+                <w:rFonts w:ascii="Courier New" w:hAnsi="Courier New" w:cs="Courier New"/>
+                <w:sz w:val="15"/>
+                <w:szCs w:val="15"/>
+              </w:rPr>
+              <w:t xml:space="preserve"> </w:t>
+            </w:r>
+            <w:proofErr w:type="spellStart"/>
+            <w:r>
+              <w:rPr>
+                <w:rFonts w:ascii="Courier New" w:hAnsi="Courier New" w:cs="Courier New"/>
+                <w:sz w:val="15"/>
+                <w:szCs w:val="15"/>
+              </w:rPr>
               <w:t>bitvis_vip_uart</w:t>
             </w:r>
             <w:r>
@@ -10377,7 +11834,16 @@
                 <w:sz w:val="15"/>
                 <w:szCs w:val="15"/>
               </w:rPr>
-              <w:t>t_vvc_result;</w:t>
+              <w:t>t_vvc_result</w:t>
+            </w:r>
+            <w:proofErr w:type="spellEnd"/>
+            <w:r>
+              <w:rPr>
+                <w:rFonts w:ascii="Courier New" w:hAnsi="Courier New" w:cs="Courier New"/>
+                <w:sz w:val="15"/>
+                <w:szCs w:val="15"/>
+              </w:rPr>
+              <w:t>;</w:t>
             </w:r>
             <w:r>
               <w:rPr>
@@ -10438,22 +11904,34 @@
               </w:rPr>
               <w:t xml:space="preserve">    </w:t>
             </w:r>
+            <w:proofErr w:type="spellStart"/>
             <w:r>
               <w:rPr>
                 <w:rFonts w:ascii="Courier New" w:hAnsi="Courier New" w:cs="Courier New"/>
                 <w:sz w:val="15"/>
                 <w:szCs w:val="15"/>
               </w:rPr>
-              <w:t>uart_receive</w:t>
-            </w:r>
+              <w:t>uart_</w:t>
+            </w:r>
+            <w:proofErr w:type="gramStart"/>
             <w:r>
               <w:rPr>
                 <w:rFonts w:ascii="Courier New" w:hAnsi="Courier New" w:cs="Courier New"/>
                 <w:sz w:val="15"/>
                 <w:szCs w:val="15"/>
               </w:rPr>
+              <w:t>receive</w:t>
+            </w:r>
+            <w:proofErr w:type="spellEnd"/>
+            <w:r>
+              <w:rPr>
+                <w:rFonts w:ascii="Courier New" w:hAnsi="Courier New" w:cs="Courier New"/>
+                <w:sz w:val="15"/>
+                <w:szCs w:val="15"/>
+              </w:rPr>
               <w:t>(</w:t>
             </w:r>
+            <w:proofErr w:type="gramEnd"/>
             <w:r>
               <w:rPr>
                 <w:rFonts w:ascii="Courier New" w:hAnsi="Courier New" w:cs="Courier New"/>
@@ -10522,14 +12000,51 @@
                 <w:sz w:val="15"/>
                 <w:szCs w:val="15"/>
               </w:rPr>
-              <w:t xml:space="preserve">    v_cmd_idx := </w:t>
-            </w:r>
+              <w:t xml:space="preserve">    </w:t>
+            </w:r>
+            <w:proofErr w:type="spellStart"/>
             <w:r>
               <w:rPr>
                 <w:rFonts w:ascii="Courier New" w:hAnsi="Courier New" w:cs="Courier New"/>
                 <w:sz w:val="15"/>
                 <w:szCs w:val="15"/>
               </w:rPr>
+              <w:t>v_cmd_</w:t>
+            </w:r>
+            <w:proofErr w:type="gramStart"/>
+            <w:r>
+              <w:rPr>
+                <w:rFonts w:ascii="Courier New" w:hAnsi="Courier New" w:cs="Courier New"/>
+                <w:sz w:val="15"/>
+                <w:szCs w:val="15"/>
+              </w:rPr>
+              <w:t>idx</w:t>
+            </w:r>
+            <w:proofErr w:type="spellEnd"/>
+            <w:r>
+              <w:rPr>
+                <w:rFonts w:ascii="Courier New" w:hAnsi="Courier New" w:cs="Courier New"/>
+                <w:sz w:val="15"/>
+                <w:szCs w:val="15"/>
+              </w:rPr>
+              <w:t xml:space="preserve"> :</w:t>
+            </w:r>
+            <w:proofErr w:type="gramEnd"/>
+            <w:r>
+              <w:rPr>
+                <w:rFonts w:ascii="Courier New" w:hAnsi="Courier New" w:cs="Courier New"/>
+                <w:sz w:val="15"/>
+                <w:szCs w:val="15"/>
+              </w:rPr>
+              <w:t xml:space="preserve">= </w:t>
+            </w:r>
+            <w:proofErr w:type="spellStart"/>
+            <w:r>
+              <w:rPr>
+                <w:rFonts w:ascii="Courier New" w:hAnsi="Courier New" w:cs="Courier New"/>
+                <w:sz w:val="15"/>
+                <w:szCs w:val="15"/>
+              </w:rPr>
               <w:t>get_last_received</w:t>
             </w:r>
             <w:r>
@@ -10540,13 +12055,30 @@
               </w:rPr>
               <w:t>_cmd_idx</w:t>
             </w:r>
+            <w:proofErr w:type="spellEnd"/>
             <w:r>
               <w:rPr>
                 <w:rFonts w:ascii="Courier New" w:hAnsi="Courier New" w:cs="Courier New"/>
                 <w:sz w:val="15"/>
                 <w:szCs w:val="15"/>
               </w:rPr>
-              <w:t>(UART_VVCT, 1)</w:t>
+              <w:t>(UART_VVCT, 1</w:t>
+            </w:r>
+            <w:r>
+              <w:rPr>
+                <w:rFonts w:ascii="Courier New" w:hAnsi="Courier New" w:cs="Courier New"/>
+                <w:sz w:val="15"/>
+                <w:szCs w:val="15"/>
+              </w:rPr>
+              <w:t>, RX</w:t>
+            </w:r>
+            <w:r>
+              <w:rPr>
+                <w:rFonts w:ascii="Courier New" w:hAnsi="Courier New" w:cs="Courier New"/>
+                <w:sz w:val="15"/>
+                <w:szCs w:val="15"/>
+              </w:rPr>
+              <w:t>)</w:t>
             </w:r>
             <w:r>
               <w:rPr>
@@ -10591,14 +12123,42 @@
                 <w:sz w:val="15"/>
                 <w:szCs w:val="15"/>
               </w:rPr>
-              <w:t xml:space="preserve">    await_completion(</w:t>
-            </w:r>
+              <w:t xml:space="preserve">    </w:t>
+            </w:r>
+            <w:proofErr w:type="spellStart"/>
             <w:r>
               <w:rPr>
                 <w:rFonts w:ascii="Courier New" w:hAnsi="Courier New" w:cs="Courier New"/>
                 <w:sz w:val="15"/>
                 <w:szCs w:val="15"/>
               </w:rPr>
+              <w:t>await_</w:t>
+            </w:r>
+            <w:proofErr w:type="gramStart"/>
+            <w:r>
+              <w:rPr>
+                <w:rFonts w:ascii="Courier New" w:hAnsi="Courier New" w:cs="Courier New"/>
+                <w:sz w:val="15"/>
+                <w:szCs w:val="15"/>
+              </w:rPr>
+              <w:t>completion</w:t>
+            </w:r>
+            <w:proofErr w:type="spellEnd"/>
+            <w:r>
+              <w:rPr>
+                <w:rFonts w:ascii="Courier New" w:hAnsi="Courier New" w:cs="Courier New"/>
+                <w:sz w:val="15"/>
+                <w:szCs w:val="15"/>
+              </w:rPr>
+              <w:t>(</w:t>
+            </w:r>
+            <w:proofErr w:type="gramEnd"/>
+            <w:r>
+              <w:rPr>
+                <w:rFonts w:ascii="Courier New" w:hAnsi="Courier New" w:cs="Courier New"/>
+                <w:sz w:val="15"/>
+                <w:szCs w:val="15"/>
+              </w:rPr>
               <w:t>UART_</w:t>
             </w:r>
             <w:r>
@@ -10607,7 +12167,57 @@
                 <w:sz w:val="15"/>
                 <w:szCs w:val="15"/>
               </w:rPr>
-              <w:t xml:space="preserve">VVCT,1, v_cmd_idx, </w:t>
+              <w:t>VVCT,</w:t>
+            </w:r>
+            <w:r>
+              <w:rPr>
+                <w:rFonts w:ascii="Courier New" w:hAnsi="Courier New" w:cs="Courier New"/>
+                <w:sz w:val="15"/>
+                <w:szCs w:val="15"/>
+              </w:rPr>
+              <w:t xml:space="preserve"> </w:t>
+            </w:r>
+            <w:r>
+              <w:rPr>
+                <w:rFonts w:ascii="Courier New" w:hAnsi="Courier New" w:cs="Courier New"/>
+                <w:sz w:val="15"/>
+                <w:szCs w:val="15"/>
+              </w:rPr>
+              <w:t>1,</w:t>
+            </w:r>
+            <w:r>
+              <w:rPr>
+                <w:rFonts w:ascii="Courier New" w:hAnsi="Courier New" w:cs="Courier New"/>
+                <w:sz w:val="15"/>
+                <w:szCs w:val="15"/>
+              </w:rPr>
+              <w:t xml:space="preserve"> RX,</w:t>
+            </w:r>
+            <w:r>
+              <w:rPr>
+                <w:rFonts w:ascii="Courier New" w:hAnsi="Courier New" w:cs="Courier New"/>
+                <w:sz w:val="15"/>
+                <w:szCs w:val="15"/>
+              </w:rPr>
+              <w:t xml:space="preserve"> </w:t>
+            </w:r>
+            <w:proofErr w:type="spellStart"/>
+            <w:r>
+              <w:rPr>
+                <w:rFonts w:ascii="Courier New" w:hAnsi="Courier New" w:cs="Courier New"/>
+                <w:sz w:val="15"/>
+                <w:szCs w:val="15"/>
+              </w:rPr>
+              <w:t>v_cmd_idx</w:t>
+            </w:r>
+            <w:proofErr w:type="spellEnd"/>
+            <w:r>
+              <w:rPr>
+                <w:rFonts w:ascii="Courier New" w:hAnsi="Courier New" w:cs="Courier New"/>
+                <w:sz w:val="15"/>
+                <w:szCs w:val="15"/>
+              </w:rPr>
+              <w:t xml:space="preserve">, </w:t>
             </w:r>
             <w:r>
               <w:rPr>
@@ -10660,14 +12270,42 @@
                 <w:sz w:val="15"/>
                 <w:szCs w:val="15"/>
               </w:rPr>
-              <w:t xml:space="preserve">    fetch_result(</w:t>
-            </w:r>
+              <w:t xml:space="preserve">    </w:t>
+            </w:r>
+            <w:proofErr w:type="spellStart"/>
             <w:r>
               <w:rPr>
                 <w:rFonts w:ascii="Courier New" w:hAnsi="Courier New" w:cs="Courier New"/>
                 <w:sz w:val="15"/>
                 <w:szCs w:val="15"/>
               </w:rPr>
+              <w:t>fetch_</w:t>
+            </w:r>
+            <w:proofErr w:type="gramStart"/>
+            <w:r>
+              <w:rPr>
+                <w:rFonts w:ascii="Courier New" w:hAnsi="Courier New" w:cs="Courier New"/>
+                <w:sz w:val="15"/>
+                <w:szCs w:val="15"/>
+              </w:rPr>
+              <w:t>result</w:t>
+            </w:r>
+            <w:proofErr w:type="spellEnd"/>
+            <w:r>
+              <w:rPr>
+                <w:rFonts w:ascii="Courier New" w:hAnsi="Courier New" w:cs="Courier New"/>
+                <w:sz w:val="15"/>
+                <w:szCs w:val="15"/>
+              </w:rPr>
+              <w:t>(</w:t>
+            </w:r>
+            <w:proofErr w:type="gramEnd"/>
+            <w:r>
+              <w:rPr>
+                <w:rFonts w:ascii="Courier New" w:hAnsi="Courier New" w:cs="Courier New"/>
+                <w:sz w:val="15"/>
+                <w:szCs w:val="15"/>
+              </w:rPr>
               <w:t>UART_</w:t>
             </w:r>
             <w:r>
@@ -10676,8 +12314,59 @@
                 <w:sz w:val="15"/>
                 <w:szCs w:val="15"/>
               </w:rPr>
-              <w:t xml:space="preserve">VVCT,1, v_cmd_idx, </w:t>
-            </w:r>
+              <w:t>VVCT,</w:t>
+            </w:r>
+            <w:r>
+              <w:rPr>
+                <w:rFonts w:ascii="Courier New" w:hAnsi="Courier New" w:cs="Courier New"/>
+                <w:sz w:val="15"/>
+                <w:szCs w:val="15"/>
+              </w:rPr>
+              <w:t xml:space="preserve"> </w:t>
+            </w:r>
+            <w:r>
+              <w:rPr>
+                <w:rFonts w:ascii="Courier New" w:hAnsi="Courier New" w:cs="Courier New"/>
+                <w:sz w:val="15"/>
+                <w:szCs w:val="15"/>
+              </w:rPr>
+              <w:t>1,</w:t>
+            </w:r>
+            <w:r>
+              <w:rPr>
+                <w:rFonts w:ascii="Courier New" w:hAnsi="Courier New" w:cs="Courier New"/>
+                <w:sz w:val="15"/>
+                <w:szCs w:val="15"/>
+              </w:rPr>
+              <w:t xml:space="preserve"> RX,</w:t>
+            </w:r>
+            <w:r>
+              <w:rPr>
+                <w:rFonts w:ascii="Courier New" w:hAnsi="Courier New" w:cs="Courier New"/>
+                <w:sz w:val="15"/>
+                <w:szCs w:val="15"/>
+              </w:rPr>
+              <w:t xml:space="preserve"> </w:t>
+            </w:r>
+            <w:proofErr w:type="spellStart"/>
+            <w:r>
+              <w:rPr>
+                <w:rFonts w:ascii="Courier New" w:hAnsi="Courier New" w:cs="Courier New"/>
+                <w:sz w:val="15"/>
+                <w:szCs w:val="15"/>
+              </w:rPr>
+              <w:t>v_cmd_idx</w:t>
+            </w:r>
+            <w:proofErr w:type="spellEnd"/>
+            <w:r>
+              <w:rPr>
+                <w:rFonts w:ascii="Courier New" w:hAnsi="Courier New" w:cs="Courier New"/>
+                <w:sz w:val="15"/>
+                <w:szCs w:val="15"/>
+              </w:rPr>
+              <w:t xml:space="preserve">, </w:t>
+            </w:r>
+            <w:proofErr w:type="spellStart"/>
             <w:r>
               <w:rPr>
                 <w:rFonts w:ascii="Courier New" w:hAnsi="Courier New" w:cs="Courier New"/>
@@ -10687,6 +12376,7 @@
               </w:rPr>
               <w:t>v_data</w:t>
             </w:r>
+            <w:proofErr w:type="spellEnd"/>
             <w:r>
               <w:rPr>
                 <w:rFonts w:ascii="Courier New" w:hAnsi="Courier New" w:cs="Courier New"/>
@@ -10748,6 +12438,7 @@
                 <w:szCs w:val="14"/>
               </w:rPr>
             </w:pPr>
+            <w:proofErr w:type="spellStart"/>
             <w:r>
               <w:rPr>
                 <w:rFonts w:cs="Helvetica"/>
@@ -10765,6 +12456,7 @@
               </w:rPr>
               <w:t>_</w:t>
             </w:r>
+            <w:proofErr w:type="gramStart"/>
             <w:r>
               <w:rPr>
                 <w:rFonts w:cs="Helvetica"/>
@@ -10773,13 +12465,23 @@
               </w:rPr>
               <w:t>expect</w:t>
             </w:r>
+            <w:proofErr w:type="spellEnd"/>
             <w:r>
               <w:rPr>
                 <w:rFonts w:cs="Helvetica"/>
                 <w:b/>
                 <w:szCs w:val="14"/>
               </w:rPr>
-              <w:t>()</w:t>
+              <w:t>(</w:t>
+            </w:r>
+            <w:proofErr w:type="gramEnd"/>
+            <w:r>
+              <w:rPr>
+                <w:rFonts w:cs="Helvetica"/>
+                <w:b/>
+                <w:szCs w:val="14"/>
+              </w:rPr>
+              <w:t>)</w:t>
             </w:r>
           </w:p>
         </w:tc>
@@ -10819,6 +12521,7 @@
                 <w:szCs w:val="15"/>
               </w:rPr>
             </w:pPr>
+            <w:proofErr w:type="spellStart"/>
             <w:r>
               <w:rPr>
                 <w:rFonts w:cs="Helvetica"/>
@@ -10844,8 +12547,9 @@
                 <w:sz w:val="15"/>
                 <w:szCs w:val="15"/>
               </w:rPr>
-              <w:t xml:space="preserve">expect </w:t>
-            </w:r>
+              <w:t>expect</w:t>
+            </w:r>
+            <w:proofErr w:type="spellEnd"/>
             <w:r>
               <w:rPr>
                 <w:rFonts w:cs="Helvetica"/>
@@ -10853,6 +12557,15 @@
                 <w:sz w:val="15"/>
                 <w:szCs w:val="15"/>
               </w:rPr>
+              <w:t xml:space="preserve"> </w:t>
+            </w:r>
+            <w:r>
+              <w:rPr>
+                <w:rFonts w:cs="Helvetica"/>
+                <w:b/>
+                <w:sz w:val="15"/>
+                <w:szCs w:val="15"/>
+              </w:rPr>
               <w:t>(VVC</w:t>
             </w:r>
             <w:r>
@@ -10873,6 +12586,7 @@
               </w:rPr>
               <w:t xml:space="preserve">, </w:t>
             </w:r>
+            <w:proofErr w:type="spellStart"/>
             <w:r>
               <w:rPr>
                 <w:rFonts w:cs="Helvetica"/>
@@ -10889,8 +12603,9 @@
                 <w:sz w:val="15"/>
                 <w:szCs w:val="15"/>
               </w:rPr>
-              <w:t xml:space="preserve">instance_idx,  </w:t>
-            </w:r>
+              <w:t>instance_</w:t>
+            </w:r>
+            <w:proofErr w:type="gramStart"/>
             <w:r>
               <w:rPr>
                 <w:rFonts w:cs="Helvetica"/>
@@ -10898,8 +12613,9 @@
                 <w:sz w:val="15"/>
                 <w:szCs w:val="15"/>
               </w:rPr>
-              <w:t xml:space="preserve">channel, data, </w:t>
-            </w:r>
+              <w:t>idx</w:t>
+            </w:r>
+            <w:proofErr w:type="spellEnd"/>
             <w:r>
               <w:rPr>
                 <w:rFonts w:cs="Helvetica"/>
@@ -10907,7 +12623,7 @@
                 <w:sz w:val="15"/>
                 <w:szCs w:val="15"/>
               </w:rPr>
-              <w:t xml:space="preserve">msg, </w:t>
+              <w:t xml:space="preserve">,  </w:t>
             </w:r>
             <w:r>
               <w:rPr>
@@ -10916,8 +12632,78 @@
                 <w:sz w:val="15"/>
                 <w:szCs w:val="15"/>
               </w:rPr>
-              <w:t>[max_receptions, [timeout, [alert_level</w:t>
-            </w:r>
+              <w:t>channel</w:t>
+            </w:r>
+            <w:proofErr w:type="gramEnd"/>
+            <w:r>
+              <w:rPr>
+                <w:rFonts w:cs="Helvetica"/>
+                <w:b/>
+                <w:sz w:val="15"/>
+                <w:szCs w:val="15"/>
+              </w:rPr>
+              <w:t xml:space="preserve">, data, </w:t>
+            </w:r>
+            <w:proofErr w:type="spellStart"/>
+            <w:r>
+              <w:rPr>
+                <w:rFonts w:cs="Helvetica"/>
+                <w:b/>
+                <w:sz w:val="15"/>
+                <w:szCs w:val="15"/>
+              </w:rPr>
+              <w:t>msg</w:t>
+            </w:r>
+            <w:proofErr w:type="spellEnd"/>
+            <w:r>
+              <w:rPr>
+                <w:rFonts w:cs="Helvetica"/>
+                <w:b/>
+                <w:sz w:val="15"/>
+                <w:szCs w:val="15"/>
+              </w:rPr>
+              <w:t xml:space="preserve">, </w:t>
+            </w:r>
+            <w:r>
+              <w:rPr>
+                <w:rFonts w:cs="Helvetica"/>
+                <w:b/>
+                <w:sz w:val="15"/>
+                <w:szCs w:val="15"/>
+              </w:rPr>
+              <w:t>[</w:t>
+            </w:r>
+            <w:proofErr w:type="spellStart"/>
+            <w:r>
+              <w:rPr>
+                <w:rFonts w:cs="Helvetica"/>
+                <w:b/>
+                <w:sz w:val="15"/>
+                <w:szCs w:val="15"/>
+              </w:rPr>
+              <w:t>max_receptions</w:t>
+            </w:r>
+            <w:proofErr w:type="spellEnd"/>
+            <w:r>
+              <w:rPr>
+                <w:rFonts w:cs="Helvetica"/>
+                <w:b/>
+                <w:sz w:val="15"/>
+                <w:szCs w:val="15"/>
+              </w:rPr>
+              <w:t>, [timeout, [</w:t>
+            </w:r>
+            <w:proofErr w:type="spellStart"/>
+            <w:r>
+              <w:rPr>
+                <w:rFonts w:cs="Helvetica"/>
+                <w:b/>
+                <w:sz w:val="15"/>
+                <w:szCs w:val="15"/>
+              </w:rPr>
+              <w:t>alert_level</w:t>
+            </w:r>
+            <w:proofErr w:type="spellEnd"/>
             <w:r>
               <w:rPr>
                 <w:rFonts w:cs="Helvetica"/>
@@ -10979,6 +12765,7 @@
               </w:rPr>
               <w:t xml:space="preserve">The </w:t>
             </w:r>
+            <w:proofErr w:type="spellStart"/>
             <w:r>
               <w:rPr>
                 <w:rFonts w:cs="Helvetica"/>
@@ -10995,6 +12782,7 @@
               </w:rPr>
               <w:t>_</w:t>
             </w:r>
+            <w:proofErr w:type="gramStart"/>
             <w:r>
               <w:rPr>
                 <w:rFonts w:cs="Helvetica"/>
@@ -11003,13 +12791,23 @@
               </w:rPr>
               <w:t>expect</w:t>
             </w:r>
-            <w:r>
-              <w:rPr>
-                <w:rFonts w:cs="Helvetica"/>
-                <w:sz w:val="15"/>
-                <w:szCs w:val="15"/>
-              </w:rPr>
-              <w:t>() VVC procedure adds a</w:t>
+            <w:proofErr w:type="spellEnd"/>
+            <w:r>
+              <w:rPr>
+                <w:rFonts w:cs="Helvetica"/>
+                <w:sz w:val="15"/>
+                <w:szCs w:val="15"/>
+              </w:rPr>
+              <w:t>(</w:t>
+            </w:r>
+            <w:proofErr w:type="gramEnd"/>
+            <w:r>
+              <w:rPr>
+                <w:rFonts w:cs="Helvetica"/>
+                <w:sz w:val="15"/>
+                <w:szCs w:val="15"/>
+              </w:rPr>
+              <w:t>) VVC procedure adds a</w:t>
             </w:r>
             <w:r>
               <w:rPr>
@@ -11075,21 +12873,41 @@
               </w:rPr>
               <w:t xml:space="preserve"> BFM </w:t>
             </w:r>
-            <w:r>
-              <w:rPr>
-                <w:rFonts w:cs="Helvetica"/>
-                <w:sz w:val="15"/>
-                <w:szCs w:val="15"/>
-              </w:rPr>
-              <w:t>uart_expect</w:t>
-            </w:r>
-            <w:r>
-              <w:rPr>
-                <w:rFonts w:cs="Helvetica"/>
-                <w:sz w:val="15"/>
-                <w:szCs w:val="15"/>
-              </w:rPr>
-              <w:t xml:space="preserve">() procedure, described in the </w:t>
+            <w:proofErr w:type="spellStart"/>
+            <w:r>
+              <w:rPr>
+                <w:rFonts w:cs="Helvetica"/>
+                <w:sz w:val="15"/>
+                <w:szCs w:val="15"/>
+              </w:rPr>
+              <w:t>uart_</w:t>
+            </w:r>
+            <w:proofErr w:type="gramStart"/>
+            <w:r>
+              <w:rPr>
+                <w:rFonts w:cs="Helvetica"/>
+                <w:sz w:val="15"/>
+                <w:szCs w:val="15"/>
+              </w:rPr>
+              <w:t>expect</w:t>
+            </w:r>
+            <w:proofErr w:type="spellEnd"/>
+            <w:r>
+              <w:rPr>
+                <w:rFonts w:cs="Helvetica"/>
+                <w:sz w:val="15"/>
+                <w:szCs w:val="15"/>
+              </w:rPr>
+              <w:t>(</w:t>
+            </w:r>
+            <w:proofErr w:type="gramEnd"/>
+            <w:r>
+              <w:rPr>
+                <w:rFonts w:cs="Helvetica"/>
+                <w:sz w:val="15"/>
+                <w:szCs w:val="15"/>
+              </w:rPr>
+              <w:t xml:space="preserve">) procedure, described in the </w:t>
             </w:r>
             <w:r>
               <w:rPr>
@@ -11105,15 +12923,33 @@
                 <w:sz w:val="15"/>
                 <w:szCs w:val="15"/>
               </w:rPr>
-              <w:t xml:space="preserve"> BFM QuickR</w:t>
-            </w:r>
-            <w:r>
-              <w:rPr>
-                <w:rFonts w:cs="Helvetica"/>
-                <w:sz w:val="15"/>
-                <w:szCs w:val="15"/>
-              </w:rPr>
-              <w:t xml:space="preserve">ef. </w:t>
+              <w:t xml:space="preserve"> BFM </w:t>
+            </w:r>
+            <w:proofErr w:type="spellStart"/>
+            <w:r>
+              <w:rPr>
+                <w:rFonts w:cs="Helvetica"/>
+                <w:sz w:val="15"/>
+                <w:szCs w:val="15"/>
+              </w:rPr>
+              <w:t>QuickR</w:t>
+            </w:r>
+            <w:r>
+              <w:rPr>
+                <w:rFonts w:cs="Helvetica"/>
+                <w:sz w:val="15"/>
+                <w:szCs w:val="15"/>
+              </w:rPr>
+              <w:t>ef</w:t>
+            </w:r>
+            <w:proofErr w:type="spellEnd"/>
+            <w:r>
+              <w:rPr>
+                <w:rFonts w:cs="Helvetica"/>
+                <w:sz w:val="15"/>
+                <w:szCs w:val="15"/>
+              </w:rPr>
+              <w:t xml:space="preserve">. </w:t>
             </w:r>
             <w:r>
               <w:rPr>
@@ -11145,7 +12981,43 @@
                 <w:sz w:val="15"/>
                 <w:szCs w:val="15"/>
               </w:rPr>
-              <w:t xml:space="preserve"> The uart_expect() procedure can only be called using the UART RX channel, i.e. setting ‘channel’ to ‘RX’.</w:t>
+              <w:t xml:space="preserve"> The </w:t>
+            </w:r>
+            <w:proofErr w:type="spellStart"/>
+            <w:r>
+              <w:rPr>
+                <w:rFonts w:cs="Helvetica"/>
+                <w:sz w:val="15"/>
+                <w:szCs w:val="15"/>
+              </w:rPr>
+              <w:t>uart_</w:t>
+            </w:r>
+            <w:proofErr w:type="gramStart"/>
+            <w:r>
+              <w:rPr>
+                <w:rFonts w:cs="Helvetica"/>
+                <w:sz w:val="15"/>
+                <w:szCs w:val="15"/>
+              </w:rPr>
+              <w:t>expect</w:t>
+            </w:r>
+            <w:proofErr w:type="spellEnd"/>
+            <w:r>
+              <w:rPr>
+                <w:rFonts w:cs="Helvetica"/>
+                <w:sz w:val="15"/>
+                <w:szCs w:val="15"/>
+              </w:rPr>
+              <w:t>(</w:t>
+            </w:r>
+            <w:proofErr w:type="gramEnd"/>
+            <w:r>
+              <w:rPr>
+                <w:rFonts w:cs="Helvetica"/>
+                <w:sz w:val="15"/>
+                <w:szCs w:val="15"/>
+              </w:rPr>
+              <w:t>) procedure can only be called using the UART RX channel, i.e. setting ‘channel’ to ‘RX’.</w:t>
             </w:r>
           </w:p>
           <w:p>
@@ -11226,6 +13098,7 @@
               </w:rPr>
               <w:t xml:space="preserve">    </w:t>
             </w:r>
+            <w:proofErr w:type="spellStart"/>
             <w:r>
               <w:rPr>
                 <w:rFonts w:ascii="Courier New" w:hAnsi="Courier New" w:cs="Courier New"/>
@@ -11242,6 +13115,7 @@
               </w:rPr>
               <w:t>_</w:t>
             </w:r>
+            <w:proofErr w:type="gramStart"/>
             <w:r>
               <w:rPr>
                 <w:rFonts w:ascii="Courier New" w:hAnsi="Courier New" w:cs="Courier New"/>
@@ -11250,6 +13124,7 @@
               </w:rPr>
               <w:t>expect</w:t>
             </w:r>
+            <w:proofErr w:type="spellEnd"/>
             <w:r>
               <w:rPr>
                 <w:rFonts w:ascii="Courier New" w:hAnsi="Courier New" w:cs="Courier New"/>
@@ -11258,6 +13133,7 @@
               </w:rPr>
               <w:t>(</w:t>
             </w:r>
+            <w:proofErr w:type="gramEnd"/>
             <w:r>
               <w:rPr>
                 <w:rFonts w:ascii="Courier New" w:hAnsi="Courier New" w:cs="Courier New"/>
@@ -11375,20 +13251,48 @@
               </w:rPr>
               <w:t xml:space="preserve">    </w:t>
             </w:r>
+            <w:proofErr w:type="spellStart"/>
             <w:r>
               <w:rPr>
                 <w:rFonts w:ascii="Courier New" w:hAnsi="Courier New" w:cs="Courier New"/>
                 <w:sz w:val="15"/>
                 <w:szCs w:val="15"/>
               </w:rPr>
-              <w:t xml:space="preserve">uart_expect(UART_VVCT, 1, RX, C_CR_BYTE, “Expecting carriage return from </w:t>
-            </w:r>
+              <w:t>uart_</w:t>
+            </w:r>
+            <w:proofErr w:type="gramStart"/>
             <w:r>
               <w:rPr>
                 <w:rFonts w:ascii="Courier New" w:hAnsi="Courier New" w:cs="Courier New"/>
                 <w:sz w:val="15"/>
                 <w:szCs w:val="15"/>
               </w:rPr>
+              <w:t>expect</w:t>
+            </w:r>
+            <w:proofErr w:type="spellEnd"/>
+            <w:r>
+              <w:rPr>
+                <w:rFonts w:ascii="Courier New" w:hAnsi="Courier New" w:cs="Courier New"/>
+                <w:sz w:val="15"/>
+                <w:szCs w:val="15"/>
+              </w:rPr>
+              <w:t>(</w:t>
+            </w:r>
+            <w:proofErr w:type="gramEnd"/>
+            <w:r>
+              <w:rPr>
+                <w:rFonts w:ascii="Courier New" w:hAnsi="Courier New" w:cs="Courier New"/>
+                <w:sz w:val="15"/>
+                <w:szCs w:val="15"/>
+              </w:rPr>
+              <w:t xml:space="preserve">UART_VVCT, 1, RX, C_CR_BYTE, “Expecting carriage return from </w:t>
+            </w:r>
+            <w:r>
+              <w:rPr>
+                <w:rFonts w:ascii="Courier New" w:hAnsi="Courier New" w:cs="Courier New"/>
+                <w:sz w:val="15"/>
+                <w:szCs w:val="15"/>
+              </w:rPr>
               <w:t>DUT UART instance</w:t>
             </w:r>
             <w:r>
@@ -11397,7 +13301,25 @@
                 <w:sz w:val="15"/>
                 <w:szCs w:val="15"/>
               </w:rPr>
-              <w:t xml:space="preserve"> 1”, 5, 10 ms, ERROR</w:t>
+              <w:t xml:space="preserve"> 1”, 5, 10 </w:t>
+            </w:r>
+            <w:proofErr w:type="spellStart"/>
+            <w:r>
+              <w:rPr>
+                <w:rFonts w:ascii="Courier New" w:hAnsi="Courier New" w:cs="Courier New"/>
+                <w:sz w:val="15"/>
+                <w:szCs w:val="15"/>
+              </w:rPr>
+              <w:t>ms</w:t>
+            </w:r>
+            <w:proofErr w:type="spellEnd"/>
+            <w:r>
+              <w:rPr>
+                <w:rFonts w:ascii="Courier New" w:hAnsi="Courier New" w:cs="Courier New"/>
+                <w:sz w:val="15"/>
+                <w:szCs w:val="15"/>
+              </w:rPr>
+              <w:t>, ERROR</w:t>
             </w:r>
             <w:r>
               <w:rPr>
@@ -11448,7 +13370,7 @@
     <w:p/>
     <w:p>
       <w:pPr>
-        <w:pStyle w:val="Overskrift1"/>
+        <w:pStyle w:val="Heading1"/>
         <w:rPr>
           <w:rFonts w:ascii="Helvetica" w:hAnsi="Helvetica" w:cs="Helvetica"/>
         </w:rPr>
@@ -11642,6 +13564,7 @@
                 <w:szCs w:val="18"/>
               </w:rPr>
             </w:pPr>
+            <w:proofErr w:type="spellStart"/>
             <w:r>
               <w:rPr>
                 <w:rFonts w:cs="Helvetica"/>
@@ -11650,6 +13573,7 @@
               </w:rPr>
               <w:t>inter_bfm_delay</w:t>
             </w:r>
+            <w:proofErr w:type="spellEnd"/>
           </w:p>
         </w:tc>
         <w:tc>
@@ -11670,6 +13594,7 @@
                 <w:szCs w:val="18"/>
               </w:rPr>
             </w:pPr>
+            <w:proofErr w:type="spellStart"/>
             <w:r>
               <w:rPr>
                 <w:rFonts w:cs="Helvetica"/>
@@ -11686,6 +13611,7 @@
               </w:rPr>
               <w:t>inter_bfm_delay</w:t>
             </w:r>
+            <w:proofErr w:type="spellEnd"/>
           </w:p>
         </w:tc>
         <w:tc>
@@ -11786,7 +13712,25 @@
                 <w:szCs w:val="18"/>
               </w:rPr>
               <w:br/>
-              <w:t xml:space="preserve">                                        (A TB_WARNING will be issued if access takes </w:t>
+              <w:t xml:space="preserve">                                     </w:t>
+            </w:r>
+            <w:proofErr w:type="gramStart"/>
+            <w:r>
+              <w:rPr>
+                <w:rFonts w:cs="Helvetica"/>
+                <w:sz w:val="15"/>
+                <w:szCs w:val="18"/>
+              </w:rPr>
+              <w:t xml:space="preserve">   (</w:t>
+            </w:r>
+            <w:proofErr w:type="gramEnd"/>
+            <w:r>
+              <w:rPr>
+                <w:rFonts w:cs="Helvetica"/>
+                <w:sz w:val="15"/>
+                <w:szCs w:val="18"/>
+              </w:rPr>
+              <w:t xml:space="preserve">A TB_WARNING will be issued if access takes </w:t>
             </w:r>
             <w:r>
               <w:rPr>
@@ -11825,7 +13769,43 @@
                 <w:szCs w:val="18"/>
               </w:rPr>
               <w:br/>
-              <w:t>Any insert_delay() command will add to the above minimum delays, giving for instance the ability to skew the BFM starting time.</w:t>
+              <w:t xml:space="preserve">Any </w:t>
+            </w:r>
+            <w:proofErr w:type="spellStart"/>
+            <w:r>
+              <w:rPr>
+                <w:rFonts w:cs="Helvetica"/>
+                <w:sz w:val="15"/>
+                <w:szCs w:val="18"/>
+              </w:rPr>
+              <w:t>insert_</w:t>
+            </w:r>
+            <w:proofErr w:type="gramStart"/>
+            <w:r>
+              <w:rPr>
+                <w:rFonts w:cs="Helvetica"/>
+                <w:sz w:val="15"/>
+                <w:szCs w:val="18"/>
+              </w:rPr>
+              <w:t>delay</w:t>
+            </w:r>
+            <w:proofErr w:type="spellEnd"/>
+            <w:r>
+              <w:rPr>
+                <w:rFonts w:cs="Helvetica"/>
+                <w:sz w:val="15"/>
+                <w:szCs w:val="18"/>
+              </w:rPr>
+              <w:t>(</w:t>
+            </w:r>
+            <w:proofErr w:type="gramEnd"/>
+            <w:r>
+              <w:rPr>
+                <w:rFonts w:cs="Helvetica"/>
+                <w:sz w:val="15"/>
+                <w:szCs w:val="18"/>
+              </w:rPr>
+              <w:t>) command will add to the above minimum delays, giving for instance the ability to skew the BFM starting time.</w:t>
             </w:r>
           </w:p>
         </w:tc>
@@ -11853,6 +13833,7 @@
                 <w:szCs w:val="18"/>
               </w:rPr>
             </w:pPr>
+            <w:proofErr w:type="spellStart"/>
             <w:r>
               <w:rPr>
                 <w:rFonts w:cs="Helvetica"/>
@@ -11861,6 +13842,7 @@
               </w:rPr>
               <w:t>cmd_queue_count_max</w:t>
             </w:r>
+            <w:proofErr w:type="spellEnd"/>
           </w:p>
         </w:tc>
         <w:tc>
@@ -11974,6 +13956,7 @@
                 <w:szCs w:val="18"/>
               </w:rPr>
             </w:pPr>
+            <w:proofErr w:type="spellStart"/>
             <w:r>
               <w:rPr>
                 <w:rFonts w:cs="Helvetica"/>
@@ -11990,6 +13973,7 @@
               </w:rPr>
               <w:t>threshold</w:t>
             </w:r>
+            <w:proofErr w:type="spellEnd"/>
           </w:p>
         </w:tc>
         <w:tc>
@@ -12083,14 +14067,23 @@
                 <w:sz w:val="15"/>
                 <w:szCs w:val="18"/>
               </w:rPr>
-              <w:t>An alert with severity “cmd_queue_count_</w:t>
-            </w:r>
+              <w:t>An alert with severity “</w:t>
+            </w:r>
+            <w:proofErr w:type="spellStart"/>
             <w:r>
               <w:rPr>
                 <w:rFonts w:cs="Helvetica"/>
                 <w:sz w:val="15"/>
                 <w:szCs w:val="18"/>
               </w:rPr>
+              <w:t>cmd_queue_count_</w:t>
+            </w:r>
+            <w:r>
+              <w:rPr>
+                <w:rFonts w:cs="Helvetica"/>
+                <w:sz w:val="15"/>
+                <w:szCs w:val="18"/>
+              </w:rPr>
               <w:t>threshold</w:t>
             </w:r>
             <w:r>
@@ -12099,7 +14092,16 @@
                 <w:sz w:val="15"/>
                 <w:szCs w:val="18"/>
               </w:rPr>
-              <w:t>_severity” will be issued if command queue exceeds this count. Used for early warning if command queue is almost full. Will be ignored if set to 0.</w:t>
+              <w:t>_severity</w:t>
+            </w:r>
+            <w:proofErr w:type="spellEnd"/>
+            <w:r>
+              <w:rPr>
+                <w:rFonts w:cs="Helvetica"/>
+                <w:sz w:val="15"/>
+                <w:szCs w:val="18"/>
+              </w:rPr>
+              <w:t>” will be issued if command queue exceeds this count. Used for early warning if command queue is almost full. Will be ignored if set to 0.</w:t>
             </w:r>
           </w:p>
         </w:tc>
@@ -12127,6 +14129,7 @@
                 <w:szCs w:val="18"/>
               </w:rPr>
             </w:pPr>
+            <w:proofErr w:type="spellStart"/>
             <w:r>
               <w:rPr>
                 <w:rFonts w:cs="Helvetica"/>
@@ -12143,6 +14146,7 @@
               </w:rPr>
               <w:t>_severity</w:t>
             </w:r>
+            <w:proofErr w:type="spellEnd"/>
           </w:p>
         </w:tc>
         <w:tc>
@@ -12163,6 +14167,7 @@
                 <w:szCs w:val="18"/>
               </w:rPr>
             </w:pPr>
+            <w:proofErr w:type="spellStart"/>
             <w:r>
               <w:rPr>
                 <w:rFonts w:cs="Helvetica"/>
@@ -12171,6 +14176,7 @@
               </w:rPr>
               <w:t>t_alert_level</w:t>
             </w:r>
+            <w:proofErr w:type="spellEnd"/>
           </w:p>
         </w:tc>
         <w:tc>
@@ -12284,8 +14290,18 @@
                 <w:sz w:val="15"/>
                 <w:szCs w:val="18"/>
               </w:rPr>
-              <w:t>eding cmd_queue_count_threshold</w:t>
-            </w:r>
+              <w:t xml:space="preserve">eding </w:t>
+            </w:r>
+            <w:proofErr w:type="spellStart"/>
+            <w:r>
+              <w:rPr>
+                <w:rFonts w:cs="Helvetica"/>
+                <w:sz w:val="15"/>
+                <w:szCs w:val="18"/>
+              </w:rPr>
+              <w:t>cmd_queue_count_threshold</w:t>
+            </w:r>
+            <w:proofErr w:type="spellEnd"/>
           </w:p>
         </w:tc>
       </w:tr>
@@ -12311,6 +14327,7 @@
                 <w:szCs w:val="18"/>
               </w:rPr>
             </w:pPr>
+            <w:proofErr w:type="spellStart"/>
             <w:r>
               <w:rPr>
                 <w:rFonts w:cs="Helvetica"/>
@@ -12327,6 +14344,7 @@
               </w:rPr>
               <w:t>_queue_count_max</w:t>
             </w:r>
+            <w:proofErr w:type="spellEnd"/>
           </w:p>
         </w:tc>
         <w:tc>
@@ -12444,7 +14462,43 @@
                 <w:sz w:val="15"/>
                 <w:szCs w:val="18"/>
               </w:rPr>
-              <w:t>Maximum number of unfetched results before result_queue is full.</w:t>
+              <w:t xml:space="preserve">Maximum number of </w:t>
+            </w:r>
+            <w:proofErr w:type="spellStart"/>
+            <w:r>
+              <w:rPr>
+                <w:rFonts w:cs="Helvetica"/>
+                <w:sz w:val="15"/>
+                <w:szCs w:val="18"/>
+              </w:rPr>
+              <w:t>unfetched</w:t>
+            </w:r>
+            <w:proofErr w:type="spellEnd"/>
+            <w:r>
+              <w:rPr>
+                <w:rFonts w:cs="Helvetica"/>
+                <w:sz w:val="15"/>
+                <w:szCs w:val="18"/>
+              </w:rPr>
+              <w:t xml:space="preserve"> results before </w:t>
+            </w:r>
+            <w:proofErr w:type="spellStart"/>
+            <w:r>
+              <w:rPr>
+                <w:rFonts w:cs="Helvetica"/>
+                <w:sz w:val="15"/>
+                <w:szCs w:val="18"/>
+              </w:rPr>
+              <w:t>result_queue</w:t>
+            </w:r>
+            <w:proofErr w:type="spellEnd"/>
+            <w:r>
+              <w:rPr>
+                <w:rFonts w:cs="Helvetica"/>
+                <w:sz w:val="15"/>
+                <w:szCs w:val="18"/>
+              </w:rPr>
+              <w:t xml:space="preserve"> is full.</w:t>
             </w:r>
           </w:p>
         </w:tc>
@@ -12471,6 +14525,7 @@
                 <w:szCs w:val="18"/>
               </w:rPr>
             </w:pPr>
+            <w:proofErr w:type="spellStart"/>
             <w:r>
               <w:rPr>
                 <w:rFonts w:cs="Helvetica"/>
@@ -12495,6 +14550,7 @@
               </w:rPr>
               <w:t>threshold</w:t>
             </w:r>
+            <w:proofErr w:type="spellEnd"/>
           </w:p>
         </w:tc>
         <w:tc>
@@ -12612,7 +14668,25 @@
                 <w:sz w:val="15"/>
                 <w:szCs w:val="18"/>
               </w:rPr>
-              <w:t xml:space="preserve">An alert with severity 'result_queue_count_threshold_severity' will be issued if </w:t>
+              <w:t>An alert with severity '</w:t>
+            </w:r>
+            <w:proofErr w:type="spellStart"/>
+            <w:r>
+              <w:rPr>
+                <w:rFonts w:cs="Helvetica"/>
+                <w:sz w:val="15"/>
+                <w:szCs w:val="18"/>
+              </w:rPr>
+              <w:t>result_queue_count_threshold_severity</w:t>
+            </w:r>
+            <w:proofErr w:type="spellEnd"/>
+            <w:r>
+              <w:rPr>
+                <w:rFonts w:cs="Helvetica"/>
+                <w:sz w:val="15"/>
+                <w:szCs w:val="18"/>
+              </w:rPr>
+              <w:t xml:space="preserve">' will be issued if </w:t>
             </w:r>
             <w:r>
               <w:rPr>
@@ -12655,6 +14729,7 @@
                 <w:szCs w:val="18"/>
               </w:rPr>
             </w:pPr>
+            <w:proofErr w:type="spellStart"/>
             <w:r>
               <w:rPr>
                 <w:rFonts w:cs="Helvetica"/>
@@ -12671,6 +14746,7 @@
               </w:rPr>
               <w:t>_severity</w:t>
             </w:r>
+            <w:proofErr w:type="spellEnd"/>
           </w:p>
         </w:tc>
         <w:tc>
@@ -12694,6 +14770,7 @@
                 <w:szCs w:val="18"/>
               </w:rPr>
             </w:pPr>
+            <w:proofErr w:type="spellStart"/>
             <w:r>
               <w:rPr>
                 <w:rFonts w:cs="Helvetica"/>
@@ -12702,6 +14779,7 @@
               </w:rPr>
               <w:t>t_alert_level</w:t>
             </w:r>
+            <w:proofErr w:type="spellEnd"/>
           </w:p>
         </w:tc>
         <w:tc>
@@ -12796,8 +14874,18 @@
                 <w:sz w:val="15"/>
                 <w:szCs w:val="18"/>
               </w:rPr>
-              <w:t>Severity of alert to be initiated if exceeding result_queue_count_threshold</w:t>
-            </w:r>
+              <w:t xml:space="preserve">Severity of alert to be initiated if exceeding </w:t>
+            </w:r>
+            <w:proofErr w:type="spellStart"/>
+            <w:r>
+              <w:rPr>
+                <w:rFonts w:cs="Helvetica"/>
+                <w:sz w:val="15"/>
+                <w:szCs w:val="18"/>
+              </w:rPr>
+              <w:t>result_queue_count_threshold</w:t>
+            </w:r>
+            <w:proofErr w:type="spellEnd"/>
           </w:p>
         </w:tc>
       </w:tr>
@@ -12824,13 +14912,23 @@
                 <w:szCs w:val="18"/>
               </w:rPr>
             </w:pPr>
+            <w:proofErr w:type="spellStart"/>
             <w:r>
               <w:rPr>
                 <w:rFonts w:cs="Helvetica"/>
                 <w:sz w:val="15"/>
                 <w:szCs w:val="18"/>
               </w:rPr>
-              <w:t xml:space="preserve">bfm_config               </w:t>
+              <w:t>bfm_config</w:t>
+            </w:r>
+            <w:proofErr w:type="spellEnd"/>
+            <w:r>
+              <w:rPr>
+                <w:rFonts w:cs="Helvetica"/>
+                <w:sz w:val="15"/>
+                <w:szCs w:val="18"/>
+              </w:rPr>
+              <w:t xml:space="preserve">               </w:t>
             </w:r>
           </w:p>
         </w:tc>
@@ -12852,6 +14950,7 @@
                 <w:szCs w:val="18"/>
               </w:rPr>
             </w:pPr>
+            <w:proofErr w:type="spellStart"/>
             <w:r>
               <w:rPr>
                 <w:rFonts w:cs="Helvetica"/>
@@ -12868,6 +14967,7 @@
               </w:rPr>
               <w:t>_bfm_config</w:t>
             </w:r>
+            <w:proofErr w:type="spellEnd"/>
           </w:p>
         </w:tc>
         <w:tc>
@@ -12951,6 +15051,7 @@
               </w:rPr>
               <w:t xml:space="preserve"> BFM. See </w:t>
             </w:r>
+            <w:proofErr w:type="spellStart"/>
             <w:r>
               <w:rPr>
                 <w:rFonts w:cs="Helvetica"/>
@@ -12959,6 +15060,7 @@
               </w:rPr>
               <w:t>QuickRef</w:t>
             </w:r>
+            <w:proofErr w:type="spellEnd"/>
             <w:r>
               <w:rPr>
                 <w:rFonts w:cs="Helvetica"/>
@@ -13010,6 +15112,7 @@
                 <w:szCs w:val="18"/>
               </w:rPr>
             </w:pPr>
+            <w:proofErr w:type="spellStart"/>
             <w:r>
               <w:rPr>
                 <w:rFonts w:cs="Helvetica"/>
@@ -13019,6 +15122,7 @@
               </w:rPr>
               <w:t>error_injection</w:t>
             </w:r>
+            <w:proofErr w:type="spellEnd"/>
             <w:r>
               <w:rPr>
                 <w:rFonts w:cs="Helvetica"/>
@@ -13048,6 +15152,7 @@
                 <w:szCs w:val="18"/>
               </w:rPr>
             </w:pPr>
+            <w:proofErr w:type="spellStart"/>
             <w:r>
               <w:rPr>
                 <w:rFonts w:cs="Helvetica"/>
@@ -13075,6 +15180,7 @@
               </w:rPr>
               <w:t>error_injection</w:t>
             </w:r>
+            <w:proofErr w:type="spellEnd"/>
           </w:p>
         </w:tc>
         <w:tc>
@@ -13136,7 +15242,27 @@
                 <w:szCs w:val="18"/>
                 <w:highlight w:val="darkGray"/>
               </w:rPr>
-              <w:t>Sets up the error injection policy. Will use this to set the error injection record inside the bfm_config.  See table below.</w:t>
+              <w:t xml:space="preserve">Sets up the error injection policy. Will use this to set the error injection record inside the </w:t>
+            </w:r>
+            <w:proofErr w:type="spellStart"/>
+            <w:r>
+              <w:rPr>
+                <w:rFonts w:cs="Helvetica"/>
+                <w:sz w:val="15"/>
+                <w:szCs w:val="18"/>
+                <w:highlight w:val="darkGray"/>
+              </w:rPr>
+              <w:t>bfm_config</w:t>
+            </w:r>
+            <w:proofErr w:type="spellEnd"/>
+            <w:r>
+              <w:rPr>
+                <w:rFonts w:cs="Helvetica"/>
+                <w:sz w:val="15"/>
+                <w:szCs w:val="18"/>
+                <w:highlight w:val="darkGray"/>
+              </w:rPr>
+              <w:t>.  See table below.</w:t>
             </w:r>
           </w:p>
         </w:tc>
@@ -13165,6 +15291,7 @@
                 <w:szCs w:val="18"/>
               </w:rPr>
             </w:pPr>
+            <w:proofErr w:type="spellStart"/>
             <w:r>
               <w:rPr>
                 <w:rFonts w:cs="Helvetica"/>
@@ -13174,6 +15301,7 @@
               </w:rPr>
               <w:t>bit_rate_checker</w:t>
             </w:r>
+            <w:proofErr w:type="spellEnd"/>
           </w:p>
         </w:tc>
         <w:tc>
@@ -13195,6 +15323,7 @@
                 <w:szCs w:val="18"/>
               </w:rPr>
             </w:pPr>
+            <w:proofErr w:type="spellStart"/>
             <w:r>
               <w:rPr>
                 <w:rFonts w:cs="Helvetica"/>
@@ -13204,6 +15333,7 @@
               </w:rPr>
               <w:t>t_bit_rate_checker</w:t>
             </w:r>
+            <w:proofErr w:type="spellEnd"/>
           </w:p>
         </w:tc>
         <w:tc>
@@ -13294,13 +15424,23 @@
                 <w:szCs w:val="18"/>
               </w:rPr>
             </w:pPr>
+            <w:proofErr w:type="spellStart"/>
             <w:r>
               <w:rPr>
                 <w:rFonts w:cs="Helvetica"/>
                 <w:sz w:val="15"/>
                 <w:szCs w:val="18"/>
               </w:rPr>
-              <w:t xml:space="preserve">msg_id_panel           </w:t>
+              <w:t>msg_id_panel</w:t>
+            </w:r>
+            <w:proofErr w:type="spellEnd"/>
+            <w:r>
+              <w:rPr>
+                <w:rFonts w:cs="Helvetica"/>
+                <w:sz w:val="15"/>
+                <w:szCs w:val="18"/>
+              </w:rPr>
+              <w:t xml:space="preserve">           </w:t>
             </w:r>
           </w:p>
         </w:tc>
@@ -13323,6 +15463,7 @@
                 <w:szCs w:val="18"/>
               </w:rPr>
             </w:pPr>
+            <w:proofErr w:type="spellStart"/>
             <w:r>
               <w:rPr>
                 <w:rFonts w:cs="Helvetica"/>
@@ -13331,6 +15472,7 @@
               </w:rPr>
               <w:t>t_msg_id_panel</w:t>
             </w:r>
+            <w:proofErr w:type="spellEnd"/>
           </w:p>
         </w:tc>
         <w:tc>
@@ -13437,12 +15579,69 @@
         </w:rPr>
         <w:t xml:space="preserve">  </w:t>
       </w:r>
+      <w:proofErr w:type="spellStart"/>
       <w:r>
         <w:rPr>
           <w:rFonts w:ascii="Courier New" w:hAnsi="Courier New" w:cs="Courier New"/>
           <w:szCs w:val="18"/>
         </w:rPr>
-        <w:t>shared_uart_vvc_config(TX,1).inter_bfm_delay.delay_in_time := 10 ms;</w:t>
+        <w:t>shared_uart_vvc_</w:t>
+      </w:r>
+      <w:proofErr w:type="gramStart"/>
+      <w:r>
+        <w:rPr>
+          <w:rFonts w:ascii="Courier New" w:hAnsi="Courier New" w:cs="Courier New"/>
+          <w:szCs w:val="18"/>
+        </w:rPr>
+        <w:t>config</w:t>
+      </w:r>
+      <w:proofErr w:type="spellEnd"/>
+      <w:r>
+        <w:rPr>
+          <w:rFonts w:ascii="Courier New" w:hAnsi="Courier New" w:cs="Courier New"/>
+          <w:szCs w:val="18"/>
+        </w:rPr>
+        <w:t>(</w:t>
+      </w:r>
+      <w:proofErr w:type="gramEnd"/>
+      <w:r>
+        <w:rPr>
+          <w:rFonts w:ascii="Courier New" w:hAnsi="Courier New" w:cs="Courier New"/>
+          <w:szCs w:val="18"/>
+        </w:rPr>
+        <w:t>TX,1).</w:t>
+      </w:r>
+      <w:proofErr w:type="spellStart"/>
+      <w:r>
+        <w:rPr>
+          <w:rFonts w:ascii="Courier New" w:hAnsi="Courier New" w:cs="Courier New"/>
+          <w:szCs w:val="18"/>
+        </w:rPr>
+        <w:t>inter_bfm_delay.delay_in_time</w:t>
+      </w:r>
+      <w:proofErr w:type="spellEnd"/>
+      <w:r>
+        <w:rPr>
+          <w:rFonts w:ascii="Courier New" w:hAnsi="Courier New" w:cs="Courier New"/>
+          <w:szCs w:val="18"/>
+        </w:rPr>
+        <w:t xml:space="preserve"> := 10 </w:t>
+      </w:r>
+      <w:proofErr w:type="spellStart"/>
+      <w:r>
+        <w:rPr>
+          <w:rFonts w:ascii="Courier New" w:hAnsi="Courier New" w:cs="Courier New"/>
+          <w:szCs w:val="18"/>
+        </w:rPr>
+        <w:t>ms</w:t>
+      </w:r>
+      <w:proofErr w:type="spellEnd"/>
+      <w:r>
+        <w:rPr>
+          <w:rFonts w:ascii="Courier New" w:hAnsi="Courier New" w:cs="Courier New"/>
+          <w:szCs w:val="18"/>
+        </w:rPr>
+        <w:t>;</w:t>
       </w:r>
     </w:p>
     <w:p>
@@ -13459,12 +15658,53 @@
         </w:rPr>
         <w:t xml:space="preserve">  </w:t>
       </w:r>
+      <w:proofErr w:type="spellStart"/>
       <w:r>
         <w:rPr>
           <w:rFonts w:ascii="Courier New" w:hAnsi="Courier New" w:cs="Courier New"/>
           <w:szCs w:val="18"/>
         </w:rPr>
-        <w:t xml:space="preserve">shared_uart_vvc_config(RX,1).bfm_config.num_data_bits </w:t>
+        <w:t>shared_uart_vvc_</w:t>
+      </w:r>
+      <w:proofErr w:type="gramStart"/>
+      <w:r>
+        <w:rPr>
+          <w:rFonts w:ascii="Courier New" w:hAnsi="Courier New" w:cs="Courier New"/>
+          <w:szCs w:val="18"/>
+        </w:rPr>
+        <w:t>config</w:t>
+      </w:r>
+      <w:proofErr w:type="spellEnd"/>
+      <w:r>
+        <w:rPr>
+          <w:rFonts w:ascii="Courier New" w:hAnsi="Courier New" w:cs="Courier New"/>
+          <w:szCs w:val="18"/>
+        </w:rPr>
+        <w:t>(</w:t>
+      </w:r>
+      <w:proofErr w:type="gramEnd"/>
+      <w:r>
+        <w:rPr>
+          <w:rFonts w:ascii="Courier New" w:hAnsi="Courier New" w:cs="Courier New"/>
+          <w:szCs w:val="18"/>
+        </w:rPr>
+        <w:t>RX,1).</w:t>
+      </w:r>
+      <w:proofErr w:type="spellStart"/>
+      <w:r>
+        <w:rPr>
+          <w:rFonts w:ascii="Courier New" w:hAnsi="Courier New" w:cs="Courier New"/>
+          <w:szCs w:val="18"/>
+        </w:rPr>
+        <w:t>bfm_config.num_data_bits</w:t>
+      </w:r>
+      <w:proofErr w:type="spellEnd"/>
+      <w:r>
+        <w:rPr>
+          <w:rFonts w:ascii="Courier New" w:hAnsi="Courier New" w:cs="Courier New"/>
+          <w:szCs w:val="18"/>
+        </w:rPr>
+        <w:t xml:space="preserve"> </w:t>
       </w:r>
       <w:r>
         <w:rPr>
@@ -13494,13 +15734,12 @@
           <w:rFonts w:ascii="Courier New" w:hAnsi="Courier New" w:cs="Courier New"/>
           <w:szCs w:val="18"/>
         </w:rPr>
-        <w:lastRenderedPageBreak/>
         <w:br/>
       </w:r>
     </w:p>
     <w:p>
       <w:pPr>
-        <w:pStyle w:val="Undertittel"/>
+        <w:pStyle w:val="Subtitle"/>
         <w:spacing w:after="40"/>
         <w:rPr>
           <w:szCs w:val="24"/>
@@ -13510,6 +15749,7 @@
         <w:rPr>
           <w:szCs w:val="24"/>
         </w:rPr>
+        <w:lastRenderedPageBreak/>
         <w:t>VVC Error injection record (inside the VVC configuration record above)</w:t>
       </w:r>
     </w:p>
@@ -13680,6 +15920,7 @@
                 <w:szCs w:val="18"/>
               </w:rPr>
             </w:pPr>
+            <w:proofErr w:type="spellStart"/>
             <w:r>
               <w:rPr>
                 <w:rFonts w:ascii="Verdana" w:hAnsi="Verdana" w:cs="Helvetica"/>
@@ -13687,6 +15928,7 @@
               </w:rPr>
               <w:t>parity_bit_error_prob</w:t>
             </w:r>
+            <w:proofErr w:type="spellEnd"/>
           </w:p>
         </w:tc>
         <w:tc>
@@ -13779,7 +16021,23 @@
                 <w:rFonts w:ascii="Verdana" w:hAnsi="Verdana"/>
                 <w:sz w:val="14"/>
               </w:rPr>
-              <w:t>The probability that the VVC will request a parity_bit_error when calling a BFM transmission procedure. (See BFM doc)</w:t>
+              <w:t xml:space="preserve">The probability that the VVC will request a </w:t>
+            </w:r>
+            <w:proofErr w:type="spellStart"/>
+            <w:r>
+              <w:rPr>
+                <w:rFonts w:ascii="Verdana" w:hAnsi="Verdana"/>
+                <w:sz w:val="14"/>
+              </w:rPr>
+              <w:t>parity_bit_error</w:t>
+            </w:r>
+            <w:proofErr w:type="spellEnd"/>
+            <w:r>
+              <w:rPr>
+                <w:rFonts w:ascii="Verdana" w:hAnsi="Verdana"/>
+                <w:sz w:val="14"/>
+              </w:rPr>
+              <w:t xml:space="preserve"> when calling a BFM transmission procedure. (See BFM doc)</w:t>
             </w:r>
           </w:p>
         </w:tc>
@@ -13803,6 +16061,7 @@
                 <w:szCs w:val="18"/>
               </w:rPr>
             </w:pPr>
+            <w:proofErr w:type="spellStart"/>
             <w:r>
               <w:rPr>
                 <w:rFonts w:ascii="Verdana" w:hAnsi="Verdana" w:cs="Helvetica"/>
@@ -13810,6 +16069,7 @@
               </w:rPr>
               <w:t>stop_bit_error_prob</w:t>
             </w:r>
+            <w:proofErr w:type="spellEnd"/>
           </w:p>
         </w:tc>
         <w:tc>
@@ -13902,7 +16162,23 @@
                 <w:rFonts w:ascii="Verdana" w:hAnsi="Verdana"/>
                 <w:sz w:val="14"/>
               </w:rPr>
-              <w:t>The probability that the VVC will request a stop_bit_error when calling a BFM transmission procedure. (See BFM doc)</w:t>
+              <w:t xml:space="preserve">The probability that the VVC will request a </w:t>
+            </w:r>
+            <w:proofErr w:type="spellStart"/>
+            <w:r>
+              <w:rPr>
+                <w:rFonts w:ascii="Verdana" w:hAnsi="Verdana"/>
+                <w:sz w:val="14"/>
+              </w:rPr>
+              <w:t>stop_bit_error</w:t>
+            </w:r>
+            <w:proofErr w:type="spellEnd"/>
+            <w:r>
+              <w:rPr>
+                <w:rFonts w:ascii="Verdana" w:hAnsi="Verdana"/>
+                <w:sz w:val="14"/>
+              </w:rPr>
+              <w:t xml:space="preserve"> when calling a BFM transmission procedure. (See BFM doc)</w:t>
             </w:r>
           </w:p>
         </w:tc>
@@ -13950,8 +16226,17 @@
                       <w:rFonts w:ascii="Verdana" w:hAnsi="Verdana" w:cs="Helvetica"/>
                       <w:sz w:val="14"/>
                     </w:rPr>
-                    <w:t>Note 1: A value of 1.0 means every transmission should have this error injection, whereas 0.0 means error injection is turned off. Anything in between means randomisation with the given probability</w:t>
+                    <w:t xml:space="preserve">Note 1: A value of 1.0 means every transmission should have this error injection, whereas 0.0 means error injection is turned off. Anything in between means randomisation with the given </w:t>
                   </w:r>
+                  <w:proofErr w:type="gramStart"/>
+                  <w:r>
+                    <w:rPr>
+                      <w:rFonts w:ascii="Verdana" w:hAnsi="Verdana" w:cs="Helvetica"/>
+                      <w:sz w:val="14"/>
+                    </w:rPr>
+                    <w:t>probability</w:t>
+                  </w:r>
+                  <w:proofErr w:type="gramEnd"/>
                 </w:p>
                 <w:p>
                   <w:pPr>
@@ -13971,7 +16256,23 @@
                       <w:rFonts w:ascii="Verdana" w:hAnsi="Verdana"/>
                       <w:sz w:val="14"/>
                     </w:rPr>
-                    <w:t>Note 2: The error_injection_config in the VVC config will override any error injection specified in the BFM config</w:t>
+                    <w:t xml:space="preserve">Note 2: The </w:t>
+                  </w:r>
+                  <w:proofErr w:type="spellStart"/>
+                  <w:r>
+                    <w:rPr>
+                      <w:rFonts w:ascii="Verdana" w:hAnsi="Verdana"/>
+                      <w:sz w:val="14"/>
+                    </w:rPr>
+                    <w:t>error_injection_config</w:t>
+                  </w:r>
+                  <w:proofErr w:type="spellEnd"/>
+                  <w:r>
+                    <w:rPr>
+                      <w:rFonts w:ascii="Verdana" w:hAnsi="Verdana"/>
+                      <w:sz w:val="14"/>
+                    </w:rPr>
+                    <w:t xml:space="preserve"> in the VVC config will override any error injection specified in the BFM config</w:t>
                   </w:r>
                   <w:r>
                     <w:rPr>
@@ -14060,7 +16361,15 @@
         <w:t>Error injection in general is explained in ‘</w:t>
       </w:r>
       <w:r>
-        <w:t>UVVM Essential Mechanisms’ located in uvvm_vvc_framework/doc.</w:t>
+        <w:t xml:space="preserve">UVVM Essential Mechanisms’ located in </w:t>
+      </w:r>
+      <w:proofErr w:type="spellStart"/>
+      <w:r>
+        <w:t>uvvm_vvc_framework</w:t>
+      </w:r>
+      <w:proofErr w:type="spellEnd"/>
+      <w:r>
+        <w:t>/doc.</w:t>
       </w:r>
     </w:p>
     <w:tbl>
@@ -14159,7 +16468,7 @@
           </w:tcPr>
           <w:p>
             <w:pPr>
-              <w:pStyle w:val="Undertittel"/>
+              <w:pStyle w:val="Subtitle"/>
               <w:spacing w:after="40"/>
               <w:rPr>
                 <w:szCs w:val="24"/>
@@ -14168,7 +16477,7 @@
           </w:p>
           <w:p>
             <w:pPr>
-              <w:pStyle w:val="Undertittel"/>
+              <w:pStyle w:val="Subtitle"/>
               <w:spacing w:after="40"/>
               <w:rPr>
                 <w:szCs w:val="24"/>
@@ -14387,6 +16696,7 @@
                       <w:szCs w:val="18"/>
                     </w:rPr>
                   </w:pPr>
+                  <w:proofErr w:type="spellStart"/>
                   <w:r>
                     <w:rPr>
                       <w:rFonts w:cs="Helvetica"/>
@@ -14395,6 +16705,7 @@
                     </w:rPr>
                     <w:t>boolean</w:t>
                   </w:r>
+                  <w:proofErr w:type="spellEnd"/>
                 </w:p>
               </w:tc>
               <w:tc>
@@ -14475,6 +16786,7 @@
                       <w:szCs w:val="18"/>
                     </w:rPr>
                   </w:pPr>
+                  <w:proofErr w:type="spellStart"/>
                   <w:r>
                     <w:rPr>
                       <w:rFonts w:ascii="Verdana" w:hAnsi="Verdana" w:cs="Helvetica"/>
@@ -14482,6 +16794,7 @@
                     </w:rPr>
                     <w:t>min_period</w:t>
                   </w:r>
+                  <w:proofErr w:type="spellEnd"/>
                 </w:p>
               </w:tc>
               <w:tc>
@@ -14590,6 +16903,7 @@
                       <w:sz w:val="14"/>
                     </w:rPr>
                   </w:pPr>
+                  <w:proofErr w:type="spellStart"/>
                   <w:r>
                     <w:rPr>
                       <w:rFonts w:ascii="Verdana" w:hAnsi="Verdana" w:cs="Helvetica"/>
@@ -14597,6 +16911,7 @@
                     </w:rPr>
                     <w:t>alert_level</w:t>
                   </w:r>
+                  <w:proofErr w:type="spellEnd"/>
                 </w:p>
               </w:tc>
               <w:tc>
@@ -14617,6 +16932,7 @@
                       <w:szCs w:val="18"/>
                     </w:rPr>
                   </w:pPr>
+                  <w:proofErr w:type="spellStart"/>
                   <w:r>
                     <w:rPr>
                       <w:rFonts w:cs="Helvetica"/>
@@ -14625,6 +16941,7 @@
                     </w:rPr>
                     <w:t>t_alert_level</w:t>
                   </w:r>
+                  <w:proofErr w:type="spellEnd"/>
                 </w:p>
               </w:tc>
               <w:tc>
@@ -14731,7 +17048,15 @@
               <w:t>in ‘</w:t>
             </w:r>
             <w:r>
-              <w:t>UVVM Essential Mechanisms’ located in uvvm_vvc_framework/doc.</w:t>
+              <w:t xml:space="preserve">UVVM Essential Mechanisms’ located in </w:t>
+            </w:r>
+            <w:proofErr w:type="spellStart"/>
+            <w:r>
+              <w:t>uvvm_vvc_framework</w:t>
+            </w:r>
+            <w:proofErr w:type="spellEnd"/>
+            <w:r>
+              <w:t>/doc.</w:t>
             </w:r>
           </w:p>
         </w:tc>
@@ -14796,7 +17121,7 @@
     </w:tbl>
     <w:p>
       <w:pPr>
-        <w:pStyle w:val="Overskrift1"/>
+        <w:pStyle w:val="Heading1"/>
         <w:rPr>
           <w:rFonts w:ascii="Helvetica" w:hAnsi="Helvetica" w:cs="Helvetica"/>
         </w:rPr>
@@ -14819,16 +17144,42 @@
         <w:t xml:space="preserve"> by reading from th</w:t>
       </w:r>
       <w:r>
-        <w:t>e shared variable shared_uart</w:t>
+        <w:t xml:space="preserve">e shared variable </w:t>
+      </w:r>
+      <w:proofErr w:type="spellStart"/>
+      <w:r>
+        <w:t>shared_uart</w:t>
       </w:r>
       <w:r>
-        <w:t xml:space="preserve">_vvc_status record from the test sequencer. </w:t>
+        <w:t>_vvc_status</w:t>
+      </w:r>
+      <w:proofErr w:type="spellEnd"/>
+      <w:r>
+        <w:t xml:space="preserve"> record from the test sequencer. </w:t>
       </w:r>
       <w:r>
-        <w:t>The record contains status for both channels, specified with the channel axis of the shared_uart_vvc_status array.</w:t>
+        <w:t xml:space="preserve">The record contains status for both channels, specified with the channel axis of the </w:t>
+      </w:r>
+      <w:proofErr w:type="spellStart"/>
+      <w:r>
+        <w:t>shared_uart_vvc_status</w:t>
+      </w:r>
+      <w:proofErr w:type="spellEnd"/>
+      <w:r>
+        <w:t xml:space="preserve"> </w:t>
+      </w:r>
+      <w:proofErr w:type="spellStart"/>
+      <w:proofErr w:type="gramStart"/>
+      <w:r>
+        <w:t>array.</w:t>
       </w:r>
       <w:r>
-        <w:t>The record contents can be seen below:</w:t>
+        <w:t>The</w:t>
+      </w:r>
+      <w:proofErr w:type="spellEnd"/>
+      <w:proofErr w:type="gramEnd"/>
+      <w:r>
+        <w:t xml:space="preserve"> record contents can be seen below:</w:t>
       </w:r>
     </w:p>
     <w:tbl>
@@ -14960,6 +17311,7 @@
                 <w:szCs w:val="18"/>
               </w:rPr>
             </w:pPr>
+            <w:proofErr w:type="spellStart"/>
             <w:r>
               <w:rPr>
                 <w:rFonts w:cs="Helvetica"/>
@@ -14968,6 +17320,7 @@
               </w:rPr>
               <w:t>current_cmd_idx</w:t>
             </w:r>
+            <w:proofErr w:type="spellEnd"/>
           </w:p>
         </w:tc>
         <w:tc>
@@ -15057,6 +17410,7 @@
                 <w:szCs w:val="18"/>
               </w:rPr>
             </w:pPr>
+            <w:proofErr w:type="spellStart"/>
             <w:r>
               <w:rPr>
                 <w:rFonts w:cs="Helvetica"/>
@@ -15065,6 +17419,7 @@
               </w:rPr>
               <w:t>previous_cmd_idx</w:t>
             </w:r>
+            <w:proofErr w:type="spellEnd"/>
           </w:p>
         </w:tc>
         <w:tc>
@@ -15155,6 +17510,7 @@
                 <w:szCs w:val="18"/>
               </w:rPr>
             </w:pPr>
+            <w:proofErr w:type="spellStart"/>
             <w:r>
               <w:rPr>
                 <w:rFonts w:cs="Helvetica"/>
@@ -15163,6 +17519,7 @@
               </w:rPr>
               <w:t>pending_cmd_cnt</w:t>
             </w:r>
+            <w:proofErr w:type="spellEnd"/>
           </w:p>
         </w:tc>
         <w:tc>
@@ -15238,7 +17595,7 @@
     </w:tbl>
     <w:p>
       <w:pPr>
-        <w:pStyle w:val="Overskrift1"/>
+        <w:pStyle w:val="Heading1"/>
       </w:pPr>
       <w:r>
         <w:t xml:space="preserve">Transaction Info </w:t>
@@ -15246,12 +17603,20 @@
     </w:p>
     <w:p>
       <w:r>
-        <w:t>This VVC supports transaction info, a UVVM concept for distributing transaction information in a controlled manner within the complete testbench environment. The transaction info may be used in many different ways, but the main purpose is to share information directly from the VVC to a DUT model.</w:t>
+        <w:t xml:space="preserve">This VVC supports transaction info, a UVVM concept for distributing transaction information in a controlled manner within the complete testbench environment. The transaction info may be used in </w:t>
+      </w:r>
+      <w:proofErr w:type="gramStart"/>
+      <w:r>
+        <w:t>many different ways</w:t>
+      </w:r>
+      <w:proofErr w:type="gramEnd"/>
+      <w:r>
+        <w:t>, but the main purpose is to share information directly from the VVC to a DUT model.</w:t>
       </w:r>
     </w:p>
     <w:p>
       <w:pPr>
-        <w:pStyle w:val="Bildetekst"/>
+        <w:pStyle w:val="Caption"/>
         <w:keepNext/>
         <w:jc w:val="center"/>
       </w:pPr>
@@ -15259,6 +17624,7 @@
       <w:r>
         <w:t xml:space="preserve">Table 4.1 UART transaction info record fields. Transaction type: </w:t>
       </w:r>
+      <w:proofErr w:type="spellStart"/>
       <w:r>
         <w:t>t_</w:t>
       </w:r>
@@ -15269,7 +17635,11 @@
         <w:t>_</w:t>
       </w:r>
       <w:r>
-        <w:t>transaction (BT)</w:t>
+        <w:t>transaction</w:t>
+      </w:r>
+      <w:proofErr w:type="spellEnd"/>
+      <w:r>
+        <w:t xml:space="preserve"> (BT)</w:t>
       </w:r>
       <w:r>
         <w:rPr>
@@ -15536,6 +17906,7 @@
                 <w:szCs w:val="18"/>
               </w:rPr>
             </w:pPr>
+            <w:proofErr w:type="spellStart"/>
             <w:r>
               <w:rPr>
                 <w:rFonts w:cs="Helvetica"/>
@@ -15544,6 +17915,7 @@
               </w:rPr>
               <w:t>t_operation</w:t>
             </w:r>
+            <w:proofErr w:type="spellEnd"/>
           </w:p>
         </w:tc>
         <w:tc>
@@ -15603,7 +17975,25 @@
                 <w:sz w:val="15"/>
                 <w:szCs w:val="18"/>
               </w:rPr>
-              <w:t>Current VVC operation, e.g. INSERT_DELAY, POLL_UNTIL, READ, WRITE.</w:t>
+              <w:t xml:space="preserve">Current VVC operation, </w:t>
+            </w:r>
+            <w:proofErr w:type="gramStart"/>
+            <w:r>
+              <w:rPr>
+                <w:rFonts w:cs="Helvetica"/>
+                <w:sz w:val="15"/>
+                <w:szCs w:val="18"/>
+              </w:rPr>
+              <w:t>e.g.</w:t>
+            </w:r>
+            <w:proofErr w:type="gramEnd"/>
+            <w:r>
+              <w:rPr>
+                <w:rFonts w:cs="Helvetica"/>
+                <w:sz w:val="15"/>
+                <w:szCs w:val="18"/>
+              </w:rPr>
+              <w:t xml:space="preserve"> INSERT_DELAY, POLL_UNTIL, READ, WRITE.</w:t>
             </w:r>
           </w:p>
         </w:tc>
@@ -15658,6 +18048,7 @@
                 <w:szCs w:val="18"/>
               </w:rPr>
             </w:pPr>
+            <w:proofErr w:type="spellStart"/>
             <w:r>
               <w:rPr>
                 <w:rFonts w:cs="Helvetica"/>
@@ -15665,7 +18056,37 @@
                 <w:sz w:val="15"/>
                 <w:szCs w:val="18"/>
               </w:rPr>
-              <w:t>slv (299 downto 0)</w:t>
+              <w:t>slv</w:t>
+            </w:r>
+            <w:proofErr w:type="spellEnd"/>
+            <w:r>
+              <w:rPr>
+                <w:rFonts w:cs="Helvetica"/>
+                <w:color w:val="000000" w:themeColor="text1"/>
+                <w:sz w:val="15"/>
+                <w:szCs w:val="18"/>
+              </w:rPr>
+              <w:t xml:space="preserve"> (299 </w:t>
+            </w:r>
+            <w:proofErr w:type="spellStart"/>
+            <w:r>
+              <w:rPr>
+                <w:rFonts w:cs="Helvetica"/>
+                <w:color w:val="000000" w:themeColor="text1"/>
+                <w:sz w:val="15"/>
+                <w:szCs w:val="18"/>
+              </w:rPr>
+              <w:t>downto</w:t>
+            </w:r>
+            <w:proofErr w:type="spellEnd"/>
+            <w:r>
+              <w:rPr>
+                <w:rFonts w:cs="Helvetica"/>
+                <w:color w:val="000000" w:themeColor="text1"/>
+                <w:sz w:val="15"/>
+                <w:szCs w:val="18"/>
+              </w:rPr>
+              <w:t xml:space="preserve"> 0)</w:t>
             </w:r>
           </w:p>
         </w:tc>
@@ -15730,7 +18151,47 @@
                 <w:sz w:val="15"/>
                 <w:szCs w:val="18"/>
               </w:rPr>
-              <w:t>The data to be transmitted (in uart_transmit) or the expected data (in uart_expect).</w:t>
+              <w:t xml:space="preserve">The data to be transmitted (in </w:t>
+            </w:r>
+            <w:proofErr w:type="spellStart"/>
+            <w:r>
+              <w:rPr>
+                <w:rFonts w:cs="Helvetica"/>
+                <w:color w:val="000000" w:themeColor="text1"/>
+                <w:sz w:val="15"/>
+                <w:szCs w:val="18"/>
+              </w:rPr>
+              <w:t>uart_transmit</w:t>
+            </w:r>
+            <w:proofErr w:type="spellEnd"/>
+            <w:r>
+              <w:rPr>
+                <w:rFonts w:cs="Helvetica"/>
+                <w:color w:val="000000" w:themeColor="text1"/>
+                <w:sz w:val="15"/>
+                <w:szCs w:val="18"/>
+              </w:rPr>
+              <w:t xml:space="preserve">) or the expected data (in </w:t>
+            </w:r>
+            <w:proofErr w:type="spellStart"/>
+            <w:r>
+              <w:rPr>
+                <w:rFonts w:cs="Helvetica"/>
+                <w:color w:val="000000" w:themeColor="text1"/>
+                <w:sz w:val="15"/>
+                <w:szCs w:val="18"/>
+              </w:rPr>
+              <w:t>uart_expect</w:t>
+            </w:r>
+            <w:proofErr w:type="spellEnd"/>
+            <w:r>
+              <w:rPr>
+                <w:rFonts w:cs="Helvetica"/>
+                <w:color w:val="000000" w:themeColor="text1"/>
+                <w:sz w:val="15"/>
+                <w:szCs w:val="18"/>
+              </w:rPr>
+              <w:t>).</w:t>
             </w:r>
           </w:p>
         </w:tc>
@@ -15754,6 +18215,7 @@
                 <w:szCs w:val="18"/>
               </w:rPr>
             </w:pPr>
+            <w:proofErr w:type="spellStart"/>
             <w:r>
               <w:rPr>
                 <w:rFonts w:cs="Helvetica"/>
@@ -15762,6 +18224,7 @@
               </w:rPr>
               <w:t>vvc_meta</w:t>
             </w:r>
+            <w:proofErr w:type="spellEnd"/>
           </w:p>
         </w:tc>
         <w:tc>
@@ -15782,6 +18245,7 @@
                 <w:szCs w:val="18"/>
               </w:rPr>
             </w:pPr>
+            <w:proofErr w:type="spellStart"/>
             <w:r>
               <w:rPr>
                 <w:rFonts w:cs="Helvetica"/>
@@ -15790,6 +18254,7 @@
               </w:rPr>
               <w:t>t_vvc_meta</w:t>
             </w:r>
+            <w:proofErr w:type="spellEnd"/>
           </w:p>
         </w:tc>
         <w:tc>
@@ -15899,8 +18364,18 @@
                 <w:sz w:val="15"/>
                 <w:szCs w:val="18"/>
               </w:rPr>
-              <w:t xml:space="preserve"> msg</w:t>
-            </w:r>
+              <w:t xml:space="preserve"> </w:t>
+            </w:r>
+            <w:proofErr w:type="spellStart"/>
+            <w:r>
+              <w:rPr>
+                <w:rFonts w:cs="Helvetica"/>
+                <w:sz w:val="15"/>
+                <w:szCs w:val="18"/>
+              </w:rPr>
+              <w:t>msg</w:t>
+            </w:r>
+            <w:proofErr w:type="spellEnd"/>
           </w:p>
         </w:tc>
         <w:tc>
@@ -16038,8 +18513,18 @@
                 <w:sz w:val="15"/>
                 <w:szCs w:val="18"/>
               </w:rPr>
-              <w:t xml:space="preserve"> cmd_idx</w:t>
-            </w:r>
+              <w:t xml:space="preserve"> </w:t>
+            </w:r>
+            <w:proofErr w:type="spellStart"/>
+            <w:r>
+              <w:rPr>
+                <w:rFonts w:cs="Helvetica"/>
+                <w:sz w:val="15"/>
+                <w:szCs w:val="18"/>
+              </w:rPr>
+              <w:t>cmd_idx</w:t>
+            </w:r>
+            <w:proofErr w:type="spellEnd"/>
           </w:p>
         </w:tc>
         <w:tc>
@@ -16152,6 +18637,7 @@
                 <w:szCs w:val="18"/>
               </w:rPr>
             </w:pPr>
+            <w:proofErr w:type="spellStart"/>
             <w:r>
               <w:rPr>
                 <w:rFonts w:cs="Helvetica"/>
@@ -16160,6 +18646,7 @@
               </w:rPr>
               <w:t>transaction_status</w:t>
             </w:r>
+            <w:proofErr w:type="spellEnd"/>
           </w:p>
         </w:tc>
         <w:tc>
@@ -16181,6 +18668,7 @@
                 <w:szCs w:val="18"/>
               </w:rPr>
             </w:pPr>
+            <w:proofErr w:type="spellStart"/>
             <w:r>
               <w:rPr>
                 <w:rFonts w:cs="Helvetica"/>
@@ -16189,6 +18677,7 @@
               </w:rPr>
               <w:t>t_transaction_status</w:t>
             </w:r>
+            <w:proofErr w:type="spellEnd"/>
           </w:p>
         </w:tc>
         <w:tc>
@@ -16265,9 +18754,10 @@
     <w:p/>
     <w:p>
       <w:pPr>
-        <w:pStyle w:val="Overskrift1"/>
+        <w:pStyle w:val="Heading1"/>
       </w:pPr>
       <w:r>
+        <w:lastRenderedPageBreak/>
         <w:t>Scoreboard</w:t>
       </w:r>
     </w:p>
@@ -16297,14 +18787,37 @@
         <w:rPr>
           <w:color w:val="000000" w:themeColor="text1"/>
         </w:rPr>
-        <w:t xml:space="preserve"> parameter in supported method calls, i.e. </w:t>
+        <w:t xml:space="preserve"> parameter in supported method calls, </w:t>
       </w:r>
+      <w:proofErr w:type="gramStart"/>
+      <w:r>
+        <w:rPr>
+          <w:color w:val="000000" w:themeColor="text1"/>
+        </w:rPr>
+        <w:t>i.e.</w:t>
+      </w:r>
+      <w:proofErr w:type="gramEnd"/>
+      <w:r>
+        <w:rPr>
+          <w:color w:val="000000" w:themeColor="text1"/>
+        </w:rPr>
+        <w:t xml:space="preserve"> </w:t>
+      </w:r>
+      <w:proofErr w:type="spellStart"/>
       <w:r>
         <w:rPr>
           <w:rFonts w:ascii="Consolas" w:hAnsi="Consolas" w:cs="Consolas"/>
           <w:color w:val="000000" w:themeColor="text1"/>
         </w:rPr>
-        <w:t>uart_receive ()</w:t>
+        <w:t>uart_receive</w:t>
+      </w:r>
+      <w:proofErr w:type="spellEnd"/>
+      <w:r>
+        <w:rPr>
+          <w:rFonts w:ascii="Consolas" w:hAnsi="Consolas" w:cs="Consolas"/>
+          <w:color w:val="000000" w:themeColor="text1"/>
+        </w:rPr>
+        <w:t xml:space="preserve"> ()</w:t>
       </w:r>
       <w:r>
         <w:rPr>
@@ -16312,12 +18825,37 @@
         </w:rPr>
         <w:t xml:space="preserve">. Note that the data is only stored in the scoreboard and not accessible with the </w:t>
       </w:r>
+      <w:proofErr w:type="spellStart"/>
       <w:r>
         <w:rPr>
           <w:rFonts w:ascii="Consolas" w:hAnsi="Consolas" w:cs="Consolas"/>
           <w:color w:val="000000" w:themeColor="text1"/>
         </w:rPr>
-        <w:t>fetch_result()</w:t>
+        <w:t>fetch_</w:t>
+      </w:r>
+      <w:proofErr w:type="gramStart"/>
+      <w:r>
+        <w:rPr>
+          <w:rFonts w:ascii="Consolas" w:hAnsi="Consolas" w:cs="Consolas"/>
+          <w:color w:val="000000" w:themeColor="text1"/>
+        </w:rPr>
+        <w:t>result</w:t>
+      </w:r>
+      <w:proofErr w:type="spellEnd"/>
+      <w:r>
+        <w:rPr>
+          <w:rFonts w:ascii="Consolas" w:hAnsi="Consolas" w:cs="Consolas"/>
+          <w:color w:val="000000" w:themeColor="text1"/>
+        </w:rPr>
+        <w:t>(</w:t>
+      </w:r>
+      <w:proofErr w:type="gramEnd"/>
+      <w:r>
+        <w:rPr>
+          <w:rFonts w:ascii="Consolas" w:hAnsi="Consolas" w:cs="Consolas"/>
+          <w:color w:val="000000" w:themeColor="text1"/>
+        </w:rPr>
+        <w:t>)</w:t>
       </w:r>
       <w:r>
         <w:rPr>
@@ -16357,7 +18895,21 @@
         <w:rPr>
           <w:color w:val="000000" w:themeColor="text1"/>
         </w:rPr>
-        <w:t xml:space="preserve">See the Generic Scoreboard Quick Reference PDF in the Bitvis VIP Scoreboard document folder for a complete list of available commands and additional information. The SBI </w:t>
+        <w:t xml:space="preserve">See the Generic Scoreboard Quick Reference PDF in the </w:t>
+      </w:r>
+      <w:proofErr w:type="spellStart"/>
+      <w:r>
+        <w:rPr>
+          <w:color w:val="000000" w:themeColor="text1"/>
+        </w:rPr>
+        <w:t>Bitvis</w:t>
+      </w:r>
+      <w:proofErr w:type="spellEnd"/>
+      <w:r>
+        <w:rPr>
+          <w:color w:val="000000" w:themeColor="text1"/>
+        </w:rPr>
+        <w:t xml:space="preserve"> VIP Scoreboard document folder for a complete list of available commands and additional information. The SBI </w:t>
       </w:r>
       <w:r>
         <w:rPr>
@@ -16398,6 +18950,7 @@
         </w:rPr>
         <w:t xml:space="preserve">, located in the </w:t>
       </w:r>
+      <w:proofErr w:type="spellStart"/>
       <w:r>
         <w:rPr>
           <w:rFonts w:ascii="Consolas" w:hAnsi="Consolas" w:cs="Consolas"/>
@@ -16405,11 +18958,26 @@
         </w:rPr>
         <w:t>vvc_methods_pkg.vhd</w:t>
       </w:r>
+      <w:proofErr w:type="spellEnd"/>
       <w:r>
         <w:rPr>
           <w:color w:val="000000" w:themeColor="text1"/>
         </w:rPr>
-        <w:t xml:space="preserve">. All of the listed Generic Scoreboard commands are available for the UART VVC </w:t>
+        <w:t xml:space="preserve">. </w:t>
+      </w:r>
+      <w:proofErr w:type="gramStart"/>
+      <w:r>
+        <w:rPr>
+          <w:color w:val="000000" w:themeColor="text1"/>
+        </w:rPr>
+        <w:t>All of</w:t>
+      </w:r>
+      <w:proofErr w:type="gramEnd"/>
+      <w:r>
+        <w:rPr>
+          <w:color w:val="000000" w:themeColor="text1"/>
+        </w:rPr>
+        <w:t xml:space="preserve"> the listed Generic Scoreboard commands are available for the UART VVC </w:t>
       </w:r>
       <w:r>
         <w:rPr>
@@ -16440,7 +19008,7 @@
     </w:p>
     <w:p>
       <w:pPr>
-        <w:pStyle w:val="Overskrift1"/>
+        <w:pStyle w:val="Heading1"/>
         <w:rPr>
           <w:rFonts w:ascii="Helvetica" w:hAnsi="Helvetica" w:cs="Helvetica"/>
         </w:rPr>
@@ -16462,7 +19030,21 @@
         <w:rPr>
           <w:rFonts w:ascii="Verdana" w:hAnsi="Verdana"/>
         </w:rPr>
-        <w:t>The VVCs support a centralized VVC activity register which the activity watchdog uses to monitor the VVC activities. The VVCs will register their presence to the VVC activity register at start-up, and report when ACTIVE and INACTIVE, using dedicated VVC activity register methods, and trigger the global_trigger_vvc_activity_register signal during simulations. The activity watchdog is continuously monitoring the VVC activity register for VVC inactivity and raises an alert if no VVC activity is registered within the specified timeout period.</w:t>
+        <w:t xml:space="preserve">The VVCs support a centralized VVC activity register which the activity watchdog uses to monitor the VVC activities. The VVCs will register their presence to the VVC activity register at start-up, and report when ACTIVE and INACTIVE, using dedicated VVC activity register methods, and trigger the </w:t>
+      </w:r>
+      <w:proofErr w:type="spellStart"/>
+      <w:r>
+        <w:rPr>
+          <w:rFonts w:ascii="Verdana" w:hAnsi="Verdana"/>
+        </w:rPr>
+        <w:t>global_trigger_vvc_activity_register</w:t>
+      </w:r>
+      <w:proofErr w:type="spellEnd"/>
+      <w:r>
+        <w:rPr>
+          <w:rFonts w:ascii="Verdana" w:hAnsi="Verdana"/>
+        </w:rPr>
+        <w:t xml:space="preserve"> signal during simulations. The activity watchdog is continuously monitoring the VVC activity register for VVC inactivity and raises an alert if no VVC activity is registered within the specified timeout period.</w:t>
       </w:r>
       <w:r>
         <w:rPr>
@@ -16483,11 +19065,69 @@
         </w:rPr>
         <w:t xml:space="preserve">Include </w:t>
       </w:r>
+      <w:proofErr w:type="spellStart"/>
       <w:r>
         <w:rPr>
           <w:rFonts w:ascii="Consolas" w:hAnsi="Consolas"/>
         </w:rPr>
-        <w:t>activity_watchdog(num_exp_vvc, timeout, [alert_level, [msg]])</w:t>
+        <w:t>activity_</w:t>
+      </w:r>
+      <w:proofErr w:type="gramStart"/>
+      <w:r>
+        <w:rPr>
+          <w:rFonts w:ascii="Consolas" w:hAnsi="Consolas"/>
+        </w:rPr>
+        <w:t>watchdog</w:t>
+      </w:r>
+      <w:proofErr w:type="spellEnd"/>
+      <w:r>
+        <w:rPr>
+          <w:rFonts w:ascii="Consolas" w:hAnsi="Consolas"/>
+        </w:rPr>
+        <w:t>(</w:t>
+      </w:r>
+      <w:proofErr w:type="spellStart"/>
+      <w:proofErr w:type="gramEnd"/>
+      <w:r>
+        <w:rPr>
+          <w:rFonts w:ascii="Consolas" w:hAnsi="Consolas"/>
+        </w:rPr>
+        <w:t>num_exp_vvc</w:t>
+      </w:r>
+      <w:proofErr w:type="spellEnd"/>
+      <w:r>
+        <w:rPr>
+          <w:rFonts w:ascii="Consolas" w:hAnsi="Consolas"/>
+        </w:rPr>
+        <w:t>, timeout, [</w:t>
+      </w:r>
+      <w:proofErr w:type="spellStart"/>
+      <w:r>
+        <w:rPr>
+          <w:rFonts w:ascii="Consolas" w:hAnsi="Consolas"/>
+        </w:rPr>
+        <w:t>alert_level</w:t>
+      </w:r>
+      <w:proofErr w:type="spellEnd"/>
+      <w:r>
+        <w:rPr>
+          <w:rFonts w:ascii="Consolas" w:hAnsi="Consolas"/>
+        </w:rPr>
+        <w:t>, [</w:t>
+      </w:r>
+      <w:proofErr w:type="spellStart"/>
+      <w:r>
+        <w:rPr>
+          <w:rFonts w:ascii="Consolas" w:hAnsi="Consolas"/>
+        </w:rPr>
+        <w:t>msg</w:t>
+      </w:r>
+      <w:proofErr w:type="spellEnd"/>
+      <w:r>
+        <w:rPr>
+          <w:rFonts w:ascii="Consolas" w:hAnsi="Consolas"/>
+        </w:rPr>
+        <w:t>]])</w:t>
       </w:r>
       <w:r>
         <w:rPr>
@@ -16502,12 +19142,14 @@
         <w:br/>
         <w:t xml:space="preserve">Note that setting the exact number of expected VVCs in the VVC activity register can be omitted by setting </w:t>
       </w:r>
+      <w:proofErr w:type="spellStart"/>
       <w:r>
         <w:rPr>
           <w:rFonts w:ascii="Consolas" w:hAnsi="Consolas" w:cs="Consolas"/>
         </w:rPr>
         <w:t>num_exp_vvc</w:t>
       </w:r>
+      <w:proofErr w:type="spellEnd"/>
       <w:r>
         <w:rPr>
           <w:rFonts w:ascii="Verdana" w:hAnsi="Verdana"/>
@@ -16571,7 +19213,7 @@
     </w:p>
     <w:p>
       <w:pPr>
-        <w:pStyle w:val="Overskrift1"/>
+        <w:pStyle w:val="Heading1"/>
         <w:rPr>
           <w:rFonts w:ascii="Helvetica" w:hAnsi="Helvetica" w:cs="Helvetica"/>
         </w:rPr>
@@ -16585,7 +19227,15 @@
     </w:p>
     <w:p>
       <w:r>
-        <w:t xml:space="preserve">Additional documentation about UVVM and its features can be found under “/uvvm_vvc_framework/doc/”. </w:t>
+        <w:t>Additional documentation about UVVM and its features can be found under “/</w:t>
+      </w:r>
+      <w:proofErr w:type="spellStart"/>
+      <w:r>
+        <w:t>uvvm_vvc_framework</w:t>
+      </w:r>
+      <w:proofErr w:type="spellEnd"/>
+      <w:r>
+        <w:t xml:space="preserve">/doc/”. </w:t>
       </w:r>
     </w:p>
     <w:p>
@@ -16604,7 +19254,7 @@
     </w:p>
     <w:p>
       <w:pPr>
-        <w:pStyle w:val="Overskrift1"/>
+        <w:pStyle w:val="Heading1"/>
         <w:rPr>
           <w:rFonts w:ascii="Helvetica" w:hAnsi="Helvetica" w:cs="Helvetica"/>
         </w:rPr>
@@ -16650,12 +19300,17 @@
         <w:t>dependent o</w:t>
       </w:r>
       <w:r>
-        <w:t>n the following libraries</w:t>
+        <w:t xml:space="preserve">n the following </w:t>
       </w:r>
+      <w:proofErr w:type="gramStart"/>
+      <w:r>
+        <w:t>libraries</w:t>
+      </w:r>
+      <w:proofErr w:type="gramEnd"/>
     </w:p>
     <w:p>
       <w:pPr>
-        <w:pStyle w:val="Listeavsnitt"/>
+        <w:pStyle w:val="ListParagraph"/>
         <w:numPr>
           <w:ilvl w:val="0"/>
           <w:numId w:val="40"/>
@@ -16724,7 +19379,7 @@
     </w:p>
     <w:p>
       <w:pPr>
-        <w:pStyle w:val="Listeavsnitt"/>
+        <w:pStyle w:val="ListParagraph"/>
         <w:numPr>
           <w:ilvl w:val="0"/>
           <w:numId w:val="40"/>
@@ -16800,7 +19455,7 @@
     </w:p>
     <w:p>
       <w:pPr>
-        <w:pStyle w:val="Listeavsnitt"/>
+        <w:pStyle w:val="ListParagraph"/>
         <w:numPr>
           <w:ilvl w:val="0"/>
           <w:numId w:val="40"/>
@@ -16827,23 +19482,32 @@
     </w:p>
     <w:p>
       <w:pPr>
-        <w:pStyle w:val="Listeavsnitt"/>
+        <w:pStyle w:val="ListParagraph"/>
         <w:numPr>
           <w:ilvl w:val="0"/>
           <w:numId w:val="40"/>
         </w:numPr>
       </w:pPr>
+      <w:proofErr w:type="spellStart"/>
       <w:r>
         <w:rPr>
           <w:b/>
           <w:i/>
         </w:rPr>
-        <w:t>Bitvis VIP Scoreboard</w:t>
+        <w:t>Bitvis</w:t>
+      </w:r>
+      <w:proofErr w:type="spellEnd"/>
+      <w:r>
+        <w:rPr>
+          <w:b/>
+          <w:i/>
+        </w:rPr>
+        <w:t xml:space="preserve"> VIP Scoreboard</w:t>
       </w:r>
     </w:p>
     <w:p>
       <w:pPr>
-        <w:pStyle w:val="Listeavsnitt"/>
+        <w:pStyle w:val="ListParagraph"/>
         <w:ind w:left="720"/>
       </w:pPr>
     </w:p>
@@ -16864,19 +19528,34 @@
         <w:t>make sure</w:t>
       </w:r>
       <w:r>
-        <w:t xml:space="preserve"> that uvvm_vvc_framework</w:t>
+        <w:t xml:space="preserve"> that </w:t>
       </w:r>
+      <w:proofErr w:type="spellStart"/>
+      <w:r>
+        <w:t>uvvm_vvc_framework</w:t>
+      </w:r>
+      <w:proofErr w:type="spellEnd"/>
       <w:r>
         <w:t xml:space="preserve">, </w:t>
       </w:r>
+      <w:proofErr w:type="spellStart"/>
       <w:r>
         <w:t>uvvm_util</w:t>
       </w:r>
+      <w:proofErr w:type="spellEnd"/>
       <w:r>
         <w:t xml:space="preserve"> and</w:t>
       </w:r>
       <w:r>
-        <w:t xml:space="preserve"> bitvis_vip_scoreboard </w:t>
+        <w:t xml:space="preserve"> </w:t>
+      </w:r>
+      <w:proofErr w:type="spellStart"/>
+      <w:r>
+        <w:t>bitvis_vip_scoreboard</w:t>
+      </w:r>
+      <w:proofErr w:type="spellEnd"/>
+      <w:r>
+        <w:t xml:space="preserve"> </w:t>
       </w:r>
       <w:r>
         <w:t>have been compiled.</w:t>
@@ -16885,7 +19564,15 @@
     <w:p/>
     <w:p>
       <w:r>
-        <w:t>See UVVM Essential Mechanisms located in uvvm_vvc_framework/doc for information about compile scripts.</w:t>
+        <w:t xml:space="preserve">See UVVM Essential Mechanisms located in </w:t>
+      </w:r>
+      <w:proofErr w:type="spellStart"/>
+      <w:r>
+        <w:t>uvvm_vvc_framework</w:t>
+      </w:r>
+      <w:proofErr w:type="spellEnd"/>
+      <w:r>
+        <w:t>/doc for information about compile scripts.</w:t>
       </w:r>
     </w:p>
     <w:p>
@@ -17082,6 +19769,7 @@
                 <w:sz w:val="15"/>
               </w:rPr>
             </w:pPr>
+            <w:proofErr w:type="spellStart"/>
             <w:r>
               <w:rPr>
                 <w:rFonts w:cs="Helvetica"/>
@@ -17089,6 +19777,7 @@
               </w:rPr>
               <w:t>bitvis_vip_uart</w:t>
             </w:r>
+            <w:proofErr w:type="spellEnd"/>
           </w:p>
         </w:tc>
         <w:tc>
@@ -17108,6 +19797,7 @@
                 <w:sz w:val="15"/>
               </w:rPr>
             </w:pPr>
+            <w:proofErr w:type="spellStart"/>
             <w:r>
               <w:rPr>
                 <w:rFonts w:cs="Helvetica"/>
@@ -17122,6 +19812,7 @@
               </w:rPr>
               <w:t>_bfm_pkg.vhd</w:t>
             </w:r>
+            <w:proofErr w:type="spellEnd"/>
           </w:p>
         </w:tc>
         <w:tc>
@@ -17175,6 +19866,7 @@
                 <w:sz w:val="15"/>
               </w:rPr>
             </w:pPr>
+            <w:proofErr w:type="spellStart"/>
             <w:r>
               <w:rPr>
                 <w:rFonts w:cs="Helvetica"/>
@@ -17189,6 +19881,7 @@
               </w:rPr>
               <w:t>uart</w:t>
             </w:r>
+            <w:proofErr w:type="spellEnd"/>
           </w:p>
         </w:tc>
         <w:tc>
@@ -17208,6 +19901,7 @@
                 <w:sz w:val="15"/>
               </w:rPr>
             </w:pPr>
+            <w:proofErr w:type="spellStart"/>
             <w:r>
               <w:rPr>
                 <w:rFonts w:cs="Helvetica"/>
@@ -17215,6 +19909,7 @@
               </w:rPr>
               <w:t>transaction_pkg.vhd</w:t>
             </w:r>
+            <w:proofErr w:type="spellEnd"/>
           </w:p>
         </w:tc>
         <w:tc>
@@ -17282,6 +19977,7 @@
                 <w:sz w:val="15"/>
               </w:rPr>
             </w:pPr>
+            <w:proofErr w:type="spellStart"/>
             <w:r>
               <w:rPr>
                 <w:rFonts w:cs="Helvetica"/>
@@ -17296,6 +19992,7 @@
               </w:rPr>
               <w:t>uart</w:t>
             </w:r>
+            <w:proofErr w:type="spellEnd"/>
           </w:p>
         </w:tc>
         <w:tc>
@@ -17315,6 +20012,7 @@
                 <w:sz w:val="15"/>
               </w:rPr>
             </w:pPr>
+            <w:proofErr w:type="spellStart"/>
             <w:r>
               <w:rPr>
                 <w:rFonts w:cs="Helvetica"/>
@@ -17322,6 +20020,7 @@
               </w:rPr>
               <w:t>vvc_cmd_pkg.vhd</w:t>
             </w:r>
+            <w:proofErr w:type="spellEnd"/>
           </w:p>
         </w:tc>
         <w:tc>
@@ -17375,6 +20074,7 @@
                 <w:sz w:val="15"/>
               </w:rPr>
             </w:pPr>
+            <w:proofErr w:type="spellStart"/>
             <w:r>
               <w:rPr>
                 <w:rFonts w:cs="Helvetica"/>
@@ -17382,6 +20082,7 @@
               </w:rPr>
               <w:t>bitvis_vip_uart</w:t>
             </w:r>
+            <w:proofErr w:type="spellEnd"/>
           </w:p>
         </w:tc>
         <w:tc>
@@ -17415,7 +20116,24 @@
                 <w:rFonts w:cs="Helvetica"/>
                 <w:sz w:val="15"/>
               </w:rPr>
-              <w:t xml:space="preserve"> monitor_cmd_pkg.vhd </w:t>
+              <w:t xml:space="preserve"> </w:t>
+            </w:r>
+            <w:proofErr w:type="spellStart"/>
+            <w:proofErr w:type="gramStart"/>
+            <w:r>
+              <w:rPr>
+                <w:rFonts w:cs="Helvetica"/>
+                <w:sz w:val="15"/>
+              </w:rPr>
+              <w:t>monitor_cmd_pkg.vhd</w:t>
+            </w:r>
+            <w:proofErr w:type="spellEnd"/>
+            <w:r>
+              <w:rPr>
+                <w:rFonts w:cs="Helvetica"/>
+                <w:sz w:val="15"/>
+              </w:rPr>
+              <w:t xml:space="preserve"> </w:t>
             </w:r>
             <w:r>
               <w:rPr>
@@ -17426,6 +20144,7 @@
               </w:rPr>
               <w:t>]</w:t>
             </w:r>
+            <w:proofErr w:type="gramEnd"/>
           </w:p>
         </w:tc>
         <w:tc>
@@ -17472,6 +20191,7 @@
                 <w:sz w:val="15"/>
               </w:rPr>
             </w:pPr>
+            <w:proofErr w:type="spellStart"/>
             <w:r>
               <w:rPr>
                 <w:rFonts w:cs="Helvetica"/>
@@ -17486,6 +20206,7 @@
               </w:rPr>
               <w:t>uart</w:t>
             </w:r>
+            <w:proofErr w:type="spellEnd"/>
           </w:p>
         </w:tc>
         <w:tc>
@@ -17614,6 +20335,7 @@
                 <w:sz w:val="15"/>
               </w:rPr>
             </w:pPr>
+            <w:proofErr w:type="spellStart"/>
             <w:r>
               <w:rPr>
                 <w:rFonts w:cs="Helvetica"/>
@@ -17628,6 +20350,7 @@
               </w:rPr>
               <w:t>uart</w:t>
             </w:r>
+            <w:proofErr w:type="spellEnd"/>
           </w:p>
         </w:tc>
         <w:tc>
@@ -17763,6 +20486,7 @@
                 <w:sz w:val="15"/>
               </w:rPr>
             </w:pPr>
+            <w:proofErr w:type="spellStart"/>
             <w:r>
               <w:rPr>
                 <w:rFonts w:cs="Helvetica"/>
@@ -17777,6 +20501,7 @@
               </w:rPr>
               <w:t>uart</w:t>
             </w:r>
+            <w:proofErr w:type="spellEnd"/>
           </w:p>
         </w:tc>
         <w:tc>
@@ -17796,6 +20521,7 @@
                 <w:sz w:val="15"/>
               </w:rPr>
             </w:pPr>
+            <w:proofErr w:type="spellStart"/>
             <w:r>
               <w:rPr>
                 <w:rFonts w:cs="Helvetica"/>
@@ -17803,6 +20529,7 @@
               </w:rPr>
               <w:t>vvc_methods_pkg.vhd</w:t>
             </w:r>
+            <w:proofErr w:type="spellEnd"/>
           </w:p>
         </w:tc>
         <w:tc>
@@ -17856,6 +20583,7 @@
                 <w:sz w:val="15"/>
               </w:rPr>
             </w:pPr>
+            <w:proofErr w:type="spellStart"/>
             <w:r>
               <w:rPr>
                 <w:rFonts w:cs="Helvetica"/>
@@ -17870,6 +20598,7 @@
               </w:rPr>
               <w:t>uart</w:t>
             </w:r>
+            <w:proofErr w:type="spellEnd"/>
           </w:p>
         </w:tc>
         <w:tc>
@@ -17894,8 +20623,49 @@
                 <w:rFonts w:cs="Helvetica"/>
                 <w:sz w:val="15"/>
               </w:rPr>
-              <w:t>../uvvm_vvc_framework/src_target_dependent/td_queue_pkg.vhd</w:t>
-            </w:r>
+              <w:t>../</w:t>
+            </w:r>
+            <w:proofErr w:type="spellStart"/>
+            <w:r>
+              <w:rPr>
+                <w:rFonts w:cs="Helvetica"/>
+                <w:sz w:val="15"/>
+              </w:rPr>
+              <w:t>uvvm_vvc_framework</w:t>
+            </w:r>
+            <w:proofErr w:type="spellEnd"/>
+            <w:r>
+              <w:rPr>
+                <w:rFonts w:cs="Helvetica"/>
+                <w:sz w:val="15"/>
+              </w:rPr>
+              <w:t>/</w:t>
+            </w:r>
+            <w:proofErr w:type="spellStart"/>
+            <w:r>
+              <w:rPr>
+                <w:rFonts w:cs="Helvetica"/>
+                <w:sz w:val="15"/>
+              </w:rPr>
+              <w:t>src_target_dependent</w:t>
+            </w:r>
+            <w:proofErr w:type="spellEnd"/>
+            <w:r>
+              <w:rPr>
+                <w:rFonts w:cs="Helvetica"/>
+                <w:sz w:val="15"/>
+              </w:rPr>
+              <w:t>/</w:t>
+            </w:r>
+            <w:proofErr w:type="spellStart"/>
+            <w:r>
+              <w:rPr>
+                <w:rFonts w:cs="Helvetica"/>
+                <w:sz w:val="15"/>
+              </w:rPr>
+              <w:t>td_queue_pkg.vhd</w:t>
+            </w:r>
+            <w:proofErr w:type="spellEnd"/>
           </w:p>
         </w:tc>
         <w:tc>
@@ -17942,6 +20712,7 @@
                 <w:sz w:val="15"/>
               </w:rPr>
             </w:pPr>
+            <w:proofErr w:type="spellStart"/>
             <w:r>
               <w:rPr>
                 <w:rFonts w:cs="Helvetica"/>
@@ -17956,6 +20727,7 @@
               </w:rPr>
               <w:t>uart</w:t>
             </w:r>
+            <w:proofErr w:type="spellEnd"/>
           </w:p>
         </w:tc>
         <w:tc>
@@ -18091,6 +20863,7 @@
                 <w:sz w:val="15"/>
               </w:rPr>
             </w:pPr>
+            <w:proofErr w:type="spellStart"/>
             <w:r>
               <w:rPr>
                 <w:rFonts w:cs="Helvetica"/>
@@ -18105,6 +20878,7 @@
               </w:rPr>
               <w:t>uart</w:t>
             </w:r>
+            <w:proofErr w:type="spellEnd"/>
           </w:p>
         </w:tc>
         <w:tc>
@@ -18124,6 +20898,7 @@
                 <w:sz w:val="15"/>
               </w:rPr>
             </w:pPr>
+            <w:proofErr w:type="spellStart"/>
             <w:r>
               <w:rPr>
                 <w:rFonts w:cs="Helvetica"/>
@@ -18138,6 +20913,7 @@
               </w:rPr>
               <w:t>_vvc.vhd</w:t>
             </w:r>
+            <w:proofErr w:type="spellEnd"/>
           </w:p>
         </w:tc>
         <w:tc>
@@ -18191,6 +20967,7 @@
                 <w:sz w:val="15"/>
               </w:rPr>
             </w:pPr>
+            <w:proofErr w:type="spellStart"/>
             <w:r>
               <w:rPr>
                 <w:rFonts w:cs="Helvetica"/>
@@ -18205,6 +20982,7 @@
               </w:rPr>
               <w:t>uart</w:t>
             </w:r>
+            <w:proofErr w:type="spellEnd"/>
           </w:p>
         </w:tc>
         <w:tc>
@@ -18224,6 +21002,7 @@
                 <w:sz w:val="15"/>
               </w:rPr>
             </w:pPr>
+            <w:proofErr w:type="spellStart"/>
             <w:r>
               <w:rPr>
                 <w:rFonts w:cs="Helvetica"/>
@@ -18238,6 +21017,7 @@
               </w:rPr>
               <w:t>_vvc.vhd</w:t>
             </w:r>
+            <w:proofErr w:type="spellEnd"/>
           </w:p>
         </w:tc>
         <w:tc>
@@ -18291,6 +21071,7 @@
                 <w:sz w:val="15"/>
               </w:rPr>
             </w:pPr>
+            <w:proofErr w:type="spellStart"/>
             <w:r>
               <w:rPr>
                 <w:rFonts w:cs="Helvetica"/>
@@ -18305,6 +21086,7 @@
               </w:rPr>
               <w:t>uart</w:t>
             </w:r>
+            <w:proofErr w:type="spellEnd"/>
           </w:p>
         </w:tc>
         <w:tc>
@@ -18324,6 +21106,7 @@
                 <w:sz w:val="15"/>
               </w:rPr>
             </w:pPr>
+            <w:proofErr w:type="spellStart"/>
             <w:r>
               <w:rPr>
                 <w:rFonts w:cs="Helvetica"/>
@@ -18338,6 +21121,7 @@
               </w:rPr>
               <w:t>vvc.vhd</w:t>
             </w:r>
+            <w:proofErr w:type="spellEnd"/>
           </w:p>
         </w:tc>
         <w:tc>
@@ -18398,6 +21182,7 @@
                 <w:sz w:val="15"/>
               </w:rPr>
             </w:pPr>
+            <w:proofErr w:type="spellStart"/>
             <w:r>
               <w:rPr>
                 <w:rFonts w:cs="Helvetica"/>
@@ -18405,6 +21190,7 @@
               </w:rPr>
               <w:t>bitvis_vip_uart</w:t>
             </w:r>
+            <w:proofErr w:type="spellEnd"/>
           </w:p>
         </w:tc>
         <w:tc>
@@ -18438,7 +21224,24 @@
                 <w:rFonts w:cs="Helvetica"/>
                 <w:sz w:val="15"/>
               </w:rPr>
-              <w:t xml:space="preserve"> uart_monitor.vhd </w:t>
+              <w:t xml:space="preserve"> </w:t>
+            </w:r>
+            <w:proofErr w:type="spellStart"/>
+            <w:proofErr w:type="gramStart"/>
+            <w:r>
+              <w:rPr>
+                <w:rFonts w:cs="Helvetica"/>
+                <w:sz w:val="15"/>
+              </w:rPr>
+              <w:t>uart_monitor.vhd</w:t>
+            </w:r>
+            <w:proofErr w:type="spellEnd"/>
+            <w:r>
+              <w:rPr>
+                <w:rFonts w:cs="Helvetica"/>
+                <w:sz w:val="15"/>
+              </w:rPr>
+              <w:t xml:space="preserve"> </w:t>
             </w:r>
             <w:r>
               <w:rPr>
@@ -18449,6 +21252,7 @@
               </w:rPr>
               <w:t>]</w:t>
             </w:r>
+            <w:proofErr w:type="gramEnd"/>
           </w:p>
         </w:tc>
         <w:tc>
@@ -18496,12 +21300,21 @@
                 <w:sz w:val="15"/>
               </w:rPr>
             </w:pPr>
-            <w:r>
-              <w:rPr>
-                <w:rFonts w:cs="Helvetica"/>
-                <w:sz w:val="15"/>
-              </w:rPr>
-              <w:t xml:space="preserve">bitvis_vip_uart </w:t>
+            <w:proofErr w:type="spellStart"/>
+            <w:r>
+              <w:rPr>
+                <w:rFonts w:cs="Helvetica"/>
+                <w:sz w:val="15"/>
+              </w:rPr>
+              <w:t>bitvis_vip_uart</w:t>
+            </w:r>
+            <w:proofErr w:type="spellEnd"/>
+            <w:r>
+              <w:rPr>
+                <w:rFonts w:cs="Helvetica"/>
+                <w:sz w:val="15"/>
+              </w:rPr>
+              <w:t xml:space="preserve"> </w:t>
             </w:r>
           </w:p>
         </w:tc>
@@ -18523,6 +21336,7 @@
                 <w:sz w:val="15"/>
               </w:rPr>
             </w:pPr>
+            <w:proofErr w:type="spellStart"/>
             <w:r>
               <w:rPr>
                 <w:rFonts w:cs="Helvetica"/>
@@ -18530,6 +21344,7 @@
               </w:rPr>
               <w:t>vvc_context.vhd</w:t>
             </w:r>
+            <w:proofErr w:type="spellEnd"/>
           </w:p>
         </w:tc>
         <w:tc>
@@ -18562,7 +21377,7 @@
     </w:tbl>
     <w:p>
       <w:pPr>
-        <w:pStyle w:val="Overskrift1"/>
+        <w:pStyle w:val="Heading1"/>
         <w:rPr>
           <w:rFonts w:ascii="Helvetica" w:hAnsi="Helvetica" w:cs="Helvetica"/>
         </w:rPr>
@@ -18621,7 +21436,15 @@
       </w:r>
       <w:r>
         <w:br/>
-        <w:t>For a more advanced VIP please contact Bitvis AS at support@bitvis.no</w:t>
+        <w:t xml:space="preserve">For a more advanced VIP please contact </w:t>
+      </w:r>
+      <w:proofErr w:type="spellStart"/>
+      <w:r>
+        <w:t>Bitvis</w:t>
+      </w:r>
+      <w:proofErr w:type="spellEnd"/>
+      <w:r>
+        <w:t xml:space="preserve"> AS at support@bitvis.no</w:t>
       </w:r>
     </w:p>
     <w:p>
@@ -18756,7 +21579,7 @@
           </mc:Choice>
           <mc:Fallback>
             <w:pict>
-              <v:shape w14:anchorId="199BDFDD" id="Tekstboks 4" o:spid="_x0000_s1029" type="#_x0000_t202" style="position:absolute;margin-left:70.45pt;margin-top:8.85pt;width:663.85pt;height:31.05pt;z-index:251662336;visibility:visible;mso-wrap-style:square;mso-width-percent:0;mso-height-percent:0;mso-wrap-distance-left:9pt;mso-wrap-distance-top:0;mso-wrap-distance-right:9pt;mso-wrap-distance-bottom:0;mso-position-horizontal:absolute;mso-position-horizontal-relative:text;mso-position-vertical:absolute;mso-position-vertical-relative:text;mso-width-percent:0;mso-height-percent:0;mso-width-relative:margin;mso-height-relative:margin;v-text-anchor:top" o:gfxdata="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" filled="f" stroked="f">
+              <v:shape w14:anchorId="199BDFDD" id="Tekstboks 4" o:spid="_x0000_s1029" type="#_x0000_t202" style="position:absolute;margin-left:70.45pt;margin-top:8.85pt;width:663.85pt;height:31.05pt;z-index:251662336;visibility:visible;mso-wrap-style:square;mso-width-percent:0;mso-height-percent:0;mso-wrap-distance-left:9pt;mso-wrap-distance-top:0;mso-wrap-distance-right:9pt;mso-wrap-distance-bottom:0;mso-position-horizontal:absolute;mso-position-horizontal-relative:text;mso-position-vertical:absolute;mso-position-vertical-relative:text;mso-width-percent:0;mso-height-percent:0;mso-width-relative:margin;mso-height-relative:margin;v-text-anchor:top" o:gfxdata="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" filled="f" stroked="f">
                 <v:textbox>
                   <w:txbxContent>
                     <w:p>
@@ -18898,7 +21721,7 @@
           </mc:Choice>
           <mc:Fallback>
             <w:pict>
-              <v:shape w14:anchorId="6B7D54B5" id="Tekstboks 5" o:spid="_x0000_s1030" type="#_x0000_t202" style="position:absolute;margin-left:-6.85pt;margin-top:7.5pt;width:77.3pt;height:34.45pt;z-index:251664384;visibility:visible;mso-wrap-style:square;mso-width-percent:0;mso-height-percent:0;mso-wrap-distance-left:9pt;mso-wrap-distance-top:0;mso-wrap-distance-right:9pt;mso-wrap-distance-bottom:0;mso-position-horizontal:absolute;mso-position-horizontal-relative:text;mso-position-vertical:absolute;mso-position-vertical-relative:text;mso-width-percent:0;mso-height-percent:0;mso-width-relative:margin;mso-height-relative:margin;v-text-anchor:top" o:gfxdata="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" filled="f" stroked="f">
+              <v:shape w14:anchorId="6B7D54B5" id="Tekstboks 5" o:spid="_x0000_s1030" type="#_x0000_t202" style="position:absolute;margin-left:-6.85pt;margin-top:7.5pt;width:77.3pt;height:34.45pt;z-index:251664384;visibility:visible;mso-wrap-style:square;mso-width-percent:0;mso-height-percent:0;mso-wrap-distance-left:9pt;mso-wrap-distance-top:0;mso-wrap-distance-right:9pt;mso-wrap-distance-bottom:0;mso-position-horizontal:absolute;mso-position-horizontal-relative:text;mso-position-vertical:absolute;mso-position-vertical-relative:text;mso-width-percent:0;mso-height-percent:0;mso-width-relative:margin;mso-height-relative:margin;v-text-anchor:top" o:gfxdata="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" filled="f" stroked="f">
                 <v:textbox>
                   <w:txbxContent>
                     <w:p>
@@ -19001,34 +21824,34 @@
 <w:ftr xmlns:wpc="http://schemas.microsoft.com/office/word/2010/wordprocessingCanvas" xmlns:cx="http://schemas.microsoft.com/office/drawing/2014/chartex" xmlns:cx1="http://schemas.microsoft.com/office/drawing/2015/9/8/chartex" xmlns:cx2="http://schemas.microsoft.com/office/drawing/2015/10/21/chartex" xmlns:cx3="http://schemas.microsoft.com/office/drawing/2016/5/9/chartex" xmlns:cx4="http://schemas.microsoft.com/office/drawing/2016/5/10/chartex" xmlns:cx5="http://schemas.microsoft.com/office/drawing/2016/5/11/chartex" xmlns:cx6="http://schemas.microsoft.com/office/drawing/2016/5/12/chartex" xmlns:cx7="http://schemas.microsoft.com/office/drawing/2016/5/13/chartex" xmlns:cx8="http://schemas.microsoft.com/office/drawing/2016/5/14/chartex" xmlns:mc="http://schemas.openxmlformats.org/markup-compatibility/2006" xmlns:aink="http://schemas.microsoft.com/office/drawing/2016/ink" xmlns:am3d="http://schemas.microsoft.com/office/drawing/2017/model3d" xmlns:o="urn:schemas-microsoft-com:office:office" xmlns:r="http://schemas.openxmlformats.org/officeDocument/2006/relationships" xmlns:m="http://schemas.openxmlformats.org/officeDocument/2006/math" xmlns:v="urn:schemas-microsoft-com:vml" xmlns:wp14="http://schemas.microsoft.com/office/word/2010/wordprocessingDrawing" xmlns:wp="http://schemas.openxmlformats.org/drawingml/2006/wordprocessingDrawing" xmlns:w10="urn:schemas-microsoft-com:office:word" xmlns:w="http://schemas.openxmlformats.org/wordprocessingml/2006/main" xmlns:w14="http://schemas.microsoft.com/office/word/2010/wordml" xmlns:w15="http://schemas.microsoft.com/office/word/2012/wordml" xmlns:w16cex="http://schemas.microsoft.com/office/word/2018/wordml/cex" xmlns:w16cid="http://schemas.microsoft.com/office/word/2016/wordml/cid" xmlns:w16="http://schemas.microsoft.com/office/word/2018/wordml" xmlns:w16se="http://schemas.microsoft.com/office/word/2015/wordml/symex" xmlns:wpg="http://schemas.microsoft.com/office/word/2010/wordprocessingGroup" xmlns:wpi="http://schemas.microsoft.com/office/word/2010/wordprocessingInk" xmlns:wne="http://schemas.microsoft.com/office/word/2006/wordml" xmlns:wps="http://schemas.microsoft.com/office/word/2010/wordprocessingShape" mc:Ignorable="w14 w15 w16se w16cid w16 w16cex wp14">
   <w:p>
     <w:pPr>
-      <w:pStyle w:val="Bunntekst"/>
+      <w:pStyle w:val="Footer"/>
       <w:framePr w:wrap="none" w:vAnchor="text" w:hAnchor="margin" w:xAlign="right" w:y="1"/>
       <w:rPr>
-        <w:rStyle w:val="Sidetall"/>
+        <w:rStyle w:val="PageNumber"/>
       </w:rPr>
     </w:pPr>
     <w:r>
       <w:rPr>
-        <w:rStyle w:val="Sidetall"/>
+        <w:rStyle w:val="PageNumber"/>
       </w:rPr>
       <w:fldChar w:fldCharType="begin"/>
     </w:r>
     <w:r>
       <w:rPr>
-        <w:rStyle w:val="Sidetall"/>
+        <w:rStyle w:val="PageNumber"/>
       </w:rPr>
       <w:instrText xml:space="preserve">PAGE  </w:instrText>
     </w:r>
     <w:r>
       <w:rPr>
-        <w:rStyle w:val="Sidetall"/>
+        <w:rStyle w:val="PageNumber"/>
       </w:rPr>
       <w:fldChar w:fldCharType="end"/>
     </w:r>
   </w:p>
   <w:p>
     <w:pPr>
-      <w:pStyle w:val="Bunntekst"/>
+      <w:pStyle w:val="Footer"/>
       <w:ind w:right="360"/>
     </w:pPr>
   </w:p>
@@ -19039,10 +21862,10 @@
 <w:ftr xmlns:wpc="http://schemas.microsoft.com/office/word/2010/wordprocessingCanvas" xmlns:cx="http://schemas.microsoft.com/office/drawing/2014/chartex" xmlns:cx1="http://schemas.microsoft.com/office/drawing/2015/9/8/chartex" xmlns:cx2="http://schemas.microsoft.com/office/drawing/2015/10/21/chartex" xmlns:cx3="http://schemas.microsoft.com/office/drawing/2016/5/9/chartex" xmlns:cx4="http://schemas.microsoft.com/office/drawing/2016/5/10/chartex" xmlns:cx5="http://schemas.microsoft.com/office/drawing/2016/5/11/chartex" xmlns:cx6="http://schemas.microsoft.com/office/drawing/2016/5/12/chartex" xmlns:cx7="http://schemas.microsoft.com/office/drawing/2016/5/13/chartex" xmlns:cx8="http://schemas.microsoft.com/office/drawing/2016/5/14/chartex" xmlns:mc="http://schemas.openxmlformats.org/markup-compatibility/2006" xmlns:aink="http://schemas.microsoft.com/office/drawing/2016/ink" xmlns:am3d="http://schemas.microsoft.com/office/drawing/2017/model3d" xmlns:o="urn:schemas-microsoft-com:office:office" xmlns:r="http://schemas.openxmlformats.org/officeDocument/2006/relationships" xmlns:m="http://schemas.openxmlformats.org/officeDocument/2006/math" xmlns:v="urn:schemas-microsoft-com:vml" xmlns:wp14="http://schemas.microsoft.com/office/word/2010/wordprocessingDrawing" xmlns:wp="http://schemas.openxmlformats.org/drawingml/2006/wordprocessingDrawing" xmlns:w10="urn:schemas-microsoft-com:office:word" xmlns:w="http://schemas.openxmlformats.org/wordprocessingml/2006/main" xmlns:w14="http://schemas.microsoft.com/office/word/2010/wordml" xmlns:w15="http://schemas.microsoft.com/office/word/2012/wordml" xmlns:w16cex="http://schemas.microsoft.com/office/word/2018/wordml/cex" xmlns:w16cid="http://schemas.microsoft.com/office/word/2016/wordml/cid" xmlns:w16="http://schemas.microsoft.com/office/word/2018/wordml" xmlns:w16se="http://schemas.microsoft.com/office/word/2015/wordml/symex" xmlns:wpg="http://schemas.microsoft.com/office/word/2010/wordprocessingGroup" xmlns:wpi="http://schemas.microsoft.com/office/word/2010/wordprocessingInk" xmlns:wne="http://schemas.microsoft.com/office/word/2006/wordml" xmlns:wps="http://schemas.microsoft.com/office/word/2010/wordprocessingShape" mc:Ignorable="w14 w15 w16se w16cid w16 w16cex wp14">
   <w:p>
     <w:pPr>
-      <w:pStyle w:val="Bunntekst"/>
+      <w:pStyle w:val="Footer"/>
       <w:framePr w:wrap="none" w:vAnchor="text" w:hAnchor="margin" w:xAlign="right" w:y="1"/>
       <w:rPr>
-        <w:rStyle w:val="Sidetall"/>
+        <w:rStyle w:val="PageNumber"/>
         <w:rFonts w:ascii="Helvetica" w:hAnsi="Helvetica" w:cs="Helvetica"/>
         <w:color w:val="1381C4"/>
         <w:sz w:val="14"/>
@@ -19050,7 +21873,7 @@
     </w:pPr>
     <w:r>
       <w:rPr>
-        <w:rStyle w:val="Sidetall"/>
+        <w:rStyle w:val="PageNumber"/>
         <w:rFonts w:ascii="Helvetica" w:hAnsi="Helvetica" w:cs="Helvetica"/>
         <w:color w:val="1381C4"/>
         <w:sz w:val="14"/>
@@ -19059,7 +21882,7 @@
     </w:r>
     <w:r>
       <w:rPr>
-        <w:rStyle w:val="Sidetall"/>
+        <w:rStyle w:val="PageNumber"/>
         <w:rFonts w:ascii="Helvetica" w:hAnsi="Helvetica" w:cs="Helvetica"/>
         <w:color w:val="1381C4"/>
         <w:sz w:val="14"/>
@@ -19068,7 +21891,7 @@
     </w:r>
     <w:r>
       <w:rPr>
-        <w:rStyle w:val="Sidetall"/>
+        <w:rStyle w:val="PageNumber"/>
         <w:rFonts w:ascii="Helvetica" w:hAnsi="Helvetica" w:cs="Helvetica"/>
         <w:color w:val="1381C4"/>
         <w:sz w:val="14"/>
@@ -19077,7 +21900,7 @@
     </w:r>
     <w:r>
       <w:rPr>
-        <w:rStyle w:val="Sidetall"/>
+        <w:rStyle w:val="PageNumber"/>
         <w:rFonts w:cs="Helvetica"/>
         <w:color w:val="1381C4"/>
         <w:sz w:val="14"/>
@@ -19086,7 +21909,7 @@
     </w:r>
     <w:r>
       <w:rPr>
-        <w:rStyle w:val="Sidetall"/>
+        <w:rStyle w:val="PageNumber"/>
         <w:rFonts w:ascii="Helvetica" w:hAnsi="Helvetica" w:cs="Helvetica"/>
         <w:color w:val="1381C4"/>
         <w:sz w:val="14"/>
@@ -19095,7 +21918,7 @@
     </w:r>
     <w:r>
       <w:rPr>
-        <w:rStyle w:val="Sidetall"/>
+        <w:rStyle w:val="PageNumber"/>
         <w:rFonts w:ascii="Helvetica" w:hAnsi="Helvetica" w:cs="Helvetica"/>
         <w:color w:val="1381C4"/>
         <w:sz w:val="14"/>
@@ -19104,7 +21927,7 @@
     </w:r>
     <w:r>
       <w:rPr>
-        <w:rStyle w:val="Sidetall"/>
+        <w:rStyle w:val="PageNumber"/>
         <w:rFonts w:ascii="Helvetica" w:hAnsi="Helvetica" w:cs="Helvetica"/>
         <w:color w:val="1381C4"/>
         <w:sz w:val="14"/>
@@ -19113,7 +21936,7 @@
     </w:r>
     <w:r>
       <w:rPr>
-        <w:rStyle w:val="Sidetall"/>
+        <w:rStyle w:val="PageNumber"/>
         <w:rFonts w:ascii="Helvetica" w:hAnsi="Helvetica" w:cs="Helvetica"/>
         <w:color w:val="1381C4"/>
         <w:sz w:val="14"/>
@@ -19122,7 +21945,7 @@
     </w:r>
     <w:r>
       <w:rPr>
-        <w:rStyle w:val="Sidetall"/>
+        <w:rStyle w:val="PageNumber"/>
         <w:rFonts w:ascii="Helvetica" w:hAnsi="Helvetica" w:cs="Helvetica"/>
         <w:color w:val="1381C4"/>
         <w:sz w:val="14"/>
@@ -19131,7 +21954,7 @@
     </w:r>
     <w:r>
       <w:rPr>
-        <w:rStyle w:val="Sidetall"/>
+        <w:rStyle w:val="PageNumber"/>
         <w:rFonts w:cs="Helvetica"/>
         <w:color w:val="1381C4"/>
         <w:sz w:val="14"/>
@@ -19140,7 +21963,7 @@
     </w:r>
     <w:r>
       <w:rPr>
-        <w:rStyle w:val="Sidetall"/>
+        <w:rStyle w:val="PageNumber"/>
         <w:rFonts w:ascii="Helvetica" w:hAnsi="Helvetica" w:cs="Helvetica"/>
         <w:color w:val="1381C4"/>
         <w:sz w:val="14"/>
@@ -19149,7 +21972,7 @@
     </w:r>
     <w:r>
       <w:rPr>
-        <w:rStyle w:val="Sidetall"/>
+        <w:rStyle w:val="PageNumber"/>
         <w:rFonts w:ascii="Helvetica" w:hAnsi="Helvetica" w:cs="Helvetica"/>
         <w:color w:val="1381C4"/>
         <w:sz w:val="14"/>
@@ -19185,7 +22008,7 @@
         </w:tcPr>
         <w:p>
           <w:pPr>
-            <w:pStyle w:val="Bunntekst"/>
+            <w:pStyle w:val="Footer"/>
             <w:tabs>
               <w:tab w:val="clear" w:pos="4153"/>
               <w:tab w:val="clear" w:pos="8306"/>
@@ -19247,7 +22070,7 @@
         </w:tcPr>
         <w:p>
           <w:pPr>
-            <w:pStyle w:val="Bunntekst"/>
+            <w:pStyle w:val="Footer"/>
             <w:tabs>
               <w:tab w:val="clear" w:pos="4153"/>
               <w:tab w:val="clear" w:pos="8306"/>
@@ -19334,7 +22157,7 @@
               <w:sz w:val="14"/>
               <w:lang w:val="en-US"/>
             </w:rPr>
-            <w:t>2020-10-05</w:t>
+            <w:t>2021-01-19</w:t>
           </w:r>
           <w:r>
             <w:rPr>
@@ -19354,7 +22177,7 @@
         </w:tcPr>
         <w:p>
           <w:pPr>
-            <w:pStyle w:val="Bunntekst"/>
+            <w:pStyle w:val="Footer"/>
             <w:tabs>
               <w:tab w:val="clear" w:pos="4153"/>
               <w:tab w:val="clear" w:pos="8306"/>
@@ -19370,7 +22193,7 @@
           <w:hyperlink r:id="rId1" w:history="1">
             <w:r>
               <w:rPr>
-                <w:rStyle w:val="Hyperkobling"/>
+                <w:rStyle w:val="Hyperlink"/>
                 <w:rFonts w:ascii="Helvetica" w:hAnsi="Helvetica" w:cs="Arial"/>
                 <w:color w:val="1381C4"/>
                 <w:sz w:val="14"/>
@@ -19400,7 +22223,7 @@
           </w:r>
           <w:r>
             <w:rPr>
-              <w:rStyle w:val="Hyperkobling"/>
+              <w:rStyle w:val="Hyperlink"/>
               <w:rFonts w:ascii="Helvetica" w:hAnsi="Helvetica" w:cs="Arial"/>
               <w:color w:val="1381C4"/>
               <w:sz w:val="14"/>
@@ -19417,7 +22240,7 @@
         </w:tcPr>
         <w:p>
           <w:pPr>
-            <w:pStyle w:val="Bunntekst"/>
+            <w:pStyle w:val="Footer"/>
             <w:tabs>
               <w:tab w:val="clear" w:pos="4153"/>
               <w:tab w:val="clear" w:pos="8306"/>
@@ -19437,7 +22260,7 @@
   </w:tbl>
   <w:p>
     <w:pPr>
-      <w:pStyle w:val="Bunntekst"/>
+      <w:pStyle w:val="Footer"/>
       <w:rPr>
         <w:lang w:val="sq-AL"/>
       </w:rPr>
@@ -19532,8 +22355,19 @@
                               <w:szCs w:val="32"/>
                               <w:lang w:val="nb-NO" w:eastAsia="nb-NO"/>
                             </w:rPr>
-                            <w:t>VHDL 2008 only</w:t>
+                            <w:t xml:space="preserve">VHDL 2008 </w:t>
                           </w:r>
+                          <w:proofErr w:type="spellStart"/>
+                          <w:r>
+                            <w:rPr>
+                              <w:rFonts w:ascii="Helvetica Light" w:hAnsi="Helvetica Light" w:cs="Helvetica"/>
+                              <w:color w:val="000000" w:themeColor="text1"/>
+                              <w:szCs w:val="32"/>
+                              <w:lang w:val="nb-NO" w:eastAsia="nb-NO"/>
+                            </w:rPr>
+                            <w:t>only</w:t>
+                          </w:r>
+                          <w:proofErr w:type="spellEnd"/>
                         </w:p>
                       </w:txbxContent>
                     </wps:txbx>
@@ -19581,8 +22415,19 @@
                         <w:szCs w:val="32"/>
                         <w:lang w:val="nb-NO" w:eastAsia="nb-NO"/>
                       </w:rPr>
-                      <w:t>VHDL 2008 only</w:t>
+                      <w:t xml:space="preserve">VHDL 2008 </w:t>
                     </w:r>
+                    <w:proofErr w:type="spellStart"/>
+                    <w:r>
+                      <w:rPr>
+                        <w:rFonts w:ascii="Helvetica Light" w:hAnsi="Helvetica Light" w:cs="Helvetica"/>
+                        <w:color w:val="000000" w:themeColor="text1"/>
+                        <w:szCs w:val="32"/>
+                        <w:lang w:val="nb-NO" w:eastAsia="nb-NO"/>
+                      </w:rPr>
+                      <w:t>only</w:t>
+                    </w:r>
+                    <w:proofErr w:type="spellEnd"/>
                   </w:p>
                 </w:txbxContent>
               </v:textbox>
@@ -19628,7 +22473,27 @@
         <w:sz w:val="14"/>
         <w:szCs w:val="16"/>
       </w:rPr>
-      <w:t xml:space="preserve">2017 by Bitvis AS. </w:t>
+      <w:t xml:space="preserve">2017 by </w:t>
+    </w:r>
+    <w:proofErr w:type="spellStart"/>
+    <w:r>
+      <w:rPr>
+        <w:iCs/>
+        <w:color w:val="000000" w:themeColor="text1"/>
+        <w:sz w:val="14"/>
+        <w:szCs w:val="16"/>
+      </w:rPr>
+      <w:t>Bitvis</w:t>
+    </w:r>
+    <w:proofErr w:type="spellEnd"/>
+    <w:r>
+      <w:rPr>
+        <w:iCs/>
+        <w:color w:val="000000" w:themeColor="text1"/>
+        <w:sz w:val="14"/>
+        <w:szCs w:val="16"/>
+      </w:rPr>
+      <w:t xml:space="preserve"> AS. </w:t>
     </w:r>
     <w:r>
       <w:rPr>
@@ -19642,7 +22507,7 @@
   </w:p>
   <w:p>
     <w:pPr>
-      <w:pStyle w:val="Bunntekst"/>
+      <w:pStyle w:val="Footer"/>
     </w:pPr>
   </w:p>
 </w:ftr>
@@ -19691,7 +22556,7 @@
 <w:hdr xmlns:wpc="http://schemas.microsoft.com/office/word/2010/wordprocessingCanvas" xmlns:cx="http://schemas.microsoft.com/office/drawing/2014/chartex" xmlns:cx1="http://schemas.microsoft.com/office/drawing/2015/9/8/chartex" xmlns:cx2="http://schemas.microsoft.com/office/drawing/2015/10/21/chartex" xmlns:cx3="http://schemas.microsoft.com/office/drawing/2016/5/9/chartex" xmlns:cx4="http://schemas.microsoft.com/office/drawing/2016/5/10/chartex" xmlns:cx5="http://schemas.microsoft.com/office/drawing/2016/5/11/chartex" xmlns:cx6="http://schemas.microsoft.com/office/drawing/2016/5/12/chartex" xmlns:cx7="http://schemas.microsoft.com/office/drawing/2016/5/13/chartex" xmlns:cx8="http://schemas.microsoft.com/office/drawing/2016/5/14/chartex" xmlns:mc="http://schemas.openxmlformats.org/markup-compatibility/2006" xmlns:aink="http://schemas.microsoft.com/office/drawing/2016/ink" xmlns:am3d="http://schemas.microsoft.com/office/drawing/2017/model3d" xmlns:o="urn:schemas-microsoft-com:office:office" xmlns:r="http://schemas.openxmlformats.org/officeDocument/2006/relationships" xmlns:m="http://schemas.openxmlformats.org/officeDocument/2006/math" xmlns:v="urn:schemas-microsoft-com:vml" xmlns:wp14="http://schemas.microsoft.com/office/word/2010/wordprocessingDrawing" xmlns:wp="http://schemas.openxmlformats.org/drawingml/2006/wordprocessingDrawing" xmlns:w10="urn:schemas-microsoft-com:office:word" xmlns:w="http://schemas.openxmlformats.org/wordprocessingml/2006/main" xmlns:w14="http://schemas.microsoft.com/office/word/2010/wordml" xmlns:w15="http://schemas.microsoft.com/office/word/2012/wordml" xmlns:w16cex="http://schemas.microsoft.com/office/word/2018/wordml/cex" xmlns:w16cid="http://schemas.microsoft.com/office/word/2016/wordml/cid" xmlns:w16="http://schemas.microsoft.com/office/word/2018/wordml" xmlns:w16se="http://schemas.microsoft.com/office/word/2015/wordml/symex" xmlns:wpg="http://schemas.microsoft.com/office/word/2010/wordprocessingGroup" xmlns:wpi="http://schemas.microsoft.com/office/word/2010/wordprocessingInk" xmlns:wne="http://schemas.microsoft.com/office/word/2006/wordml" xmlns:wps="http://schemas.microsoft.com/office/word/2010/wordprocessingShape" mc:Ignorable="w14 w15 w16se w16cid w16 w16cex wp14">
   <w:p>
     <w:pPr>
-      <w:pStyle w:val="Topptekst"/>
+      <w:pStyle w:val="Header"/>
       <w:jc w:val="right"/>
     </w:pPr>
     <w:r>
@@ -19758,7 +22623,7 @@
 <w:hdr xmlns:wpc="http://schemas.microsoft.com/office/word/2010/wordprocessingCanvas" xmlns:cx="http://schemas.microsoft.com/office/drawing/2014/chartex" xmlns:cx1="http://schemas.microsoft.com/office/drawing/2015/9/8/chartex" xmlns:cx2="http://schemas.microsoft.com/office/drawing/2015/10/21/chartex" xmlns:cx3="http://schemas.microsoft.com/office/drawing/2016/5/9/chartex" xmlns:cx4="http://schemas.microsoft.com/office/drawing/2016/5/10/chartex" xmlns:cx5="http://schemas.microsoft.com/office/drawing/2016/5/11/chartex" xmlns:cx6="http://schemas.microsoft.com/office/drawing/2016/5/12/chartex" xmlns:cx7="http://schemas.microsoft.com/office/drawing/2016/5/13/chartex" xmlns:cx8="http://schemas.microsoft.com/office/drawing/2016/5/14/chartex" xmlns:mc="http://schemas.openxmlformats.org/markup-compatibility/2006" xmlns:aink="http://schemas.microsoft.com/office/drawing/2016/ink" xmlns:am3d="http://schemas.microsoft.com/office/drawing/2017/model3d" xmlns:o="urn:schemas-microsoft-com:office:office" xmlns:r="http://schemas.openxmlformats.org/officeDocument/2006/relationships" xmlns:m="http://schemas.openxmlformats.org/officeDocument/2006/math" xmlns:v="urn:schemas-microsoft-com:vml" xmlns:wp14="http://schemas.microsoft.com/office/word/2010/wordprocessingDrawing" xmlns:wp="http://schemas.openxmlformats.org/drawingml/2006/wordprocessingDrawing" xmlns:w10="urn:schemas-microsoft-com:office:word" xmlns:w="http://schemas.openxmlformats.org/wordprocessingml/2006/main" xmlns:w14="http://schemas.microsoft.com/office/word/2010/wordml" xmlns:w15="http://schemas.microsoft.com/office/word/2012/wordml" xmlns:w16cex="http://schemas.microsoft.com/office/word/2018/wordml/cex" xmlns:w16cid="http://schemas.microsoft.com/office/word/2016/wordml/cid" xmlns:w16="http://schemas.microsoft.com/office/word/2018/wordml" xmlns:w16se="http://schemas.microsoft.com/office/word/2015/wordml/symex" xmlns:wpg="http://schemas.microsoft.com/office/word/2010/wordprocessingGroup" xmlns:wpi="http://schemas.microsoft.com/office/word/2010/wordprocessingInk" xmlns:wne="http://schemas.microsoft.com/office/word/2006/wordml" xmlns:wps="http://schemas.microsoft.com/office/word/2010/wordprocessingShape" mc:Ignorable="w14 w15 w16se w16cid w16 w16cex wp14">
   <w:p>
     <w:pPr>
-      <w:pStyle w:val="Topptekst"/>
+      <w:pStyle w:val="Header"/>
       <w:jc w:val="right"/>
     </w:pPr>
     <w:r>
@@ -19831,7 +22696,7 @@
     <w:lvl w:ilvl="0">
       <w:start w:val="1"/>
       <w:numFmt w:val="decimal"/>
-      <w:pStyle w:val="Nummerertliste"/>
+      <w:pStyle w:val="ListNumber"/>
       <w:lvlText w:val="%1."/>
       <w:lvlJc w:val="left"/>
       <w:pPr>
@@ -23882,7 +26747,7 @@
     <w:lvl w:ilvl="0">
       <w:start w:val="1"/>
       <w:numFmt w:val="decimal"/>
-      <w:pStyle w:val="Overskrift1"/>
+      <w:pStyle w:val="Heading1"/>
       <w:lvlText w:val="%1"/>
       <w:lvlJc w:val="left"/>
       <w:pPr>
@@ -23895,7 +26760,7 @@
     <w:lvl w:ilvl="1">
       <w:start w:val="1"/>
       <w:numFmt w:val="decimal"/>
-      <w:pStyle w:val="Overskrift2"/>
+      <w:pStyle w:val="Heading2"/>
       <w:lvlText w:val="%1.%2"/>
       <w:lvlJc w:val="left"/>
       <w:pPr>
@@ -23908,7 +26773,7 @@
     <w:lvl w:ilvl="2">
       <w:start w:val="1"/>
       <w:numFmt w:val="decimal"/>
-      <w:pStyle w:val="Overskrift3"/>
+      <w:pStyle w:val="Heading3"/>
       <w:lvlText w:val="%1.%2.%3"/>
       <w:lvlJc w:val="left"/>
       <w:pPr>
@@ -23921,7 +26786,7 @@
     <w:lvl w:ilvl="3">
       <w:start w:val="1"/>
       <w:numFmt w:val="decimal"/>
-      <w:pStyle w:val="Overskrift4"/>
+      <w:pStyle w:val="Heading4"/>
       <w:lvlText w:val="%1.%2.%3.%4"/>
       <w:lvlJc w:val="left"/>
       <w:pPr>
@@ -23934,7 +26799,7 @@
     <w:lvl w:ilvl="4">
       <w:start w:val="1"/>
       <w:numFmt w:val="decimal"/>
-      <w:pStyle w:val="Overskrift5"/>
+      <w:pStyle w:val="Heading5"/>
       <w:lvlText w:val="%1.%2.%3.%4.%5"/>
       <w:lvlJc w:val="left"/>
       <w:pPr>
@@ -23947,7 +26812,7 @@
     <w:lvl w:ilvl="5">
       <w:start w:val="1"/>
       <w:numFmt w:val="decimal"/>
-      <w:pStyle w:val="Overskrift6"/>
+      <w:pStyle w:val="Heading6"/>
       <w:lvlText w:val="%1.%2.%3.%4.%5.%6"/>
       <w:lvlJc w:val="left"/>
       <w:pPr>
@@ -23960,7 +26825,7 @@
     <w:lvl w:ilvl="6">
       <w:start w:val="1"/>
       <w:numFmt w:val="decimal"/>
-      <w:pStyle w:val="Overskrift7"/>
+      <w:pStyle w:val="Heading7"/>
       <w:lvlText w:val="%1.%2.%3.%4.%5.%6.%7"/>
       <w:lvlJc w:val="left"/>
       <w:pPr>
@@ -23973,7 +26838,7 @@
     <w:lvl w:ilvl="7">
       <w:start w:val="1"/>
       <w:numFmt w:val="decimal"/>
-      <w:pStyle w:val="Overskrift8"/>
+      <w:pStyle w:val="Heading8"/>
       <w:lvlText w:val="%1.%2.%3.%4.%5.%6.%7.%8"/>
       <w:lvlJc w:val="left"/>
       <w:pPr>
@@ -23986,7 +26851,7 @@
     <w:lvl w:ilvl="8">
       <w:start w:val="1"/>
       <w:numFmt w:val="decimal"/>
-      <w:pStyle w:val="Overskrift9"/>
+      <w:pStyle w:val="Heading9"/>
       <w:lvlText w:val="%1.%2.%3.%4.%5.%6.%7.%8.%9"/>
       <w:lvlJc w:val="left"/>
       <w:pPr>
@@ -24927,11 +27792,11 @@
       <w:lang w:val="en-GB" w:eastAsia="en-US"/>
     </w:rPr>
   </w:style>
-  <w:style w:type="paragraph" w:styleId="Overskrift1">
+  <w:style w:type="paragraph" w:styleId="Heading1">
     <w:name w:val="heading 1"/>
     <w:basedOn w:val="Normal"/>
     <w:next w:val="Normal"/>
-    <w:link w:val="Overskrift1Tegn"/>
+    <w:link w:val="Heading1Char"/>
     <w:qFormat/>
     <w:rsid w:val="00017510"/>
     <w:pPr>
@@ -24948,7 +27813,7 @@
       <w:sz w:val="24"/>
     </w:rPr>
   </w:style>
-  <w:style w:type="paragraph" w:styleId="Overskrift2">
+  <w:style w:type="paragraph" w:styleId="Heading2">
     <w:name w:val="heading 2"/>
     <w:basedOn w:val="Normal"/>
     <w:next w:val="Normal"/>
@@ -24969,7 +27834,7 @@
       <w:sz w:val="22"/>
     </w:rPr>
   </w:style>
-  <w:style w:type="paragraph" w:styleId="Overskrift3">
+  <w:style w:type="paragraph" w:styleId="Heading3">
     <w:name w:val="heading 3"/>
     <w:basedOn w:val="Normal"/>
     <w:next w:val="Normal"/>
@@ -24988,7 +27853,7 @@
       <w:b/>
     </w:rPr>
   </w:style>
-  <w:style w:type="paragraph" w:styleId="Overskrift4">
+  <w:style w:type="paragraph" w:styleId="Heading4">
     <w:name w:val="heading 4"/>
     <w:basedOn w:val="Normal"/>
     <w:next w:val="Normal"/>
@@ -25008,7 +27873,7 @@
       <w:lang w:val="sq-AL"/>
     </w:rPr>
   </w:style>
-  <w:style w:type="paragraph" w:styleId="Overskrift5">
+  <w:style w:type="paragraph" w:styleId="Heading5">
     <w:name w:val="heading 5"/>
     <w:basedOn w:val="Normal"/>
     <w:next w:val="Normal"/>
@@ -25028,7 +27893,7 @@
       <w:sz w:val="22"/>
     </w:rPr>
   </w:style>
-  <w:style w:type="paragraph" w:styleId="Overskrift6">
+  <w:style w:type="paragraph" w:styleId="Heading6">
     <w:name w:val="heading 6"/>
     <w:basedOn w:val="Normal"/>
     <w:next w:val="Normal"/>
@@ -25048,7 +27913,7 @@
       <w:sz w:val="22"/>
     </w:rPr>
   </w:style>
-  <w:style w:type="paragraph" w:styleId="Overskrift7">
+  <w:style w:type="paragraph" w:styleId="Heading7">
     <w:name w:val="heading 7"/>
     <w:basedOn w:val="Normal"/>
     <w:next w:val="Normal"/>
@@ -25066,7 +27931,7 @@
       <w:i/>
     </w:rPr>
   </w:style>
-  <w:style w:type="paragraph" w:styleId="Overskrift8">
+  <w:style w:type="paragraph" w:styleId="Heading8">
     <w:name w:val="heading 8"/>
     <w:basedOn w:val="Normal"/>
     <w:next w:val="Normal"/>
@@ -25084,7 +27949,7 @@
       <w:i/>
     </w:rPr>
   </w:style>
-  <w:style w:type="paragraph" w:styleId="Overskrift9">
+  <w:style w:type="paragraph" w:styleId="Heading9">
     <w:name w:val="heading 9"/>
     <w:basedOn w:val="Normal"/>
     <w:next w:val="Normal"/>
@@ -25102,13 +27967,13 @@
       <w:i/>
     </w:rPr>
   </w:style>
-  <w:style w:type="character" w:default="1" w:styleId="Standardskriftforavsnitt">
+  <w:style w:type="character" w:default="1" w:styleId="DefaultParagraphFont">
     <w:name w:val="Default Paragraph Font"/>
     <w:uiPriority w:val="1"/>
     <w:semiHidden/>
     <w:unhideWhenUsed/>
   </w:style>
-  <w:style w:type="table" w:default="1" w:styleId="Vanligtabell">
+  <w:style w:type="table" w:default="1" w:styleId="TableNormal">
     <w:name w:val="Normal Table"/>
     <w:uiPriority w:val="99"/>
     <w:semiHidden/>
@@ -25123,13 +27988,13 @@
       </w:tblCellMar>
     </w:tblPr>
   </w:style>
-  <w:style w:type="numbering" w:default="1" w:styleId="Ingenliste">
+  <w:style w:type="numbering" w:default="1" w:styleId="NoList">
     <w:name w:val="No List"/>
     <w:uiPriority w:val="99"/>
     <w:semiHidden/>
     <w:unhideWhenUsed/>
   </w:style>
-  <w:style w:type="paragraph" w:styleId="Topptekst">
+  <w:style w:type="paragraph" w:styleId="Header">
     <w:name w:val="header"/>
     <w:basedOn w:val="Normal"/>
     <w:pPr>
@@ -25139,10 +28004,10 @@
       </w:tabs>
     </w:pPr>
   </w:style>
-  <w:style w:type="paragraph" w:styleId="Bunntekst">
+  <w:style w:type="paragraph" w:styleId="Footer">
     <w:name w:val="footer"/>
     <w:basedOn w:val="Normal"/>
-    <w:link w:val="BunntekstTegn"/>
+    <w:link w:val="FooterChar"/>
     <w:uiPriority w:val="99"/>
     <w:pPr>
       <w:tabs>
@@ -25155,7 +28020,7 @@
       <w:sz w:val="16"/>
     </w:rPr>
   </w:style>
-  <w:style w:type="paragraph" w:styleId="INNH1">
+  <w:style w:type="paragraph" w:styleId="TOC1">
     <w:name w:val="toc 1"/>
     <w:basedOn w:val="Normal"/>
     <w:next w:val="Normal"/>
@@ -25169,7 +28034,7 @@
       <w:sz w:val="20"/>
     </w:rPr>
   </w:style>
-  <w:style w:type="paragraph" w:styleId="INNH2">
+  <w:style w:type="paragraph" w:styleId="TOC2">
     <w:name w:val="toc 2"/>
     <w:basedOn w:val="Normal"/>
     <w:next w:val="Normal"/>
@@ -25182,7 +28047,7 @@
       <w:sz w:val="20"/>
     </w:rPr>
   </w:style>
-  <w:style w:type="paragraph" w:styleId="INNH3">
+  <w:style w:type="paragraph" w:styleId="TOC3">
     <w:name w:val="toc 3"/>
     <w:basedOn w:val="Normal"/>
     <w:next w:val="Normal"/>
@@ -25195,7 +28060,7 @@
       <w:sz w:val="20"/>
     </w:rPr>
   </w:style>
-  <w:style w:type="paragraph" w:styleId="INNH4">
+  <w:style w:type="paragraph" w:styleId="TOC4">
     <w:name w:val="toc 4"/>
     <w:basedOn w:val="Normal"/>
     <w:next w:val="Normal"/>
@@ -25204,7 +28069,7 @@
       <w:ind w:left="720"/>
     </w:pPr>
   </w:style>
-  <w:style w:type="paragraph" w:styleId="INNH5">
+  <w:style w:type="paragraph" w:styleId="TOC5">
     <w:name w:val="toc 5"/>
     <w:basedOn w:val="Normal"/>
     <w:next w:val="Normal"/>
@@ -25213,7 +28078,7 @@
       <w:ind w:left="960"/>
     </w:pPr>
   </w:style>
-  <w:style w:type="paragraph" w:styleId="INNH6">
+  <w:style w:type="paragraph" w:styleId="TOC6">
     <w:name w:val="toc 6"/>
     <w:basedOn w:val="Normal"/>
     <w:next w:val="Normal"/>
@@ -25222,7 +28087,7 @@
       <w:ind w:left="1200"/>
     </w:pPr>
   </w:style>
-  <w:style w:type="paragraph" w:styleId="INNH7">
+  <w:style w:type="paragraph" w:styleId="TOC7">
     <w:name w:val="toc 7"/>
     <w:basedOn w:val="Normal"/>
     <w:next w:val="Normal"/>
@@ -25231,7 +28096,7 @@
       <w:ind w:left="1440"/>
     </w:pPr>
   </w:style>
-  <w:style w:type="paragraph" w:styleId="INNH8">
+  <w:style w:type="paragraph" w:styleId="TOC8">
     <w:name w:val="toc 8"/>
     <w:basedOn w:val="Normal"/>
     <w:next w:val="Normal"/>
@@ -25240,7 +28105,7 @@
       <w:ind w:left="1680"/>
     </w:pPr>
   </w:style>
-  <w:style w:type="paragraph" w:styleId="INNH9">
+  <w:style w:type="paragraph" w:styleId="TOC9">
     <w:name w:val="toc 9"/>
     <w:basedOn w:val="Normal"/>
     <w:next w:val="Normal"/>
@@ -25249,7 +28114,7 @@
       <w:ind w:left="1920"/>
     </w:pPr>
   </w:style>
-  <w:style w:type="paragraph" w:styleId="Indeks1">
+  <w:style w:type="paragraph" w:styleId="Index1">
     <w:name w:val="index 1"/>
     <w:basedOn w:val="Normal"/>
     <w:next w:val="Normal"/>
@@ -25264,7 +28129,7 @@
       <w:b/>
     </w:rPr>
   </w:style>
-  <w:style w:type="paragraph" w:styleId="Indeks3">
+  <w:style w:type="paragraph" w:styleId="Index3">
     <w:name w:val="index 3"/>
     <w:basedOn w:val="Normal"/>
     <w:next w:val="Normal"/>
@@ -25276,7 +28141,7 @@
       <w:ind w:left="600" w:hanging="200"/>
     </w:pPr>
   </w:style>
-  <w:style w:type="paragraph" w:styleId="Bildetekst">
+  <w:style w:type="paragraph" w:styleId="Caption">
     <w:name w:val="caption"/>
     <w:basedOn w:val="Normal"/>
     <w:next w:val="Normal"/>
@@ -25288,14 +28153,14 @@
       <w:i/>
     </w:rPr>
   </w:style>
-  <w:style w:type="character" w:styleId="Fotnotereferanse">
+  <w:style w:type="character" w:styleId="FootnoteReference">
     <w:name w:val="footnote reference"/>
     <w:semiHidden/>
     <w:rPr>
       <w:vertAlign w:val="superscript"/>
     </w:rPr>
   </w:style>
-  <w:style w:type="paragraph" w:styleId="Fotnotetekst">
+  <w:style w:type="paragraph" w:styleId="FootnoteText">
     <w:name w:val="footnote text"/>
     <w:basedOn w:val="Normal"/>
     <w:semiHidden/>
@@ -25306,30 +28171,30 @@
       <w:sz w:val="20"/>
     </w:rPr>
   </w:style>
-  <w:style w:type="character" w:styleId="Merknadsreferanse">
+  <w:style w:type="character" w:styleId="CommentReference">
     <w:name w:val="annotation reference"/>
     <w:semiHidden/>
     <w:rPr>
       <w:sz w:val="16"/>
     </w:rPr>
   </w:style>
-  <w:style w:type="paragraph" w:styleId="Merknadstekst">
+  <w:style w:type="paragraph" w:styleId="CommentText">
     <w:name w:val="annotation text"/>
     <w:basedOn w:val="Normal"/>
-    <w:link w:val="MerknadstekstTegn"/>
+    <w:link w:val="CommentTextChar"/>
     <w:semiHidden/>
     <w:rPr>
       <w:sz w:val="20"/>
     </w:rPr>
   </w:style>
-  <w:style w:type="character" w:styleId="Hyperkobling">
+  <w:style w:type="character" w:styleId="Hyperlink">
     <w:name w:val="Hyperlink"/>
     <w:rPr>
       <w:color w:val="0000FF"/>
       <w:u w:val="single"/>
     </w:rPr>
   </w:style>
-  <w:style w:type="character" w:styleId="Fulgthyperkobling">
+  <w:style w:type="character" w:styleId="FollowedHyperlink">
     <w:name w:val="FollowedHyperlink"/>
     <w:rPr>
       <w:color w:val="800080"/>
@@ -25347,7 +28212,7 @@
   </w:style>
   <w:style w:type="paragraph" w:customStyle="1" w:styleId="Appendix">
     <w:name w:val="Appendix"/>
-    <w:basedOn w:val="Overskrift1"/>
+    <w:basedOn w:val="Heading1"/>
     <w:pPr>
       <w:keepNext/>
       <w:numPr>
@@ -25373,7 +28238,7 @@
       <w:lang w:val="en-US"/>
     </w:rPr>
   </w:style>
-  <w:style w:type="paragraph" w:styleId="Dokumentkart">
+  <w:style w:type="paragraph" w:styleId="DocumentMap">
     <w:name w:val="Document Map"/>
     <w:basedOn w:val="Normal"/>
     <w:semiHidden/>
@@ -25396,9 +28261,9 @@
       <w:sz w:val="20"/>
     </w:rPr>
   </w:style>
-  <w:style w:type="table" w:styleId="Tabellrutenett">
+  <w:style w:type="table" w:styleId="TableGrid">
     <w:name w:val="Table Grid"/>
-    <w:basedOn w:val="Vanligtabell"/>
+    <w:basedOn w:val="TableNormal"/>
     <w:uiPriority w:val="59"/>
     <w:rsid w:val="00FB38FA"/>
     <w:tblPr>
@@ -25423,7 +28288,7 @@
       <w:sz w:val="20"/>
     </w:rPr>
   </w:style>
-  <w:style w:type="character" w:styleId="Utheving">
+  <w:style w:type="character" w:styleId="Emphasis">
     <w:name w:val="Emphasis"/>
     <w:qFormat/>
     <w:rsid w:val="00376949"/>
@@ -25434,7 +28299,7 @@
   </w:style>
   <w:style w:type="paragraph" w:customStyle="1" w:styleId="Style1">
     <w:name w:val="Style1"/>
-    <w:basedOn w:val="Overskrift4"/>
+    <w:basedOn w:val="Heading4"/>
     <w:autoRedefine/>
     <w:rsid w:val="0092522D"/>
     <w:rPr>
@@ -25443,16 +28308,16 @@
   </w:style>
   <w:style w:type="paragraph" w:customStyle="1" w:styleId="Ref">
     <w:name w:val="Ref"/>
-    <w:basedOn w:val="Nummerertliste"/>
+    <w:basedOn w:val="ListNumber"/>
     <w:rsid w:val="0015485B"/>
     <w:rPr>
       <w:rFonts w:cs="Arial"/>
       <w:lang w:val="sq-AL"/>
     </w:rPr>
   </w:style>
-  <w:style w:type="table" w:styleId="Tabell-3D-effekt3">
+  <w:style w:type="table" w:styleId="Table3Deffects3">
     <w:name w:val="Table 3D effects 3"/>
-    <w:basedOn w:val="Vanligtabell"/>
+    <w:basedOn w:val="TableNormal"/>
     <w:rsid w:val="00360D8E"/>
     <w:tblPr>
       <w:tblStyleRowBandSize w:val="1"/>
@@ -25536,7 +28401,7 @@
       </w:tcPr>
     </w:tblStylePr>
   </w:style>
-  <w:style w:type="paragraph" w:styleId="Nummerertliste">
+  <w:style w:type="paragraph" w:styleId="ListNumber">
     <w:name w:val="List Number"/>
     <w:basedOn w:val="Normal"/>
     <w:rsid w:val="00680AFE"/>
@@ -25546,7 +28411,7 @@
       </w:numPr>
     </w:pPr>
   </w:style>
-  <w:style w:type="paragraph" w:styleId="Listeavsnitt">
+  <w:style w:type="paragraph" w:styleId="ListParagraph">
     <w:name w:val="List Paragraph"/>
     <w:basedOn w:val="Normal"/>
     <w:uiPriority w:val="34"/>
@@ -25556,9 +28421,9 @@
       <w:ind w:left="708"/>
     </w:pPr>
   </w:style>
-  <w:style w:type="table" w:styleId="Enkelttabell3">
+  <w:style w:type="table" w:styleId="TableSimple3">
     <w:name w:val="Table Simple 3"/>
-    <w:basedOn w:val="Vanligtabell"/>
+    <w:basedOn w:val="TableNormal"/>
     <w:rsid w:val="00F56828"/>
     <w:tblPr>
       <w:tblBorders>
@@ -25589,7 +28454,7 @@
   </w:style>
   <w:style w:type="table" w:customStyle="1" w:styleId="BV-QR-SingleColumn">
     <w:name w:val="BV-QR-SingleColumn"/>
-    <w:basedOn w:val="Vanligtabell"/>
+    <w:basedOn w:val="TableNormal"/>
     <w:rsid w:val="001A0E53"/>
     <w:pPr>
       <w:spacing w:before="20" w:after="20" w:line="20" w:lineRule="atLeast"/>
@@ -25636,13 +28501,13 @@
   </w:style>
   <w:style w:type="table" w:customStyle="1" w:styleId="BV-QR-Nx3">
     <w:name w:val="BV-QR-Nx3"/>
-    <w:basedOn w:val="Vanligtabell"/>
+    <w:basedOn w:val="TableNormal"/>
     <w:rsid w:val="009C332E"/>
     <w:tblPr/>
   </w:style>
   <w:style w:type="table" w:customStyle="1" w:styleId="BV-Table-Nx1">
     <w:name w:val="BV-Table-Nx1"/>
-    <w:basedOn w:val="Vanligtabell"/>
+    <w:basedOn w:val="TableNormal"/>
     <w:rsid w:val="00E258C3"/>
     <w:pPr>
       <w:spacing w:before="20" w:after="20" w:line="20" w:lineRule="atLeast"/>
@@ -25694,29 +28559,29 @@
       </w:tcPr>
     </w:tblStylePr>
   </w:style>
-  <w:style w:type="paragraph" w:styleId="Kommentaremne">
+  <w:style w:type="paragraph" w:styleId="CommentSubject">
     <w:name w:val="annotation subject"/>
-    <w:basedOn w:val="Merknadstekst"/>
-    <w:next w:val="Merknadstekst"/>
-    <w:link w:val="KommentaremneTegn"/>
+    <w:basedOn w:val="CommentText"/>
+    <w:next w:val="CommentText"/>
+    <w:link w:val="CommentSubjectChar"/>
     <w:rsid w:val="0003573B"/>
     <w:rPr>
       <w:b/>
       <w:bCs/>
     </w:rPr>
   </w:style>
-  <w:style w:type="character" w:customStyle="1" w:styleId="MerknadstekstTegn">
-    <w:name w:val="Merknadstekst Tegn"/>
-    <w:link w:val="Merknadstekst"/>
+  <w:style w:type="character" w:customStyle="1" w:styleId="CommentTextChar">
+    <w:name w:val="Comment Text Char"/>
+    <w:link w:val="CommentText"/>
     <w:semiHidden/>
     <w:rsid w:val="0003573B"/>
     <w:rPr>
       <w:lang w:val="en-GB"/>
     </w:rPr>
   </w:style>
-  <w:style w:type="character" w:customStyle="1" w:styleId="KommentaremneTegn">
-    <w:name w:val="Kommentaremne Tegn"/>
-    <w:link w:val="Kommentaremne"/>
+  <w:style w:type="character" w:customStyle="1" w:styleId="CommentSubjectChar">
+    <w:name w:val="Comment Subject Char"/>
+    <w:link w:val="CommentSubject"/>
     <w:rsid w:val="0003573B"/>
     <w:rPr>
       <w:b/>
@@ -25724,10 +28589,10 @@
       <w:lang w:val="en-GB"/>
     </w:rPr>
   </w:style>
-  <w:style w:type="paragraph" w:styleId="Bobletekst">
+  <w:style w:type="paragraph" w:styleId="BalloonText">
     <w:name w:val="Balloon Text"/>
     <w:basedOn w:val="Normal"/>
-    <w:link w:val="BobletekstTegn"/>
+    <w:link w:val="BalloonTextChar"/>
     <w:rsid w:val="0003573B"/>
     <w:rPr>
       <w:rFonts w:ascii="Tahoma" w:hAnsi="Tahoma" w:cs="Tahoma"/>
@@ -25735,9 +28600,9 @@
       <w:szCs w:val="16"/>
     </w:rPr>
   </w:style>
-  <w:style w:type="character" w:customStyle="1" w:styleId="BobletekstTegn">
-    <w:name w:val="Bobletekst Tegn"/>
-    <w:link w:val="Bobletekst"/>
+  <w:style w:type="character" w:customStyle="1" w:styleId="BalloonTextChar">
+    <w:name w:val="Balloon Text Char"/>
+    <w:link w:val="BalloonText"/>
     <w:rsid w:val="0003573B"/>
     <w:rPr>
       <w:rFonts w:ascii="Tahoma" w:hAnsi="Tahoma" w:cs="Tahoma"/>
@@ -25746,18 +28611,18 @@
       <w:lang w:val="en-GB"/>
     </w:rPr>
   </w:style>
-  <w:style w:type="paragraph" w:styleId="Brdtekst">
+  <w:style w:type="paragraph" w:styleId="BodyText">
     <w:name w:val="Body Text"/>
     <w:basedOn w:val="Normal"/>
-    <w:link w:val="BrdtekstTegn"/>
+    <w:link w:val="BodyTextChar"/>
     <w:rsid w:val="00E2206C"/>
     <w:pPr>
       <w:spacing w:after="120"/>
     </w:pPr>
   </w:style>
-  <w:style w:type="character" w:customStyle="1" w:styleId="BrdtekstTegn">
-    <w:name w:val="Brødtekst Tegn"/>
-    <w:link w:val="Brdtekst"/>
+  <w:style w:type="character" w:customStyle="1" w:styleId="BodyTextChar">
+    <w:name w:val="Body Text Char"/>
+    <w:link w:val="BodyText"/>
     <w:rsid w:val="00E2206C"/>
     <w:rPr>
       <w:sz w:val="24"/>
@@ -25775,7 +28640,7 @@
   </w:style>
   <w:style w:type="table" w:customStyle="1" w:styleId="Rutenettabell1lys-uthevingsfarge11">
     <w:name w:val="Rutenettabell 1 lys - uthevingsfarge 11"/>
-    <w:basedOn w:val="Vanligtabell"/>
+    <w:basedOn w:val="TableNormal"/>
     <w:uiPriority w:val="46"/>
     <w:rsid w:val="005A2CB9"/>
     <w:rPr>
@@ -25847,11 +28712,11 @@
       <w:color w:val="000000"/>
     </w:rPr>
   </w:style>
-  <w:style w:type="paragraph" w:styleId="Tittel">
+  <w:style w:type="paragraph" w:styleId="Title">
     <w:name w:val="Title"/>
     <w:basedOn w:val="Normal"/>
     <w:next w:val="Normal"/>
-    <w:link w:val="TittelTegn"/>
+    <w:link w:val="TitleChar"/>
     <w:qFormat/>
     <w:rsid w:val="00F26B83"/>
     <w:pPr>
@@ -25867,10 +28732,10 @@
       <w:szCs w:val="56"/>
     </w:rPr>
   </w:style>
-  <w:style w:type="character" w:customStyle="1" w:styleId="TittelTegn">
-    <w:name w:val="Tittel Tegn"/>
-    <w:basedOn w:val="Standardskriftforavsnitt"/>
-    <w:link w:val="Tittel"/>
+  <w:style w:type="character" w:customStyle="1" w:styleId="TitleChar">
+    <w:name w:val="Title Char"/>
+    <w:basedOn w:val="DefaultParagraphFont"/>
+    <w:link w:val="Title"/>
     <w:rsid w:val="00F26B83"/>
     <w:rPr>
       <w:rFonts w:ascii="Helvetica Neue" w:eastAsiaTheme="majorEastAsia" w:hAnsi="Helvetica Neue" w:cstheme="majorBidi"/>
@@ -25883,11 +28748,11 @@
       <w:lang w:val="en-GB" w:eastAsia="en-US"/>
     </w:rPr>
   </w:style>
-  <w:style w:type="paragraph" w:styleId="Undertittel">
+  <w:style w:type="paragraph" w:styleId="Subtitle">
     <w:name w:val="Subtitle"/>
     <w:basedOn w:val="Normal"/>
     <w:next w:val="Normal"/>
-    <w:link w:val="UndertittelTegn"/>
+    <w:link w:val="SubtitleChar"/>
     <w:qFormat/>
     <w:rsid w:val="001D006A"/>
     <w:pPr>
@@ -25904,10 +28769,10 @@
       <w:szCs w:val="22"/>
     </w:rPr>
   </w:style>
-  <w:style w:type="character" w:customStyle="1" w:styleId="UndertittelTegn">
-    <w:name w:val="Undertittel Tegn"/>
-    <w:basedOn w:val="Standardskriftforavsnitt"/>
-    <w:link w:val="Undertittel"/>
+  <w:style w:type="character" w:customStyle="1" w:styleId="SubtitleChar">
+    <w:name w:val="Subtitle Char"/>
+    <w:basedOn w:val="DefaultParagraphFont"/>
+    <w:link w:val="Subtitle"/>
     <w:rsid w:val="001D006A"/>
     <w:rPr>
       <w:rFonts w:ascii="Helvetica Light" w:eastAsiaTheme="minorEastAsia" w:hAnsi="Helvetica Light" w:cstheme="minorBidi"/>
@@ -25917,15 +28782,15 @@
       <w:lang w:val="en-GB" w:eastAsia="en-US"/>
     </w:rPr>
   </w:style>
-  <w:style w:type="character" w:styleId="Sidetall">
+  <w:style w:type="character" w:styleId="PageNumber">
     <w:name w:val="page number"/>
-    <w:basedOn w:val="Standardskriftforavsnitt"/>
+    <w:basedOn w:val="DefaultParagraphFont"/>
     <w:rsid w:val="004D74A3"/>
   </w:style>
-  <w:style w:type="character" w:customStyle="1" w:styleId="BunntekstTegn">
-    <w:name w:val="Bunntekst Tegn"/>
-    <w:basedOn w:val="Standardskriftforavsnitt"/>
-    <w:link w:val="Bunntekst"/>
+  <w:style w:type="character" w:customStyle="1" w:styleId="FooterChar">
+    <w:name w:val="Footer Char"/>
+    <w:basedOn w:val="DefaultParagraphFont"/>
+    <w:link w:val="Footer"/>
     <w:uiPriority w:val="99"/>
     <w:rsid w:val="00E12A0A"/>
     <w:rPr>
@@ -25934,10 +28799,10 @@
       <w:lang w:val="en-GB" w:eastAsia="en-US"/>
     </w:rPr>
   </w:style>
-  <w:style w:type="character" w:customStyle="1" w:styleId="Overskrift1Tegn">
-    <w:name w:val="Overskrift 1 Tegn"/>
-    <w:basedOn w:val="Standardskriftforavsnitt"/>
-    <w:link w:val="Overskrift1"/>
+  <w:style w:type="character" w:customStyle="1" w:styleId="Heading1Char">
+    <w:name w:val="Heading 1 Char"/>
+    <w:basedOn w:val="DefaultParagraphFont"/>
+    <w:link w:val="Heading1"/>
     <w:rsid w:val="0089129B"/>
     <w:rPr>
       <w:rFonts w:ascii="Verdana" w:hAnsi="Verdana"/>
